--- a/jira_clone/report/final/SDD_ManageBacklog.docx
+++ b/jira_clone/report/final/SDD_ManageBacklog.docx
@@ -262,57 +262,61 @@
           <w:szCs w:val="18"/>
         </w:rPr>
         <w:br/>
-        <w:t xml:space="preserve">│  State (principal): sprints[], backlogTickets[], statusOptions, memberOptions,     </w:t>
-      </w:r>
+        <w:t xml:space="preserve">│  State (principal): sprints[], </w:t>
+      </w:r>
+      <w:proofErr w:type="spellStart"/>
       <w:r>
         <w:rPr>
           <w:rFonts w:ascii="Consolas" w:hAnsi="Consolas" w:cs="Consolas"/>
           <w:sz w:val="18"/>
           <w:szCs w:val="18"/>
         </w:rPr>
-        <w:t xml:space="preserve">   </w:t>
-      </w:r>
+        <w:t>backlogTickets</w:t>
+      </w:r>
+      <w:proofErr w:type="spellEnd"/>
       <w:r>
         <w:rPr>
           <w:rFonts w:ascii="Consolas" w:hAnsi="Consolas" w:cs="Consolas"/>
           <w:sz w:val="18"/>
           <w:szCs w:val="18"/>
         </w:rPr>
-        <w:t>│</w:t>
-      </w:r>
+        <w:t xml:space="preserve">[], </w:t>
+      </w:r>
+      <w:proofErr w:type="spellStart"/>
       <w:r>
         <w:rPr>
           <w:rFonts w:ascii="Consolas" w:hAnsi="Consolas" w:cs="Consolas"/>
           <w:sz w:val="18"/>
           <w:szCs w:val="18"/>
         </w:rPr>
-        <w:br/>
-        <w:t xml:space="preserve">│                     ticketTypeOptions, epics, priorityOptions                      </w:t>
-      </w:r>
+        <w:t>statusOptions</w:t>
+      </w:r>
+      <w:proofErr w:type="spellEnd"/>
       <w:r>
         <w:rPr>
           <w:rFonts w:ascii="Consolas" w:hAnsi="Consolas" w:cs="Consolas"/>
           <w:sz w:val="18"/>
           <w:szCs w:val="18"/>
         </w:rPr>
-        <w:t xml:space="preserve">   </w:t>
-      </w:r>
+        <w:t xml:space="preserve">, </w:t>
+      </w:r>
+      <w:proofErr w:type="spellStart"/>
       <w:r>
         <w:rPr>
           <w:rFonts w:ascii="Consolas" w:hAnsi="Consolas" w:cs="Consolas"/>
           <w:sz w:val="18"/>
           <w:szCs w:val="18"/>
         </w:rPr>
-        <w:t>│</w:t>
-      </w:r>
+        <w:t>memberOptions</w:t>
+      </w:r>
+      <w:proofErr w:type="spellEnd"/>
       <w:r>
         <w:rPr>
           <w:rFonts w:ascii="Consolas" w:hAnsi="Consolas" w:cs="Consolas"/>
           <w:sz w:val="18"/>
           <w:szCs w:val="18"/>
         </w:rPr>
-        <w:br/>
-        <w:t xml:space="preserve">│  Derived (getters/utils): formatSprint(), enrichTickets(), formatTicket()           </w:t>
+        <w:t xml:space="preserve">,     </w:t>
       </w:r>
       <w:r>
         <w:rPr>
@@ -320,7 +324,7 @@
           <w:sz w:val="18"/>
           <w:szCs w:val="18"/>
         </w:rPr>
-        <w:t xml:space="preserve"> </w:t>
+        <w:t xml:space="preserve">   </w:t>
       </w:r>
       <w:r>
         <w:rPr>
@@ -328,7 +332,7 @@
           <w:sz w:val="18"/>
           <w:szCs w:val="18"/>
         </w:rPr>
-        <w:t xml:space="preserve"> │</w:t>
+        <w:t>│</w:t>
       </w:r>
       <w:r>
         <w:rPr>
@@ -337,14 +341,154 @@
           <w:szCs w:val="18"/>
         </w:rPr>
         <w:br/>
-        <w:t>│                                                                                       │</w:t>
-      </w:r>
+        <w:t xml:space="preserve">│                     </w:t>
+      </w:r>
+      <w:proofErr w:type="spellStart"/>
       <w:r>
         <w:rPr>
           <w:rFonts w:ascii="Consolas" w:hAnsi="Consolas" w:cs="Consolas"/>
           <w:sz w:val="18"/>
           <w:szCs w:val="18"/>
         </w:rPr>
+        <w:t>ticketTypeOptions</w:t>
+      </w:r>
+      <w:proofErr w:type="spellEnd"/>
+      <w:r>
+        <w:rPr>
+          <w:rFonts w:ascii="Consolas" w:hAnsi="Consolas" w:cs="Consolas"/>
+          <w:sz w:val="18"/>
+          <w:szCs w:val="18"/>
+        </w:rPr>
+        <w:t xml:space="preserve">, epics, </w:t>
+      </w:r>
+      <w:proofErr w:type="spellStart"/>
+      <w:r>
+        <w:rPr>
+          <w:rFonts w:ascii="Consolas" w:hAnsi="Consolas" w:cs="Consolas"/>
+          <w:sz w:val="18"/>
+          <w:szCs w:val="18"/>
+        </w:rPr>
+        <w:t>priorityOptions</w:t>
+      </w:r>
+      <w:proofErr w:type="spellEnd"/>
+      <w:r>
+        <w:rPr>
+          <w:rFonts w:ascii="Consolas" w:hAnsi="Consolas" w:cs="Consolas"/>
+          <w:sz w:val="18"/>
+          <w:szCs w:val="18"/>
+        </w:rPr>
+        <w:t xml:space="preserve">                      </w:t>
+      </w:r>
+      <w:r>
+        <w:rPr>
+          <w:rFonts w:ascii="Consolas" w:hAnsi="Consolas" w:cs="Consolas"/>
+          <w:sz w:val="18"/>
+          <w:szCs w:val="18"/>
+        </w:rPr>
+        <w:t xml:space="preserve">   </w:t>
+      </w:r>
+      <w:r>
+        <w:rPr>
+          <w:rFonts w:ascii="Consolas" w:hAnsi="Consolas" w:cs="Consolas"/>
+          <w:sz w:val="18"/>
+          <w:szCs w:val="18"/>
+        </w:rPr>
+        <w:t>│</w:t>
+      </w:r>
+      <w:r>
+        <w:rPr>
+          <w:rFonts w:ascii="Consolas" w:hAnsi="Consolas" w:cs="Consolas"/>
+          <w:sz w:val="18"/>
+          <w:szCs w:val="18"/>
+        </w:rPr>
+        <w:br/>
+        <w:t xml:space="preserve">│  Derived (getters/utils): </w:t>
+      </w:r>
+      <w:proofErr w:type="spellStart"/>
+      <w:r>
+        <w:rPr>
+          <w:rFonts w:ascii="Consolas" w:hAnsi="Consolas" w:cs="Consolas"/>
+          <w:sz w:val="18"/>
+          <w:szCs w:val="18"/>
+        </w:rPr>
+        <w:t>formatSprint</w:t>
+      </w:r>
+      <w:proofErr w:type="spellEnd"/>
+      <w:r>
+        <w:rPr>
+          <w:rFonts w:ascii="Consolas" w:hAnsi="Consolas" w:cs="Consolas"/>
+          <w:sz w:val="18"/>
+          <w:szCs w:val="18"/>
+        </w:rPr>
+        <w:t xml:space="preserve">(), </w:t>
+      </w:r>
+      <w:proofErr w:type="spellStart"/>
+      <w:r>
+        <w:rPr>
+          <w:rFonts w:ascii="Consolas" w:hAnsi="Consolas" w:cs="Consolas"/>
+          <w:sz w:val="18"/>
+          <w:szCs w:val="18"/>
+        </w:rPr>
+        <w:t>enrichTickets</w:t>
+      </w:r>
+      <w:proofErr w:type="spellEnd"/>
+      <w:r>
+        <w:rPr>
+          <w:rFonts w:ascii="Consolas" w:hAnsi="Consolas" w:cs="Consolas"/>
+          <w:sz w:val="18"/>
+          <w:szCs w:val="18"/>
+        </w:rPr>
+        <w:t xml:space="preserve">(), </w:t>
+      </w:r>
+      <w:proofErr w:type="spellStart"/>
+      <w:r>
+        <w:rPr>
+          <w:rFonts w:ascii="Consolas" w:hAnsi="Consolas" w:cs="Consolas"/>
+          <w:sz w:val="18"/>
+          <w:szCs w:val="18"/>
+        </w:rPr>
+        <w:t>formatTicket</w:t>
+      </w:r>
+      <w:proofErr w:type="spellEnd"/>
+      <w:r>
+        <w:rPr>
+          <w:rFonts w:ascii="Consolas" w:hAnsi="Consolas" w:cs="Consolas"/>
+          <w:sz w:val="18"/>
+          <w:szCs w:val="18"/>
+        </w:rPr>
+        <w:t xml:space="preserve">()           </w:t>
+      </w:r>
+      <w:r>
+        <w:rPr>
+          <w:rFonts w:ascii="Consolas" w:hAnsi="Consolas" w:cs="Consolas"/>
+          <w:sz w:val="18"/>
+          <w:szCs w:val="18"/>
+        </w:rPr>
+        <w:t xml:space="preserve"> </w:t>
+      </w:r>
+      <w:r>
+        <w:rPr>
+          <w:rFonts w:ascii="Consolas" w:hAnsi="Consolas" w:cs="Consolas"/>
+          <w:sz w:val="18"/>
+          <w:szCs w:val="18"/>
+        </w:rPr>
+        <w:t xml:space="preserve"> │</w:t>
+      </w:r>
+      <w:r>
+        <w:rPr>
+          <w:rFonts w:ascii="Consolas" w:hAnsi="Consolas" w:cs="Consolas"/>
+          <w:sz w:val="18"/>
+          <w:szCs w:val="18"/>
+        </w:rPr>
+        <w:br/>
+        <w:t>│                                                                                       │</w:t>
+      </w:r>
+      <w:r>
+        <w:rPr>
+          <w:rFonts w:ascii="Consolas" w:hAnsi="Consolas" w:cs="Consolas"/>
+          <w:sz w:val="18"/>
+          <w:szCs w:val="18"/>
+        </w:rPr>
         <w:br/>
         <w:t>│  Children:                                                                            │</w:t>
       </w:r>
@@ -355,25 +499,25 @@
           <w:szCs w:val="18"/>
         </w:rPr>
         <w:br/>
-        <w:t>│   • c-choose-project          → emits projectchosen                                   │</w:t>
-      </w:r>
+        <w:t xml:space="preserve">│   • c-choose-project          → emits </w:t>
+      </w:r>
+      <w:proofErr w:type="spellStart"/>
       <w:r>
         <w:rPr>
           <w:rFonts w:ascii="Consolas" w:hAnsi="Consolas" w:cs="Consolas"/>
           <w:sz w:val="18"/>
           <w:szCs w:val="18"/>
         </w:rPr>
-        <w:br/>
-        <w:t>│   • c-ao-create-ticket-modal  → reusable Create-Ticket modal (backlog &amp; sprint mode)  │</w:t>
-      </w:r>
+        <w:t>projectchosen</w:t>
+      </w:r>
+      <w:proofErr w:type="spellEnd"/>
       <w:r>
         <w:rPr>
           <w:rFonts w:ascii="Consolas" w:hAnsi="Consolas" w:cs="Consolas"/>
           <w:sz w:val="18"/>
           <w:szCs w:val="18"/>
         </w:rPr>
-        <w:br/>
-        <w:t>│   • c-ao-ticket-item          → one ticket row (delete, summary, status, priority,    │</w:t>
+        <w:t xml:space="preserve">                                   │</w:t>
       </w:r>
       <w:r>
         <w:rPr>
@@ -382,14 +526,68 @@
           <w:szCs w:val="18"/>
         </w:rPr>
         <w:br/>
-        <w:t>│                                  assignee, epic, sub-tasks, select, drag handle)      │</w:t>
-      </w:r>
+        <w:t>│   • c-</w:t>
+      </w:r>
+      <w:proofErr w:type="spellStart"/>
       <w:r>
         <w:rPr>
           <w:rFonts w:ascii="Consolas" w:hAnsi="Consolas" w:cs="Consolas"/>
           <w:sz w:val="18"/>
           <w:szCs w:val="18"/>
         </w:rPr>
+        <w:t>ao</w:t>
+      </w:r>
+      <w:proofErr w:type="spellEnd"/>
+      <w:r>
+        <w:rPr>
+          <w:rFonts w:ascii="Consolas" w:hAnsi="Consolas" w:cs="Consolas"/>
+          <w:sz w:val="18"/>
+          <w:szCs w:val="18"/>
+        </w:rPr>
+        <w:t>-create-ticket-modal  → reusable Create-Ticket modal (backlog &amp; sprint mode)  │</w:t>
+      </w:r>
+      <w:r>
+        <w:rPr>
+          <w:rFonts w:ascii="Consolas" w:hAnsi="Consolas" w:cs="Consolas"/>
+          <w:sz w:val="18"/>
+          <w:szCs w:val="18"/>
+        </w:rPr>
+        <w:br/>
+        <w:t>│   • c-</w:t>
+      </w:r>
+      <w:proofErr w:type="spellStart"/>
+      <w:r>
+        <w:rPr>
+          <w:rFonts w:ascii="Consolas" w:hAnsi="Consolas" w:cs="Consolas"/>
+          <w:sz w:val="18"/>
+          <w:szCs w:val="18"/>
+        </w:rPr>
+        <w:t>ao</w:t>
+      </w:r>
+      <w:proofErr w:type="spellEnd"/>
+      <w:r>
+        <w:rPr>
+          <w:rFonts w:ascii="Consolas" w:hAnsi="Consolas" w:cs="Consolas"/>
+          <w:sz w:val="18"/>
+          <w:szCs w:val="18"/>
+        </w:rPr>
+        <w:t>-ticket-item          → one ticket row (delete, summary, status, priority,    │</w:t>
+      </w:r>
+      <w:r>
+        <w:rPr>
+          <w:rFonts w:ascii="Consolas" w:hAnsi="Consolas" w:cs="Consolas"/>
+          <w:sz w:val="18"/>
+          <w:szCs w:val="18"/>
+        </w:rPr>
+        <w:br/>
+        <w:t>│                                  assignee, epic, sub-tasks, select, drag handle)      │</w:t>
+      </w:r>
+      <w:r>
+        <w:rPr>
+          <w:rFonts w:ascii="Consolas" w:hAnsi="Consolas" w:cs="Consolas"/>
+          <w:sz w:val="18"/>
+          <w:szCs w:val="18"/>
+        </w:rPr>
         <w:br/>
         <w:t>│   • c-ticket-view             → right-side peek panel (links, subtasks, description)  │</w:t>
       </w:r>
@@ -400,14 +598,140 @@
           <w:szCs w:val="18"/>
         </w:rPr>
         <w:br/>
-        <w:t>│   • ao-* controls             → c-ao-btn / c-ao-input / c-ao-combobox / c-ao-checkbox │</w:t>
-      </w:r>
+        <w:t xml:space="preserve">│   • </w:t>
+      </w:r>
+      <w:proofErr w:type="spellStart"/>
       <w:r>
         <w:rPr>
           <w:rFonts w:ascii="Consolas" w:hAnsi="Consolas" w:cs="Consolas"/>
           <w:sz w:val="18"/>
           <w:szCs w:val="18"/>
         </w:rPr>
+        <w:t>ao</w:t>
+      </w:r>
+      <w:proofErr w:type="spellEnd"/>
+      <w:r>
+        <w:rPr>
+          <w:rFonts w:ascii="Consolas" w:hAnsi="Consolas" w:cs="Consolas"/>
+          <w:sz w:val="18"/>
+          <w:szCs w:val="18"/>
+        </w:rPr>
+        <w:t>-* controls             → c-</w:t>
+      </w:r>
+      <w:proofErr w:type="spellStart"/>
+      <w:r>
+        <w:rPr>
+          <w:rFonts w:ascii="Consolas" w:hAnsi="Consolas" w:cs="Consolas"/>
+          <w:sz w:val="18"/>
+          <w:szCs w:val="18"/>
+        </w:rPr>
+        <w:t>ao</w:t>
+      </w:r>
+      <w:proofErr w:type="spellEnd"/>
+      <w:r>
+        <w:rPr>
+          <w:rFonts w:ascii="Consolas" w:hAnsi="Consolas" w:cs="Consolas"/>
+          <w:sz w:val="18"/>
+          <w:szCs w:val="18"/>
+        </w:rPr>
+        <w:t>-</w:t>
+      </w:r>
+      <w:proofErr w:type="spellStart"/>
+      <w:r>
+        <w:rPr>
+          <w:rFonts w:ascii="Consolas" w:hAnsi="Consolas" w:cs="Consolas"/>
+          <w:sz w:val="18"/>
+          <w:szCs w:val="18"/>
+        </w:rPr>
+        <w:t>btn</w:t>
+      </w:r>
+      <w:proofErr w:type="spellEnd"/>
+      <w:r>
+        <w:rPr>
+          <w:rFonts w:ascii="Consolas" w:hAnsi="Consolas" w:cs="Consolas"/>
+          <w:sz w:val="18"/>
+          <w:szCs w:val="18"/>
+        </w:rPr>
+        <w:t xml:space="preserve"> / c-</w:t>
+      </w:r>
+      <w:proofErr w:type="spellStart"/>
+      <w:r>
+        <w:rPr>
+          <w:rFonts w:ascii="Consolas" w:hAnsi="Consolas" w:cs="Consolas"/>
+          <w:sz w:val="18"/>
+          <w:szCs w:val="18"/>
+        </w:rPr>
+        <w:t>ao</w:t>
+      </w:r>
+      <w:proofErr w:type="spellEnd"/>
+      <w:r>
+        <w:rPr>
+          <w:rFonts w:ascii="Consolas" w:hAnsi="Consolas" w:cs="Consolas"/>
+          <w:sz w:val="18"/>
+          <w:szCs w:val="18"/>
+        </w:rPr>
+        <w:t>-input / c-</w:t>
+      </w:r>
+      <w:proofErr w:type="spellStart"/>
+      <w:r>
+        <w:rPr>
+          <w:rFonts w:ascii="Consolas" w:hAnsi="Consolas" w:cs="Consolas"/>
+          <w:sz w:val="18"/>
+          <w:szCs w:val="18"/>
+        </w:rPr>
+        <w:t>ao</w:t>
+      </w:r>
+      <w:proofErr w:type="spellEnd"/>
+      <w:r>
+        <w:rPr>
+          <w:rFonts w:ascii="Consolas" w:hAnsi="Consolas" w:cs="Consolas"/>
+          <w:sz w:val="18"/>
+          <w:szCs w:val="18"/>
+        </w:rPr>
+        <w:t>-</w:t>
+      </w:r>
+      <w:proofErr w:type="spellStart"/>
+      <w:r>
+        <w:rPr>
+          <w:rFonts w:ascii="Consolas" w:hAnsi="Consolas" w:cs="Consolas"/>
+          <w:sz w:val="18"/>
+          <w:szCs w:val="18"/>
+        </w:rPr>
+        <w:t>combobox</w:t>
+      </w:r>
+      <w:proofErr w:type="spellEnd"/>
+      <w:r>
+        <w:rPr>
+          <w:rFonts w:ascii="Consolas" w:hAnsi="Consolas" w:cs="Consolas"/>
+          <w:sz w:val="18"/>
+          <w:szCs w:val="18"/>
+        </w:rPr>
+        <w:t xml:space="preserve"> / c-</w:t>
+      </w:r>
+      <w:proofErr w:type="spellStart"/>
+      <w:r>
+        <w:rPr>
+          <w:rFonts w:ascii="Consolas" w:hAnsi="Consolas" w:cs="Consolas"/>
+          <w:sz w:val="18"/>
+          <w:szCs w:val="18"/>
+        </w:rPr>
+        <w:t>ao</w:t>
+      </w:r>
+      <w:proofErr w:type="spellEnd"/>
+      <w:r>
+        <w:rPr>
+          <w:rFonts w:ascii="Consolas" w:hAnsi="Consolas" w:cs="Consolas"/>
+          <w:sz w:val="18"/>
+          <w:szCs w:val="18"/>
+        </w:rPr>
+        <w:t>-checkbox │</w:t>
+      </w:r>
+      <w:r>
+        <w:rPr>
+          <w:rFonts w:ascii="Consolas" w:hAnsi="Consolas" w:cs="Consolas"/>
+          <w:sz w:val="18"/>
+          <w:szCs w:val="18"/>
+        </w:rPr>
         <w:br/>
         <w:t>└───────────────────────────────────────────────────────────────────────────────────────┘</w:t>
       </w:r>
@@ -436,23 +760,25 @@
           <w:szCs w:val="18"/>
         </w:rPr>
         <w:br/>
-        <w:t>┌──────────────────── ManageBacklogController (APIResponse envelope) ─────────────────</w:t>
-      </w:r>
+        <w:t>┌──────────────────── ManageBacklogController (</w:t>
+      </w:r>
+      <w:proofErr w:type="spellStart"/>
       <w:r>
         <w:rPr>
           <w:rFonts w:ascii="Consolas" w:hAnsi="Consolas" w:cs="Consolas"/>
           <w:sz w:val="18"/>
           <w:szCs w:val="18"/>
         </w:rPr>
-        <w:t>──</w:t>
-      </w:r>
+        <w:t>APIResponse</w:t>
+      </w:r>
+      <w:proofErr w:type="spellEnd"/>
       <w:r>
         <w:rPr>
           <w:rFonts w:ascii="Consolas" w:hAnsi="Consolas" w:cs="Consolas"/>
           <w:sz w:val="18"/>
           <w:szCs w:val="18"/>
         </w:rPr>
-        <w:t>┐</w:t>
+        <w:t xml:space="preserve"> envelope) ─────────────────</w:t>
       </w:r>
       <w:r>
         <w:rPr>
@@ -460,8 +786,7 @@
           <w:sz w:val="18"/>
           <w:szCs w:val="18"/>
         </w:rPr>
-        <w:br/>
-        <w:t>│  Thin orchestration: blank-check inputs → DomainCorrectness.require* → delegate.      │</w:t>
+        <w:t>──</w:t>
       </w:r>
       <w:r>
         <w:rPr>
@@ -469,6 +794,41 @@
           <w:sz w:val="18"/>
           <w:szCs w:val="18"/>
         </w:rPr>
+        <w:t>┐</w:t>
+      </w:r>
+      <w:r>
+        <w:rPr>
+          <w:rFonts w:ascii="Consolas" w:hAnsi="Consolas" w:cs="Consolas"/>
+          <w:sz w:val="18"/>
+          <w:szCs w:val="18"/>
+        </w:rPr>
+        <w:br/>
+        <w:t xml:space="preserve">│  Thin orchestration: blank-check inputs → </w:t>
+      </w:r>
+      <w:proofErr w:type="spellStart"/>
+      <w:r>
+        <w:rPr>
+          <w:rFonts w:ascii="Consolas" w:hAnsi="Consolas" w:cs="Consolas"/>
+          <w:sz w:val="18"/>
+          <w:szCs w:val="18"/>
+        </w:rPr>
+        <w:t>DomainCorrectness.require</w:t>
+      </w:r>
+      <w:proofErr w:type="spellEnd"/>
+      <w:r>
+        <w:rPr>
+          <w:rFonts w:ascii="Consolas" w:hAnsi="Consolas" w:cs="Consolas"/>
+          <w:sz w:val="18"/>
+          <w:szCs w:val="18"/>
+        </w:rPr>
+        <w:t>* → delegate.      │</w:t>
+      </w:r>
+      <w:r>
+        <w:rPr>
+          <w:rFonts w:ascii="Consolas" w:hAnsi="Consolas" w:cs="Consolas"/>
+          <w:sz w:val="18"/>
+          <w:szCs w:val="18"/>
+        </w:rPr>
         <w:br/>
         <w:t>└───────────────────────────────────────────────────────────────────────────────────────┘</w:t>
       </w:r>
@@ -497,17 +857,171 @@
           <w:szCs w:val="18"/>
         </w:rPr>
         <w:br/>
-        <w:t xml:space="preserve">   SprintService · TicketService · StatusService · EpicService · ProjectService ·</w:t>
-      </w:r>
+        <w:t xml:space="preserve">   </w:t>
+      </w:r>
+      <w:proofErr w:type="spellStart"/>
       <w:r>
         <w:rPr>
           <w:rFonts w:ascii="Consolas" w:hAnsi="Consolas" w:cs="Consolas"/>
           <w:sz w:val="18"/>
           <w:szCs w:val="18"/>
         </w:rPr>
+        <w:t>SprintService</w:t>
+      </w:r>
+      <w:proofErr w:type="spellEnd"/>
+      <w:r>
+        <w:rPr>
+          <w:rFonts w:ascii="Consolas" w:hAnsi="Consolas" w:cs="Consolas"/>
+          <w:sz w:val="18"/>
+          <w:szCs w:val="18"/>
+        </w:rPr>
+        <w:t xml:space="preserve"> · </w:t>
+      </w:r>
+      <w:proofErr w:type="spellStart"/>
+      <w:r>
+        <w:rPr>
+          <w:rFonts w:ascii="Consolas" w:hAnsi="Consolas" w:cs="Consolas"/>
+          <w:sz w:val="18"/>
+          <w:szCs w:val="18"/>
+        </w:rPr>
+        <w:t>TicketService</w:t>
+      </w:r>
+      <w:proofErr w:type="spellEnd"/>
+      <w:r>
+        <w:rPr>
+          <w:rFonts w:ascii="Consolas" w:hAnsi="Consolas" w:cs="Consolas"/>
+          <w:sz w:val="18"/>
+          <w:szCs w:val="18"/>
+        </w:rPr>
+        <w:t xml:space="preserve"> · </w:t>
+      </w:r>
+      <w:proofErr w:type="spellStart"/>
+      <w:r>
+        <w:rPr>
+          <w:rFonts w:ascii="Consolas" w:hAnsi="Consolas" w:cs="Consolas"/>
+          <w:sz w:val="18"/>
+          <w:szCs w:val="18"/>
+        </w:rPr>
+        <w:t>StatusService</w:t>
+      </w:r>
+      <w:proofErr w:type="spellEnd"/>
+      <w:r>
+        <w:rPr>
+          <w:rFonts w:ascii="Consolas" w:hAnsi="Consolas" w:cs="Consolas"/>
+          <w:sz w:val="18"/>
+          <w:szCs w:val="18"/>
+        </w:rPr>
+        <w:t xml:space="preserve"> · </w:t>
+      </w:r>
+      <w:proofErr w:type="spellStart"/>
+      <w:r>
+        <w:rPr>
+          <w:rFonts w:ascii="Consolas" w:hAnsi="Consolas" w:cs="Consolas"/>
+          <w:sz w:val="18"/>
+          <w:szCs w:val="18"/>
+        </w:rPr>
+        <w:t>EpicService</w:t>
+      </w:r>
+      <w:proofErr w:type="spellEnd"/>
+      <w:r>
+        <w:rPr>
+          <w:rFonts w:ascii="Consolas" w:hAnsi="Consolas" w:cs="Consolas"/>
+          <w:sz w:val="18"/>
+          <w:szCs w:val="18"/>
+        </w:rPr>
+        <w:t xml:space="preserve"> · </w:t>
+      </w:r>
+      <w:proofErr w:type="spellStart"/>
+      <w:r>
+        <w:rPr>
+          <w:rFonts w:ascii="Consolas" w:hAnsi="Consolas" w:cs="Consolas"/>
+          <w:sz w:val="18"/>
+          <w:szCs w:val="18"/>
+        </w:rPr>
+        <w:t>ProjectService</w:t>
+      </w:r>
+      <w:proofErr w:type="spellEnd"/>
+      <w:r>
+        <w:rPr>
+          <w:rFonts w:ascii="Consolas" w:hAnsi="Consolas" w:cs="Consolas"/>
+          <w:sz w:val="18"/>
+          <w:szCs w:val="18"/>
+        </w:rPr>
+        <w:t xml:space="preserve"> ·</w:t>
+      </w:r>
+      <w:r>
+        <w:rPr>
+          <w:rFonts w:ascii="Consolas" w:hAnsi="Consolas" w:cs="Consolas"/>
+          <w:sz w:val="18"/>
+          <w:szCs w:val="18"/>
+        </w:rPr>
         <w:br/>
-        <w:t xml:space="preserve">   WorkflowService · ValidateFieldService · NameSequenceService · DomainCompleteValidator</w:t>
-      </w:r>
+        <w:t xml:space="preserve">   </w:t>
+      </w:r>
+      <w:proofErr w:type="spellStart"/>
+      <w:r>
+        <w:rPr>
+          <w:rFonts w:ascii="Consolas" w:hAnsi="Consolas" w:cs="Consolas"/>
+          <w:sz w:val="18"/>
+          <w:szCs w:val="18"/>
+        </w:rPr>
+        <w:t>WorkflowService</w:t>
+      </w:r>
+      <w:proofErr w:type="spellEnd"/>
+      <w:r>
+        <w:rPr>
+          <w:rFonts w:ascii="Consolas" w:hAnsi="Consolas" w:cs="Consolas"/>
+          <w:sz w:val="18"/>
+          <w:szCs w:val="18"/>
+        </w:rPr>
+        <w:t xml:space="preserve"> · </w:t>
+      </w:r>
+      <w:proofErr w:type="spellStart"/>
+      <w:r>
+        <w:rPr>
+          <w:rFonts w:ascii="Consolas" w:hAnsi="Consolas" w:cs="Consolas"/>
+          <w:sz w:val="18"/>
+          <w:szCs w:val="18"/>
+        </w:rPr>
+        <w:t>ValidateFieldService</w:t>
+      </w:r>
+      <w:proofErr w:type="spellEnd"/>
+      <w:r>
+        <w:rPr>
+          <w:rFonts w:ascii="Consolas" w:hAnsi="Consolas" w:cs="Consolas"/>
+          <w:sz w:val="18"/>
+          <w:szCs w:val="18"/>
+        </w:rPr>
+        <w:t xml:space="preserve"> · </w:t>
+      </w:r>
+      <w:proofErr w:type="spellStart"/>
+      <w:r>
+        <w:rPr>
+          <w:rFonts w:ascii="Consolas" w:hAnsi="Consolas" w:cs="Consolas"/>
+          <w:sz w:val="18"/>
+          <w:szCs w:val="18"/>
+        </w:rPr>
+        <w:t>NameSequenceService</w:t>
+      </w:r>
+      <w:proofErr w:type="spellEnd"/>
+      <w:r>
+        <w:rPr>
+          <w:rFonts w:ascii="Consolas" w:hAnsi="Consolas" w:cs="Consolas"/>
+          <w:sz w:val="18"/>
+          <w:szCs w:val="18"/>
+        </w:rPr>
+        <w:t xml:space="preserve"> · </w:t>
+      </w:r>
+      <w:proofErr w:type="spellStart"/>
+      <w:r>
+        <w:rPr>
+          <w:rFonts w:ascii="Consolas" w:hAnsi="Consolas" w:cs="Consolas"/>
+          <w:sz w:val="18"/>
+          <w:szCs w:val="18"/>
+        </w:rPr>
+        <w:t>DomainCompleteValidator</w:t>
+      </w:r>
+      <w:proofErr w:type="spellEnd"/>
     </w:p>
     <w:p>
       <w:pPr>
@@ -523,23 +1037,61 @@
       <w:r>
         <w:t xml:space="preserve"> Every controller method returns </w:t>
       </w:r>
+      <w:proofErr w:type="spellStart"/>
       <w:r>
         <w:rPr>
           <w:rFonts w:ascii="Consolas" w:hAnsi="Consolas" w:cs="Consolas"/>
           <w:sz w:val="20"/>
           <w:szCs w:val="20"/>
         </w:rPr>
-        <w:t>APIResponse { success, message, data }</w:t>
-      </w:r>
-      <w:r>
-        <w:t xml:space="preserve">. The LWC treats </w:t>
-      </w:r>
+        <w:t>APIResponse</w:t>
+      </w:r>
+      <w:proofErr w:type="spellEnd"/>
       <w:r>
         <w:rPr>
           <w:rFonts w:ascii="Consolas" w:hAnsi="Consolas" w:cs="Consolas"/>
           <w:sz w:val="20"/>
           <w:szCs w:val="20"/>
         </w:rPr>
+        <w:t xml:space="preserve"> </w:t>
+      </w:r>
+      <w:proofErr w:type="gramStart"/>
+      <w:r>
+        <w:rPr>
+          <w:rFonts w:ascii="Consolas" w:hAnsi="Consolas" w:cs="Consolas"/>
+          <w:sz w:val="20"/>
+          <w:szCs w:val="20"/>
+        </w:rPr>
+        <w:t>{ success</w:t>
+      </w:r>
+      <w:proofErr w:type="gramEnd"/>
+      <w:r>
+        <w:rPr>
+          <w:rFonts w:ascii="Consolas" w:hAnsi="Consolas" w:cs="Consolas"/>
+          <w:sz w:val="20"/>
+          <w:szCs w:val="20"/>
+        </w:rPr>
+        <w:t xml:space="preserve">, message, </w:t>
+      </w:r>
+      <w:proofErr w:type="gramStart"/>
+      <w:r>
+        <w:rPr>
+          <w:rFonts w:ascii="Consolas" w:hAnsi="Consolas" w:cs="Consolas"/>
+          <w:sz w:val="20"/>
+          <w:szCs w:val="20"/>
+        </w:rPr>
+        <w:t>data }</w:t>
+      </w:r>
+      <w:proofErr w:type="gramEnd"/>
+      <w:r>
+        <w:t xml:space="preserve">. The LWC treats </w:t>
+      </w:r>
+      <w:r>
+        <w:rPr>
+          <w:rFonts w:ascii="Consolas" w:hAnsi="Consolas" w:cs="Consolas"/>
+          <w:sz w:val="20"/>
+          <w:szCs w:val="20"/>
+        </w:rPr>
         <w:t>success === false</w:t>
       </w:r>
       <w:r>
@@ -560,6 +1112,7 @@
       <w:r>
         <w:t xml:space="preserve"> (from </w:t>
       </w:r>
+      <w:proofErr w:type="spellStart"/>
       <w:r>
         <w:rPr>
           <w:rFonts w:ascii="Consolas" w:hAnsi="Consolas" w:cs="Consolas"/>
@@ -568,17 +1121,84 @@
         </w:rPr>
         <w:t>loadBacklogData</w:t>
       </w:r>
+      <w:proofErr w:type="spellEnd"/>
       <w:r>
         <w:t xml:space="preserve">): </w:t>
       </w:r>
+      <w:proofErr w:type="gramStart"/>
       <w:r>
         <w:rPr>
           <w:rFonts w:ascii="Consolas" w:hAnsi="Consolas" w:cs="Consolas"/>
           <w:sz w:val="20"/>
           <w:szCs w:val="20"/>
         </w:rPr>
-        <w:t>{ sprints, status, ticketTypes, members, epics, backlogTickets, priorityOptions }</w:t>
-      </w:r>
+        <w:t>{ sprints</w:t>
+      </w:r>
+      <w:proofErr w:type="gramEnd"/>
+      <w:r>
+        <w:rPr>
+          <w:rFonts w:ascii="Consolas" w:hAnsi="Consolas" w:cs="Consolas"/>
+          <w:sz w:val="20"/>
+          <w:szCs w:val="20"/>
+        </w:rPr>
+        <w:t xml:space="preserve">, status, </w:t>
+      </w:r>
+      <w:proofErr w:type="spellStart"/>
+      <w:r>
+        <w:rPr>
+          <w:rFonts w:ascii="Consolas" w:hAnsi="Consolas" w:cs="Consolas"/>
+          <w:sz w:val="20"/>
+          <w:szCs w:val="20"/>
+        </w:rPr>
+        <w:t>ticketTypes</w:t>
+      </w:r>
+      <w:proofErr w:type="spellEnd"/>
+      <w:r>
+        <w:rPr>
+          <w:rFonts w:ascii="Consolas" w:hAnsi="Consolas" w:cs="Consolas"/>
+          <w:sz w:val="20"/>
+          <w:szCs w:val="20"/>
+        </w:rPr>
+        <w:t xml:space="preserve">, members, epics, </w:t>
+      </w:r>
+      <w:proofErr w:type="spellStart"/>
+      <w:r>
+        <w:rPr>
+          <w:rFonts w:ascii="Consolas" w:hAnsi="Consolas" w:cs="Consolas"/>
+          <w:sz w:val="20"/>
+          <w:szCs w:val="20"/>
+        </w:rPr>
+        <w:t>backlogTickets</w:t>
+      </w:r>
+      <w:proofErr w:type="spellEnd"/>
+      <w:r>
+        <w:rPr>
+          <w:rFonts w:ascii="Consolas" w:hAnsi="Consolas" w:cs="Consolas"/>
+          <w:sz w:val="20"/>
+          <w:szCs w:val="20"/>
+        </w:rPr>
+        <w:t xml:space="preserve">, </w:t>
+      </w:r>
+      <w:proofErr w:type="spellStart"/>
+      <w:proofErr w:type="gramStart"/>
+      <w:r>
+        <w:rPr>
+          <w:rFonts w:ascii="Consolas" w:hAnsi="Consolas" w:cs="Consolas"/>
+          <w:sz w:val="20"/>
+          <w:szCs w:val="20"/>
+        </w:rPr>
+        <w:t>priorityOptions</w:t>
+      </w:r>
+      <w:proofErr w:type="spellEnd"/>
+      <w:r>
+        <w:rPr>
+          <w:rFonts w:ascii="Consolas" w:hAnsi="Consolas" w:cs="Consolas"/>
+          <w:sz w:val="20"/>
+          <w:szCs w:val="20"/>
+        </w:rPr>
+        <w:t xml:space="preserve"> }</w:t>
+      </w:r>
+      <w:proofErr w:type="gramEnd"/>
       <w:r>
         <w:t>.</w:t>
       </w:r>
@@ -806,6 +1426,7 @@
             <w:vAlign w:val="center"/>
           </w:tcPr>
           <w:p>
+            <w:proofErr w:type="spellStart"/>
             <w:r>
               <w:rPr>
                 <w:rFonts w:ascii="Consolas" w:hAnsi="Consolas" w:cs="Consolas"/>
@@ -814,6 +1435,7 @@
               </w:rPr>
               <w:t>loadBacklogData</w:t>
             </w:r>
+            <w:proofErr w:type="spellEnd"/>
           </w:p>
         </w:tc>
         <w:tc>
@@ -851,6 +1473,7 @@
             <w:vAlign w:val="center"/>
           </w:tcPr>
           <w:p>
+            <w:proofErr w:type="spellStart"/>
             <w:r>
               <w:rPr>
                 <w:rFonts w:ascii="Consolas" w:hAnsi="Consolas" w:cs="Consolas"/>
@@ -859,6 +1482,7 @@
               </w:rPr>
               <w:t>projectId</w:t>
             </w:r>
+            <w:proofErr w:type="spellEnd"/>
           </w:p>
         </w:tc>
         <w:tc>
@@ -882,7 +1506,61 @@
                 <w:sz w:val="20"/>
                 <w:szCs w:val="20"/>
               </w:rPr>
-              <w:t>{sprints,status,ticketTypes,members,epics,backlogTickets,priorityOptions}</w:t>
+              <w:t>{</w:t>
+            </w:r>
+            <w:proofErr w:type="gramStart"/>
+            <w:r>
+              <w:rPr>
+                <w:rFonts w:ascii="Consolas" w:hAnsi="Consolas" w:cs="Consolas"/>
+                <w:sz w:val="20"/>
+                <w:szCs w:val="20"/>
+              </w:rPr>
+              <w:t>sprints,status</w:t>
+            </w:r>
+            <w:proofErr w:type="gramEnd"/>
+            <w:r>
+              <w:rPr>
+                <w:rFonts w:ascii="Consolas" w:hAnsi="Consolas" w:cs="Consolas"/>
+                <w:sz w:val="20"/>
+                <w:szCs w:val="20"/>
+              </w:rPr>
+              <w:t>,</w:t>
+            </w:r>
+            <w:proofErr w:type="gramStart"/>
+            <w:r>
+              <w:rPr>
+                <w:rFonts w:ascii="Consolas" w:hAnsi="Consolas" w:cs="Consolas"/>
+                <w:sz w:val="20"/>
+                <w:szCs w:val="20"/>
+              </w:rPr>
+              <w:t>ticketTypes,members</w:t>
+            </w:r>
+            <w:proofErr w:type="gramEnd"/>
+            <w:r>
+              <w:rPr>
+                <w:rFonts w:ascii="Consolas" w:hAnsi="Consolas" w:cs="Consolas"/>
+                <w:sz w:val="20"/>
+                <w:szCs w:val="20"/>
+              </w:rPr>
+              <w:t>,</w:t>
+            </w:r>
+            <w:proofErr w:type="gramStart"/>
+            <w:r>
+              <w:rPr>
+                <w:rFonts w:ascii="Consolas" w:hAnsi="Consolas" w:cs="Consolas"/>
+                <w:sz w:val="20"/>
+                <w:szCs w:val="20"/>
+              </w:rPr>
+              <w:t>epics,backlogTickets</w:t>
+            </w:r>
+            <w:proofErr w:type="gramEnd"/>
+            <w:r>
+              <w:rPr>
+                <w:rFonts w:ascii="Consolas" w:hAnsi="Consolas" w:cs="Consolas"/>
+                <w:sz w:val="20"/>
+                <w:szCs w:val="20"/>
+              </w:rPr>
+              <w:t>,priorityOptions}</w:t>
             </w:r>
           </w:p>
         </w:tc>
@@ -907,7 +1585,35 @@
                 <w:sz w:val="20"/>
                 <w:szCs w:val="20"/>
               </w:rPr>
-              <w:t>_loadData()</w:t>
+              <w:t>_</w:t>
+            </w:r>
+            <w:proofErr w:type="spellStart"/>
+            <w:proofErr w:type="gramStart"/>
+            <w:r>
+              <w:rPr>
+                <w:rFonts w:ascii="Consolas" w:hAnsi="Consolas" w:cs="Consolas"/>
+                <w:sz w:val="20"/>
+                <w:szCs w:val="20"/>
+              </w:rPr>
+              <w:t>loadData</w:t>
+            </w:r>
+            <w:proofErr w:type="spellEnd"/>
+            <w:r>
+              <w:rPr>
+                <w:rFonts w:ascii="Consolas" w:hAnsi="Consolas" w:cs="Consolas"/>
+                <w:sz w:val="20"/>
+                <w:szCs w:val="20"/>
+              </w:rPr>
+              <w:t>(</w:t>
+            </w:r>
+            <w:proofErr w:type="gramEnd"/>
+            <w:r>
+              <w:rPr>
+                <w:rFonts w:ascii="Consolas" w:hAnsi="Consolas" w:cs="Consolas"/>
+                <w:sz w:val="20"/>
+                <w:szCs w:val="20"/>
+              </w:rPr>
+              <w:t>)</w:t>
             </w:r>
             <w:r>
               <w:t xml:space="preserve"> </w:t>
@@ -935,6 +1641,7 @@
             <w:vAlign w:val="center"/>
           </w:tcPr>
           <w:p>
+            <w:proofErr w:type="spellStart"/>
             <w:r>
               <w:rPr>
                 <w:rFonts w:ascii="Consolas" w:hAnsi="Consolas" w:cs="Consolas"/>
@@ -944,6 +1651,7 @@
               <w:lastRenderedPageBreak/>
               <w:t>loadBacklogTickets</w:t>
             </w:r>
+            <w:proofErr w:type="spellEnd"/>
           </w:p>
         </w:tc>
         <w:tc>
@@ -981,14 +1689,34 @@
             <w:vAlign w:val="center"/>
           </w:tcPr>
           <w:p>
-            <w:r>
-              <w:rPr>
-                <w:rFonts w:ascii="Consolas" w:hAnsi="Consolas" w:cs="Consolas"/>
-                <w:sz w:val="20"/>
-                <w:szCs w:val="20"/>
-              </w:rPr>
-              <w:t>projectId, offset, pageSize</w:t>
-            </w:r>
+            <w:proofErr w:type="spellStart"/>
+            <w:r>
+              <w:rPr>
+                <w:rFonts w:ascii="Consolas" w:hAnsi="Consolas" w:cs="Consolas"/>
+                <w:sz w:val="20"/>
+                <w:szCs w:val="20"/>
+              </w:rPr>
+              <w:t>projectId</w:t>
+            </w:r>
+            <w:proofErr w:type="spellEnd"/>
+            <w:r>
+              <w:rPr>
+                <w:rFonts w:ascii="Consolas" w:hAnsi="Consolas" w:cs="Consolas"/>
+                <w:sz w:val="20"/>
+                <w:szCs w:val="20"/>
+              </w:rPr>
+              <w:t xml:space="preserve">, offset, </w:t>
+            </w:r>
+            <w:proofErr w:type="spellStart"/>
+            <w:r>
+              <w:rPr>
+                <w:rFonts w:ascii="Consolas" w:hAnsi="Consolas" w:cs="Consolas"/>
+                <w:sz w:val="20"/>
+                <w:szCs w:val="20"/>
+              </w:rPr>
+              <w:t>pageSize</w:t>
+            </w:r>
+            <w:proofErr w:type="spellEnd"/>
           </w:p>
         </w:tc>
         <w:tc>
@@ -1006,13 +1734,41 @@
             <w:vAlign w:val="center"/>
           </w:tcPr>
           <w:p>
-            <w:r>
-              <w:rPr>
-                <w:rFonts w:ascii="Consolas" w:hAnsi="Consolas" w:cs="Consolas"/>
-                <w:sz w:val="20"/>
-                <w:szCs w:val="20"/>
-              </w:rPr>
-              <w:t>Ticket__c[]</w:t>
+            <w:proofErr w:type="spellStart"/>
+            <w:r>
+              <w:rPr>
+                <w:rFonts w:ascii="Consolas" w:hAnsi="Consolas" w:cs="Consolas"/>
+                <w:sz w:val="20"/>
+                <w:szCs w:val="20"/>
+              </w:rPr>
+              <w:t>Ticket__</w:t>
+            </w:r>
+            <w:proofErr w:type="gramStart"/>
+            <w:r>
+              <w:rPr>
+                <w:rFonts w:ascii="Consolas" w:hAnsi="Consolas" w:cs="Consolas"/>
+                <w:sz w:val="20"/>
+                <w:szCs w:val="20"/>
+              </w:rPr>
+              <w:t>c</w:t>
+            </w:r>
+            <w:proofErr w:type="spellEnd"/>
+            <w:r>
+              <w:rPr>
+                <w:rFonts w:ascii="Consolas" w:hAnsi="Consolas" w:cs="Consolas"/>
+                <w:sz w:val="20"/>
+                <w:szCs w:val="20"/>
+              </w:rPr>
+              <w:t>[</w:t>
+            </w:r>
+            <w:proofErr w:type="gramEnd"/>
+            <w:r>
+              <w:rPr>
+                <w:rFonts w:ascii="Consolas" w:hAnsi="Consolas" w:cs="Consolas"/>
+                <w:sz w:val="20"/>
+                <w:szCs w:val="20"/>
+              </w:rPr>
+              <w:t>]</w:t>
             </w:r>
           </w:p>
         </w:tc>
@@ -1053,6 +1809,7 @@
             <w:vAlign w:val="center"/>
           </w:tcPr>
           <w:p>
+            <w:proofErr w:type="spellStart"/>
             <w:r>
               <w:rPr>
                 <w:rFonts w:ascii="Consolas" w:hAnsi="Consolas" w:cs="Consolas"/>
@@ -1061,6 +1818,7 @@
               </w:rPr>
               <w:t>loadTicketsBySprint</w:t>
             </w:r>
+            <w:proofErr w:type="spellEnd"/>
           </w:p>
         </w:tc>
         <w:tc>
@@ -1098,14 +1856,34 @@
             <w:vAlign w:val="center"/>
           </w:tcPr>
           <w:p>
-            <w:r>
-              <w:rPr>
-                <w:rFonts w:ascii="Consolas" w:hAnsi="Consolas" w:cs="Consolas"/>
-                <w:sz w:val="20"/>
-                <w:szCs w:val="20"/>
-              </w:rPr>
-              <w:t>sprintId, offset, pageSize</w:t>
-            </w:r>
+            <w:proofErr w:type="spellStart"/>
+            <w:r>
+              <w:rPr>
+                <w:rFonts w:ascii="Consolas" w:hAnsi="Consolas" w:cs="Consolas"/>
+                <w:sz w:val="20"/>
+                <w:szCs w:val="20"/>
+              </w:rPr>
+              <w:t>sprintId</w:t>
+            </w:r>
+            <w:proofErr w:type="spellEnd"/>
+            <w:r>
+              <w:rPr>
+                <w:rFonts w:ascii="Consolas" w:hAnsi="Consolas" w:cs="Consolas"/>
+                <w:sz w:val="20"/>
+                <w:szCs w:val="20"/>
+              </w:rPr>
+              <w:t xml:space="preserve">, offset, </w:t>
+            </w:r>
+            <w:proofErr w:type="spellStart"/>
+            <w:r>
+              <w:rPr>
+                <w:rFonts w:ascii="Consolas" w:hAnsi="Consolas" w:cs="Consolas"/>
+                <w:sz w:val="20"/>
+                <w:szCs w:val="20"/>
+              </w:rPr>
+              <w:t>pageSize</w:t>
+            </w:r>
+            <w:proofErr w:type="spellEnd"/>
           </w:p>
         </w:tc>
         <w:tc>
@@ -1123,13 +1901,41 @@
             <w:vAlign w:val="center"/>
           </w:tcPr>
           <w:p>
-            <w:r>
-              <w:rPr>
-                <w:rFonts w:ascii="Consolas" w:hAnsi="Consolas" w:cs="Consolas"/>
-                <w:sz w:val="20"/>
-                <w:szCs w:val="20"/>
-              </w:rPr>
-              <w:t>Ticket__c[]</w:t>
+            <w:proofErr w:type="spellStart"/>
+            <w:r>
+              <w:rPr>
+                <w:rFonts w:ascii="Consolas" w:hAnsi="Consolas" w:cs="Consolas"/>
+                <w:sz w:val="20"/>
+                <w:szCs w:val="20"/>
+              </w:rPr>
+              <w:t>Ticket__</w:t>
+            </w:r>
+            <w:proofErr w:type="gramStart"/>
+            <w:r>
+              <w:rPr>
+                <w:rFonts w:ascii="Consolas" w:hAnsi="Consolas" w:cs="Consolas"/>
+                <w:sz w:val="20"/>
+                <w:szCs w:val="20"/>
+              </w:rPr>
+              <w:t>c</w:t>
+            </w:r>
+            <w:proofErr w:type="spellEnd"/>
+            <w:r>
+              <w:rPr>
+                <w:rFonts w:ascii="Consolas" w:hAnsi="Consolas" w:cs="Consolas"/>
+                <w:sz w:val="20"/>
+                <w:szCs w:val="20"/>
+              </w:rPr>
+              <w:t>[</w:t>
+            </w:r>
+            <w:proofErr w:type="gramEnd"/>
+            <w:r>
+              <w:rPr>
+                <w:rFonts w:ascii="Consolas" w:hAnsi="Consolas" w:cs="Consolas"/>
+                <w:sz w:val="20"/>
+                <w:szCs w:val="20"/>
+              </w:rPr>
+              <w:t>]</w:t>
             </w:r>
           </w:p>
         </w:tc>
@@ -1170,6 +1976,7 @@
             <w:vAlign w:val="center"/>
           </w:tcPr>
           <w:p>
+            <w:proofErr w:type="spellStart"/>
             <w:r>
               <w:rPr>
                 <w:rFonts w:ascii="Consolas" w:hAnsi="Consolas" w:cs="Consolas"/>
@@ -1178,6 +1985,7 @@
               </w:rPr>
               <w:t>loadTicketBySearchTerm</w:t>
             </w:r>
+            <w:proofErr w:type="spellEnd"/>
           </w:p>
         </w:tc>
         <w:tc>
@@ -1215,14 +2023,34 @@
             <w:vAlign w:val="center"/>
           </w:tcPr>
           <w:p>
-            <w:r>
-              <w:rPr>
-                <w:rFonts w:ascii="Consolas" w:hAnsi="Consolas" w:cs="Consolas"/>
-                <w:sz w:val="20"/>
-                <w:szCs w:val="20"/>
-              </w:rPr>
-              <w:t>projectId, searchTerm</w:t>
-            </w:r>
+            <w:proofErr w:type="spellStart"/>
+            <w:r>
+              <w:rPr>
+                <w:rFonts w:ascii="Consolas" w:hAnsi="Consolas" w:cs="Consolas"/>
+                <w:sz w:val="20"/>
+                <w:szCs w:val="20"/>
+              </w:rPr>
+              <w:t>projectId</w:t>
+            </w:r>
+            <w:proofErr w:type="spellEnd"/>
+            <w:r>
+              <w:rPr>
+                <w:rFonts w:ascii="Consolas" w:hAnsi="Consolas" w:cs="Consolas"/>
+                <w:sz w:val="20"/>
+                <w:szCs w:val="20"/>
+              </w:rPr>
+              <w:t xml:space="preserve">, </w:t>
+            </w:r>
+            <w:proofErr w:type="spellStart"/>
+            <w:r>
+              <w:rPr>
+                <w:rFonts w:ascii="Consolas" w:hAnsi="Consolas" w:cs="Consolas"/>
+                <w:sz w:val="20"/>
+                <w:szCs w:val="20"/>
+              </w:rPr>
+              <w:t>searchTerm</w:t>
+            </w:r>
+            <w:proofErr w:type="spellEnd"/>
           </w:p>
         </w:tc>
         <w:tc>
@@ -1240,13 +2068,41 @@
             <w:vAlign w:val="center"/>
           </w:tcPr>
           <w:p>
-            <w:r>
-              <w:rPr>
-                <w:rFonts w:ascii="Consolas" w:hAnsi="Consolas" w:cs="Consolas"/>
-                <w:sz w:val="20"/>
-                <w:szCs w:val="20"/>
-              </w:rPr>
-              <w:t>Ticket__c[]</w:t>
+            <w:proofErr w:type="spellStart"/>
+            <w:r>
+              <w:rPr>
+                <w:rFonts w:ascii="Consolas" w:hAnsi="Consolas" w:cs="Consolas"/>
+                <w:sz w:val="20"/>
+                <w:szCs w:val="20"/>
+              </w:rPr>
+              <w:t>Ticket__</w:t>
+            </w:r>
+            <w:proofErr w:type="gramStart"/>
+            <w:r>
+              <w:rPr>
+                <w:rFonts w:ascii="Consolas" w:hAnsi="Consolas" w:cs="Consolas"/>
+                <w:sz w:val="20"/>
+                <w:szCs w:val="20"/>
+              </w:rPr>
+              <w:t>c</w:t>
+            </w:r>
+            <w:proofErr w:type="spellEnd"/>
+            <w:r>
+              <w:rPr>
+                <w:rFonts w:ascii="Consolas" w:hAnsi="Consolas" w:cs="Consolas"/>
+                <w:sz w:val="20"/>
+                <w:szCs w:val="20"/>
+              </w:rPr>
+              <w:t>[</w:t>
+            </w:r>
+            <w:proofErr w:type="gramEnd"/>
+            <w:r>
+              <w:rPr>
+                <w:rFonts w:ascii="Consolas" w:hAnsi="Consolas" w:cs="Consolas"/>
+                <w:sz w:val="20"/>
+                <w:szCs w:val="20"/>
+              </w:rPr>
+              <w:t>]</w:t>
             </w:r>
             <w:r>
               <w:t xml:space="preserve"> (SOSL)</w:t>
@@ -1298,6 +2154,7 @@
             <w:vAlign w:val="center"/>
           </w:tcPr>
           <w:p>
+            <w:proofErr w:type="spellStart"/>
             <w:r>
               <w:rPr>
                 <w:rFonts w:ascii="Consolas" w:hAnsi="Consolas" w:cs="Consolas"/>
@@ -1306,6 +2163,7 @@
               </w:rPr>
               <w:t>loadTicketTypes</w:t>
             </w:r>
+            <w:proofErr w:type="spellEnd"/>
           </w:p>
         </w:tc>
         <w:tc>
@@ -1343,6 +2201,7 @@
             <w:vAlign w:val="center"/>
           </w:tcPr>
           <w:p>
+            <w:proofErr w:type="spellStart"/>
             <w:r>
               <w:rPr>
                 <w:rFonts w:ascii="Consolas" w:hAnsi="Consolas" w:cs="Consolas"/>
@@ -1351,6 +2210,7 @@
               </w:rPr>
               <w:t>projectId</w:t>
             </w:r>
+            <w:proofErr w:type="spellEnd"/>
           </w:p>
         </w:tc>
         <w:tc>
@@ -1368,13 +2228,41 @@
             <w:vAlign w:val="center"/>
           </w:tcPr>
           <w:p>
-            <w:r>
-              <w:rPr>
-                <w:rFonts w:ascii="Consolas" w:hAnsi="Consolas" w:cs="Consolas"/>
-                <w:sz w:val="20"/>
-                <w:szCs w:val="20"/>
-              </w:rPr>
-              <w:t>TicketType__c[]</w:t>
+            <w:proofErr w:type="spellStart"/>
+            <w:r>
+              <w:rPr>
+                <w:rFonts w:ascii="Consolas" w:hAnsi="Consolas" w:cs="Consolas"/>
+                <w:sz w:val="20"/>
+                <w:szCs w:val="20"/>
+              </w:rPr>
+              <w:t>TicketType</w:t>
+            </w:r>
+            <w:proofErr w:type="spellEnd"/>
+            <w:r>
+              <w:rPr>
+                <w:rFonts w:ascii="Consolas" w:hAnsi="Consolas" w:cs="Consolas"/>
+                <w:sz w:val="20"/>
+                <w:szCs w:val="20"/>
+              </w:rPr>
+              <w:t>__</w:t>
+            </w:r>
+            <w:proofErr w:type="gramStart"/>
+            <w:r>
+              <w:rPr>
+                <w:rFonts w:ascii="Consolas" w:hAnsi="Consolas" w:cs="Consolas"/>
+                <w:sz w:val="20"/>
+                <w:szCs w:val="20"/>
+              </w:rPr>
+              <w:t>c[</w:t>
+            </w:r>
+            <w:proofErr w:type="gramEnd"/>
+            <w:r>
+              <w:rPr>
+                <w:rFonts w:ascii="Consolas" w:hAnsi="Consolas" w:cs="Consolas"/>
+                <w:sz w:val="20"/>
+                <w:szCs w:val="20"/>
+              </w:rPr>
+              <w:t>]</w:t>
             </w:r>
           </w:p>
         </w:tc>
@@ -1415,6 +2303,7 @@
             <w:vAlign w:val="center"/>
           </w:tcPr>
           <w:p>
+            <w:proofErr w:type="spellStart"/>
             <w:r>
               <w:rPr>
                 <w:rFonts w:ascii="Consolas" w:hAnsi="Consolas" w:cs="Consolas"/>
@@ -1423,6 +2312,7 @@
               </w:rPr>
               <w:t>loadMembers</w:t>
             </w:r>
+            <w:proofErr w:type="spellEnd"/>
           </w:p>
         </w:tc>
         <w:tc>
@@ -1460,6 +2350,7 @@
             <w:vAlign w:val="center"/>
           </w:tcPr>
           <w:p>
+            <w:proofErr w:type="spellStart"/>
             <w:r>
               <w:rPr>
                 <w:rFonts w:ascii="Consolas" w:hAnsi="Consolas" w:cs="Consolas"/>
@@ -1468,6 +2359,7 @@
               </w:rPr>
               <w:t>projectId</w:t>
             </w:r>
+            <w:proofErr w:type="spellEnd"/>
           </w:p>
         </w:tc>
         <w:tc>
@@ -1485,13 +2377,41 @@
             <w:vAlign w:val="center"/>
           </w:tcPr>
           <w:p>
-            <w:r>
-              <w:rPr>
-                <w:rFonts w:ascii="Consolas" w:hAnsi="Consolas" w:cs="Consolas"/>
-                <w:sz w:val="20"/>
-                <w:szCs w:val="20"/>
-              </w:rPr>
-              <w:t>ProjectMember__c[]</w:t>
+            <w:proofErr w:type="spellStart"/>
+            <w:r>
+              <w:rPr>
+                <w:rFonts w:ascii="Consolas" w:hAnsi="Consolas" w:cs="Consolas"/>
+                <w:sz w:val="20"/>
+                <w:szCs w:val="20"/>
+              </w:rPr>
+              <w:t>ProjectMember</w:t>
+            </w:r>
+            <w:proofErr w:type="spellEnd"/>
+            <w:r>
+              <w:rPr>
+                <w:rFonts w:ascii="Consolas" w:hAnsi="Consolas" w:cs="Consolas"/>
+                <w:sz w:val="20"/>
+                <w:szCs w:val="20"/>
+              </w:rPr>
+              <w:t>__</w:t>
+            </w:r>
+            <w:proofErr w:type="gramStart"/>
+            <w:r>
+              <w:rPr>
+                <w:rFonts w:ascii="Consolas" w:hAnsi="Consolas" w:cs="Consolas"/>
+                <w:sz w:val="20"/>
+                <w:szCs w:val="20"/>
+              </w:rPr>
+              <w:t>c[</w:t>
+            </w:r>
+            <w:proofErr w:type="gramEnd"/>
+            <w:r>
+              <w:rPr>
+                <w:rFonts w:ascii="Consolas" w:hAnsi="Consolas" w:cs="Consolas"/>
+                <w:sz w:val="20"/>
+                <w:szCs w:val="20"/>
+              </w:rPr>
+              <w:t>]</w:t>
             </w:r>
           </w:p>
         </w:tc>
@@ -1532,6 +2452,7 @@
             <w:vAlign w:val="center"/>
           </w:tcPr>
           <w:p>
+            <w:proofErr w:type="spellStart"/>
             <w:r>
               <w:rPr>
                 <w:rFonts w:ascii="Consolas" w:hAnsi="Consolas" w:cs="Consolas"/>
@@ -1540,6 +2461,7 @@
               </w:rPr>
               <w:t>getProjectStatuses</w:t>
             </w:r>
+            <w:proofErr w:type="spellEnd"/>
           </w:p>
         </w:tc>
         <w:tc>
@@ -1577,6 +2499,7 @@
             <w:vAlign w:val="center"/>
           </w:tcPr>
           <w:p>
+            <w:proofErr w:type="spellStart"/>
             <w:r>
               <w:rPr>
                 <w:rFonts w:ascii="Consolas" w:hAnsi="Consolas" w:cs="Consolas"/>
@@ -1585,6 +2508,7 @@
               </w:rPr>
               <w:t>projectId</w:t>
             </w:r>
+            <w:proofErr w:type="spellEnd"/>
           </w:p>
         </w:tc>
         <w:tc>
@@ -1602,13 +2526,41 @@
             <w:vAlign w:val="center"/>
           </w:tcPr>
           <w:p>
-            <w:r>
-              <w:rPr>
-                <w:rFonts w:ascii="Consolas" w:hAnsi="Consolas" w:cs="Consolas"/>
-                <w:sz w:val="20"/>
-                <w:szCs w:val="20"/>
-              </w:rPr>
-              <w:t>Status__c[]</w:t>
+            <w:proofErr w:type="spellStart"/>
+            <w:r>
+              <w:rPr>
+                <w:rFonts w:ascii="Consolas" w:hAnsi="Consolas" w:cs="Consolas"/>
+                <w:sz w:val="20"/>
+                <w:szCs w:val="20"/>
+              </w:rPr>
+              <w:t>Status__</w:t>
+            </w:r>
+            <w:proofErr w:type="gramStart"/>
+            <w:r>
+              <w:rPr>
+                <w:rFonts w:ascii="Consolas" w:hAnsi="Consolas" w:cs="Consolas"/>
+                <w:sz w:val="20"/>
+                <w:szCs w:val="20"/>
+              </w:rPr>
+              <w:t>c</w:t>
+            </w:r>
+            <w:proofErr w:type="spellEnd"/>
+            <w:r>
+              <w:rPr>
+                <w:rFonts w:ascii="Consolas" w:hAnsi="Consolas" w:cs="Consolas"/>
+                <w:sz w:val="20"/>
+                <w:szCs w:val="20"/>
+              </w:rPr>
+              <w:t>[</w:t>
+            </w:r>
+            <w:proofErr w:type="gramEnd"/>
+            <w:r>
+              <w:rPr>
+                <w:rFonts w:ascii="Consolas" w:hAnsi="Consolas" w:cs="Consolas"/>
+                <w:sz w:val="20"/>
+                <w:szCs w:val="20"/>
+              </w:rPr>
+              <w:t>]</w:t>
             </w:r>
           </w:p>
         </w:tc>
@@ -1649,6 +2601,7 @@
             <w:vAlign w:val="center"/>
           </w:tcPr>
           <w:p>
+            <w:proofErr w:type="spellStart"/>
             <w:r>
               <w:rPr>
                 <w:rFonts w:ascii="Consolas" w:hAnsi="Consolas" w:cs="Consolas"/>
@@ -1657,6 +2610,7 @@
               </w:rPr>
               <w:t>loadUsers</w:t>
             </w:r>
+            <w:proofErr w:type="spellEnd"/>
           </w:p>
         </w:tc>
         <w:tc>
@@ -1714,13 +2668,23 @@
             <w:vAlign w:val="center"/>
           </w:tcPr>
           <w:p>
-            <w:r>
-              <w:rPr>
-                <w:rFonts w:ascii="Consolas" w:hAnsi="Consolas" w:cs="Consolas"/>
-                <w:sz w:val="20"/>
-                <w:szCs w:val="20"/>
-              </w:rPr>
-              <w:t>User[]</w:t>
+            <w:proofErr w:type="gramStart"/>
+            <w:r>
+              <w:rPr>
+                <w:rFonts w:ascii="Consolas" w:hAnsi="Consolas" w:cs="Consolas"/>
+                <w:sz w:val="20"/>
+                <w:szCs w:val="20"/>
+              </w:rPr>
+              <w:t>User[</w:t>
+            </w:r>
+            <w:proofErr w:type="gramEnd"/>
+            <w:r>
+              <w:rPr>
+                <w:rFonts w:ascii="Consolas" w:hAnsi="Consolas" w:cs="Consolas"/>
+                <w:sz w:val="20"/>
+                <w:szCs w:val="20"/>
+              </w:rPr>
+              <w:t>]</w:t>
             </w:r>
           </w:p>
         </w:tc>
@@ -1761,6 +2725,7 @@
             <w:vAlign w:val="center"/>
           </w:tcPr>
           <w:p>
+            <w:proofErr w:type="spellStart"/>
             <w:r>
               <w:rPr>
                 <w:rFonts w:ascii="Consolas" w:hAnsi="Consolas" w:cs="Consolas"/>
@@ -1769,6 +2734,7 @@
               </w:rPr>
               <w:t>loadProjects</w:t>
             </w:r>
+            <w:proofErr w:type="spellEnd"/>
           </w:p>
         </w:tc>
         <w:tc>
@@ -1826,13 +2792,41 @@
             <w:vAlign w:val="center"/>
           </w:tcPr>
           <w:p>
-            <w:r>
-              <w:rPr>
-                <w:rFonts w:ascii="Consolas" w:hAnsi="Consolas" w:cs="Consolas"/>
-                <w:sz w:val="20"/>
-                <w:szCs w:val="20"/>
-              </w:rPr>
-              <w:t>Project__c[]</w:t>
+            <w:proofErr w:type="spellStart"/>
+            <w:r>
+              <w:rPr>
+                <w:rFonts w:ascii="Consolas" w:hAnsi="Consolas" w:cs="Consolas"/>
+                <w:sz w:val="20"/>
+                <w:szCs w:val="20"/>
+              </w:rPr>
+              <w:t>Project__</w:t>
+            </w:r>
+            <w:proofErr w:type="gramStart"/>
+            <w:r>
+              <w:rPr>
+                <w:rFonts w:ascii="Consolas" w:hAnsi="Consolas" w:cs="Consolas"/>
+                <w:sz w:val="20"/>
+                <w:szCs w:val="20"/>
+              </w:rPr>
+              <w:t>c</w:t>
+            </w:r>
+            <w:proofErr w:type="spellEnd"/>
+            <w:r>
+              <w:rPr>
+                <w:rFonts w:ascii="Consolas" w:hAnsi="Consolas" w:cs="Consolas"/>
+                <w:sz w:val="20"/>
+                <w:szCs w:val="20"/>
+              </w:rPr>
+              <w:t>[</w:t>
+            </w:r>
+            <w:proofErr w:type="gramEnd"/>
+            <w:r>
+              <w:rPr>
+                <w:rFonts w:ascii="Consolas" w:hAnsi="Consolas" w:cs="Consolas"/>
+                <w:sz w:val="20"/>
+                <w:szCs w:val="20"/>
+              </w:rPr>
+              <w:t>]</w:t>
             </w:r>
           </w:p>
         </w:tc>
@@ -2003,6 +2997,7 @@
             <w:vAlign w:val="center"/>
           </w:tcPr>
           <w:p>
+            <w:proofErr w:type="spellStart"/>
             <w:r>
               <w:rPr>
                 <w:rFonts w:ascii="Consolas" w:hAnsi="Consolas" w:cs="Consolas"/>
@@ -2011,6 +3006,7 @@
               </w:rPr>
               <w:t>createSprint</w:t>
             </w:r>
+            <w:proofErr w:type="spellEnd"/>
           </w:p>
         </w:tc>
         <w:tc>
@@ -2054,8 +3050,36 @@
                 <w:sz w:val="20"/>
                 <w:szCs w:val="20"/>
               </w:rPr>
-              <w:t>duration, startDate, goal, projectId</w:t>
-            </w:r>
+              <w:t xml:space="preserve">duration, </w:t>
+            </w:r>
+            <w:proofErr w:type="spellStart"/>
+            <w:r>
+              <w:rPr>
+                <w:rFonts w:ascii="Consolas" w:hAnsi="Consolas" w:cs="Consolas"/>
+                <w:sz w:val="20"/>
+                <w:szCs w:val="20"/>
+              </w:rPr>
+              <w:t>startDate</w:t>
+            </w:r>
+            <w:proofErr w:type="spellEnd"/>
+            <w:r>
+              <w:rPr>
+                <w:rFonts w:ascii="Consolas" w:hAnsi="Consolas" w:cs="Consolas"/>
+                <w:sz w:val="20"/>
+                <w:szCs w:val="20"/>
+              </w:rPr>
+              <w:t xml:space="preserve">, goal, </w:t>
+            </w:r>
+            <w:proofErr w:type="spellStart"/>
+            <w:r>
+              <w:rPr>
+                <w:rFonts w:ascii="Consolas" w:hAnsi="Consolas" w:cs="Consolas"/>
+                <w:sz w:val="20"/>
+                <w:szCs w:val="20"/>
+              </w:rPr>
+              <w:t>projectId</w:t>
+            </w:r>
+            <w:proofErr w:type="spellEnd"/>
           </w:p>
         </w:tc>
         <w:tc>
@@ -2106,6 +3130,7 @@
             <w:vAlign w:val="center"/>
           </w:tcPr>
           <w:p>
+            <w:proofErr w:type="spellStart"/>
             <w:r>
               <w:rPr>
                 <w:rFonts w:ascii="Consolas" w:hAnsi="Consolas" w:cs="Consolas"/>
@@ -2114,6 +3139,7 @@
               </w:rPr>
               <w:t>updateSprint</w:t>
             </w:r>
+            <w:proofErr w:type="spellEnd"/>
           </w:p>
         </w:tc>
         <w:tc>
@@ -2151,13 +3177,41 @@
             <w:vAlign w:val="center"/>
           </w:tcPr>
           <w:p>
-            <w:r>
-              <w:rPr>
-                <w:rFonts w:ascii="Consolas" w:hAnsi="Consolas" w:cs="Consolas"/>
-                <w:sz w:val="20"/>
-                <w:szCs w:val="20"/>
-              </w:rPr>
-              <w:t>sprintId, duration, startDate, goal</w:t>
+            <w:proofErr w:type="spellStart"/>
+            <w:r>
+              <w:rPr>
+                <w:rFonts w:ascii="Consolas" w:hAnsi="Consolas" w:cs="Consolas"/>
+                <w:sz w:val="20"/>
+                <w:szCs w:val="20"/>
+              </w:rPr>
+              <w:t>sprintId</w:t>
+            </w:r>
+            <w:proofErr w:type="spellEnd"/>
+            <w:r>
+              <w:rPr>
+                <w:rFonts w:ascii="Consolas" w:hAnsi="Consolas" w:cs="Consolas"/>
+                <w:sz w:val="20"/>
+                <w:szCs w:val="20"/>
+              </w:rPr>
+              <w:t xml:space="preserve">, duration, </w:t>
+            </w:r>
+            <w:proofErr w:type="spellStart"/>
+            <w:r>
+              <w:rPr>
+                <w:rFonts w:ascii="Consolas" w:hAnsi="Consolas" w:cs="Consolas"/>
+                <w:sz w:val="20"/>
+                <w:szCs w:val="20"/>
+              </w:rPr>
+              <w:t>startDate</w:t>
+            </w:r>
+            <w:proofErr w:type="spellEnd"/>
+            <w:r>
+              <w:rPr>
+                <w:rFonts w:ascii="Consolas" w:hAnsi="Consolas" w:cs="Consolas"/>
+                <w:sz w:val="20"/>
+                <w:szCs w:val="20"/>
+              </w:rPr>
+              <w:t>, goal</w:t>
             </w:r>
           </w:p>
         </w:tc>
@@ -2198,6 +3252,7 @@
             <w:vAlign w:val="center"/>
           </w:tcPr>
           <w:p>
+            <w:proofErr w:type="spellStart"/>
             <w:r>
               <w:rPr>
                 <w:rFonts w:ascii="Consolas" w:hAnsi="Consolas" w:cs="Consolas"/>
@@ -2207,6 +3262,7 @@
               <w:lastRenderedPageBreak/>
               <w:t>startSprint</w:t>
             </w:r>
+            <w:proofErr w:type="spellEnd"/>
           </w:p>
         </w:tc>
         <w:tc>
@@ -2244,6 +3300,7 @@
             <w:vAlign w:val="center"/>
           </w:tcPr>
           <w:p>
+            <w:proofErr w:type="spellStart"/>
             <w:r>
               <w:rPr>
                 <w:rFonts w:ascii="Consolas" w:hAnsi="Consolas" w:cs="Consolas"/>
@@ -2252,6 +3309,7 @@
               </w:rPr>
               <w:t>sprintId</w:t>
             </w:r>
+            <w:proofErr w:type="spellEnd"/>
           </w:p>
         </w:tc>
         <w:tc>
@@ -2275,8 +3333,18 @@
                 <w:sz w:val="20"/>
                 <w:szCs w:val="20"/>
               </w:rPr>
-              <w:t>future → in_progress</w:t>
-            </w:r>
+              <w:t xml:space="preserve">future → </w:t>
+            </w:r>
+            <w:proofErr w:type="spellStart"/>
+            <w:r>
+              <w:rPr>
+                <w:rFonts w:ascii="Consolas" w:hAnsi="Consolas" w:cs="Consolas"/>
+                <w:sz w:val="20"/>
+                <w:szCs w:val="20"/>
+              </w:rPr>
+              <w:t>in_progress</w:t>
+            </w:r>
+            <w:proofErr w:type="spellEnd"/>
             <w:r>
               <w:t xml:space="preserve"> (one active per project)</w:t>
             </w:r>
@@ -2299,6 +3367,7 @@
             <w:vAlign w:val="center"/>
           </w:tcPr>
           <w:p>
+            <w:proofErr w:type="spellStart"/>
             <w:r>
               <w:rPr>
                 <w:rFonts w:ascii="Consolas" w:hAnsi="Consolas" w:cs="Consolas"/>
@@ -2307,6 +3376,7 @@
               </w:rPr>
               <w:t>completeSprint</w:t>
             </w:r>
+            <w:proofErr w:type="spellEnd"/>
           </w:p>
         </w:tc>
         <w:tc>
@@ -2344,6 +3414,7 @@
             <w:vAlign w:val="center"/>
           </w:tcPr>
           <w:p>
+            <w:proofErr w:type="spellStart"/>
             <w:r>
               <w:rPr>
                 <w:rFonts w:ascii="Consolas" w:hAnsi="Consolas" w:cs="Consolas"/>
@@ -2352,6 +3423,7 @@
               </w:rPr>
               <w:t>sprintId</w:t>
             </w:r>
+            <w:proofErr w:type="spellEnd"/>
           </w:p>
         </w:tc>
         <w:tc>
@@ -2369,13 +3441,23 @@
             <w:vAlign w:val="center"/>
           </w:tcPr>
           <w:p>
-            <w:r>
-              <w:rPr>
-                <w:rFonts w:ascii="Consolas" w:hAnsi="Consolas" w:cs="Consolas"/>
-                <w:sz w:val="20"/>
-                <w:szCs w:val="20"/>
-              </w:rPr>
-              <w:t>in_progress → completed</w:t>
+            <w:proofErr w:type="spellStart"/>
+            <w:r>
+              <w:rPr>
+                <w:rFonts w:ascii="Consolas" w:hAnsi="Consolas" w:cs="Consolas"/>
+                <w:sz w:val="20"/>
+                <w:szCs w:val="20"/>
+              </w:rPr>
+              <w:t>in_progress</w:t>
+            </w:r>
+            <w:proofErr w:type="spellEnd"/>
+            <w:r>
+              <w:rPr>
+                <w:rFonts w:ascii="Consolas" w:hAnsi="Consolas" w:cs="Consolas"/>
+                <w:sz w:val="20"/>
+                <w:szCs w:val="20"/>
+              </w:rPr>
+              <w:t xml:space="preserve"> → completed</w:t>
             </w:r>
             <w:r>
               <w:t xml:space="preserve"> (drops from page)</w:t>
@@ -2399,6 +3481,7 @@
             <w:vAlign w:val="center"/>
           </w:tcPr>
           <w:p>
+            <w:proofErr w:type="spellStart"/>
             <w:r>
               <w:rPr>
                 <w:rFonts w:ascii="Consolas" w:hAnsi="Consolas" w:cs="Consolas"/>
@@ -2407,6 +3490,7 @@
               </w:rPr>
               <w:t>deleteSprint</w:t>
             </w:r>
+            <w:proofErr w:type="spellEnd"/>
           </w:p>
         </w:tc>
         <w:tc>
@@ -2444,6 +3528,7 @@
             <w:vAlign w:val="center"/>
           </w:tcPr>
           <w:p>
+            <w:proofErr w:type="spellStart"/>
             <w:r>
               <w:rPr>
                 <w:rFonts w:ascii="Consolas" w:hAnsi="Consolas" w:cs="Consolas"/>
@@ -2452,6 +3537,7 @@
               </w:rPr>
               <w:t>sprintId</w:t>
             </w:r>
+            <w:proofErr w:type="spellEnd"/>
           </w:p>
         </w:tc>
         <w:tc>
@@ -2472,6 +3558,7 @@
             <w:r>
               <w:t xml:space="preserve">soft delete + clear </w:t>
             </w:r>
+            <w:proofErr w:type="spellStart"/>
             <w:r>
               <w:rPr>
                 <w:rFonts w:ascii="Consolas" w:hAnsi="Consolas" w:cs="Consolas"/>
@@ -2480,6 +3567,7 @@
               </w:rPr>
               <w:t>Sprint__c</w:t>
             </w:r>
+            <w:proofErr w:type="spellEnd"/>
             <w:r>
               <w:t xml:space="preserve"> on its tickets</w:t>
             </w:r>
@@ -2632,6 +3720,7 @@
             <w:vAlign w:val="center"/>
           </w:tcPr>
           <w:p>
+            <w:proofErr w:type="spellStart"/>
             <w:r>
               <w:rPr>
                 <w:rFonts w:ascii="Consolas" w:hAnsi="Consolas" w:cs="Consolas"/>
@@ -2640,6 +3729,7 @@
               </w:rPr>
               <w:t>createTicketFromBacklog</w:t>
             </w:r>
+            <w:proofErr w:type="spellEnd"/>
           </w:p>
         </w:tc>
         <w:tc>
@@ -2683,7 +3773,97 @@
                 <w:sz w:val="20"/>
                 <w:szCs w:val="20"/>
               </w:rPr>
-              <w:t>summary, ticketTypeId, currentStateId, description, storyPoint, assignedToId, epicId, priority</w:t>
+              <w:t xml:space="preserve">summary, </w:t>
+            </w:r>
+            <w:proofErr w:type="spellStart"/>
+            <w:r>
+              <w:rPr>
+                <w:rFonts w:ascii="Consolas" w:hAnsi="Consolas" w:cs="Consolas"/>
+                <w:sz w:val="20"/>
+                <w:szCs w:val="20"/>
+              </w:rPr>
+              <w:t>ticketTypeId</w:t>
+            </w:r>
+            <w:proofErr w:type="spellEnd"/>
+            <w:r>
+              <w:rPr>
+                <w:rFonts w:ascii="Consolas" w:hAnsi="Consolas" w:cs="Consolas"/>
+                <w:sz w:val="20"/>
+                <w:szCs w:val="20"/>
+              </w:rPr>
+              <w:t xml:space="preserve">, </w:t>
+            </w:r>
+            <w:proofErr w:type="spellStart"/>
+            <w:r>
+              <w:rPr>
+                <w:rFonts w:ascii="Consolas" w:hAnsi="Consolas" w:cs="Consolas"/>
+                <w:sz w:val="20"/>
+                <w:szCs w:val="20"/>
+              </w:rPr>
+              <w:t>currentStateId</w:t>
+            </w:r>
+            <w:proofErr w:type="spellEnd"/>
+            <w:r>
+              <w:rPr>
+                <w:rFonts w:ascii="Consolas" w:hAnsi="Consolas" w:cs="Consolas"/>
+                <w:sz w:val="20"/>
+                <w:szCs w:val="20"/>
+              </w:rPr>
+              <w:t xml:space="preserve">, description, </w:t>
+            </w:r>
+            <w:proofErr w:type="spellStart"/>
+            <w:r>
+              <w:rPr>
+                <w:rFonts w:ascii="Consolas" w:hAnsi="Consolas" w:cs="Consolas"/>
+                <w:sz w:val="20"/>
+                <w:szCs w:val="20"/>
+              </w:rPr>
+              <w:t>storyPoint</w:t>
+            </w:r>
+            <w:proofErr w:type="spellEnd"/>
+            <w:r>
+              <w:rPr>
+                <w:rFonts w:ascii="Consolas" w:hAnsi="Consolas" w:cs="Consolas"/>
+                <w:sz w:val="20"/>
+                <w:szCs w:val="20"/>
+              </w:rPr>
+              <w:t xml:space="preserve">, </w:t>
+            </w:r>
+            <w:proofErr w:type="spellStart"/>
+            <w:r>
+              <w:rPr>
+                <w:rFonts w:ascii="Consolas" w:hAnsi="Consolas" w:cs="Consolas"/>
+                <w:sz w:val="20"/>
+                <w:szCs w:val="20"/>
+              </w:rPr>
+              <w:t>assignedToId</w:t>
+            </w:r>
+            <w:proofErr w:type="spellEnd"/>
+            <w:r>
+              <w:rPr>
+                <w:rFonts w:ascii="Consolas" w:hAnsi="Consolas" w:cs="Consolas"/>
+                <w:sz w:val="20"/>
+                <w:szCs w:val="20"/>
+              </w:rPr>
+              <w:t xml:space="preserve">, </w:t>
+            </w:r>
+            <w:proofErr w:type="spellStart"/>
+            <w:r>
+              <w:rPr>
+                <w:rFonts w:ascii="Consolas" w:hAnsi="Consolas" w:cs="Consolas"/>
+                <w:sz w:val="20"/>
+                <w:szCs w:val="20"/>
+              </w:rPr>
+              <w:t>epicId</w:t>
+            </w:r>
+            <w:proofErr w:type="spellEnd"/>
+            <w:r>
+              <w:rPr>
+                <w:rFonts w:ascii="Consolas" w:hAnsi="Consolas" w:cs="Consolas"/>
+                <w:sz w:val="20"/>
+                <w:szCs w:val="20"/>
+              </w:rPr>
+              <w:t>, priority</w:t>
             </w:r>
           </w:p>
         </w:tc>
@@ -2724,6 +3904,7 @@
             <w:vAlign w:val="center"/>
           </w:tcPr>
           <w:p>
+            <w:proofErr w:type="spellStart"/>
             <w:r>
               <w:rPr>
                 <w:rFonts w:ascii="Consolas" w:hAnsi="Consolas" w:cs="Consolas"/>
@@ -2732,6 +3913,7 @@
               </w:rPr>
               <w:t>createTicketFromSprint</w:t>
             </w:r>
+            <w:proofErr w:type="spellEnd"/>
           </w:p>
         </w:tc>
         <w:tc>
@@ -2775,8 +3957,18 @@
                 <w:sz w:val="20"/>
                 <w:szCs w:val="20"/>
               </w:rPr>
-              <w:t>…same… + sprintId</w:t>
-            </w:r>
+              <w:t xml:space="preserve">…same… + </w:t>
+            </w:r>
+            <w:proofErr w:type="spellStart"/>
+            <w:r>
+              <w:rPr>
+                <w:rFonts w:ascii="Consolas" w:hAnsi="Consolas" w:cs="Consolas"/>
+                <w:sz w:val="20"/>
+                <w:szCs w:val="20"/>
+              </w:rPr>
+              <w:t>sprintId</w:t>
+            </w:r>
+            <w:proofErr w:type="spellEnd"/>
           </w:p>
         </w:tc>
         <w:tc>
@@ -2816,6 +4008,7 @@
             <w:vAlign w:val="center"/>
           </w:tcPr>
           <w:p>
+            <w:proofErr w:type="spellStart"/>
             <w:r>
               <w:rPr>
                 <w:rFonts w:ascii="Consolas" w:hAnsi="Consolas" w:cs="Consolas"/>
@@ -2824,6 +4017,7 @@
               </w:rPr>
               <w:t>updateTicket</w:t>
             </w:r>
+            <w:proofErr w:type="spellEnd"/>
           </w:p>
         </w:tc>
         <w:tc>
@@ -2861,14 +4055,70 @@
             <w:vAlign w:val="center"/>
           </w:tcPr>
           <w:p>
-            <w:r>
-              <w:rPr>
-                <w:rFonts w:ascii="Consolas" w:hAnsi="Consolas" w:cs="Consolas"/>
-                <w:sz w:val="20"/>
-                <w:szCs w:val="20"/>
-              </w:rPr>
-              <w:t>ticketId, summary, description, storyPoint, priority, assignedToId, currentStateId</w:t>
-            </w:r>
+            <w:proofErr w:type="spellStart"/>
+            <w:r>
+              <w:rPr>
+                <w:rFonts w:ascii="Consolas" w:hAnsi="Consolas" w:cs="Consolas"/>
+                <w:sz w:val="20"/>
+                <w:szCs w:val="20"/>
+              </w:rPr>
+              <w:t>ticketId</w:t>
+            </w:r>
+            <w:proofErr w:type="spellEnd"/>
+            <w:r>
+              <w:rPr>
+                <w:rFonts w:ascii="Consolas" w:hAnsi="Consolas" w:cs="Consolas"/>
+                <w:sz w:val="20"/>
+                <w:szCs w:val="20"/>
+              </w:rPr>
+              <w:t xml:space="preserve">, summary, description, </w:t>
+            </w:r>
+            <w:proofErr w:type="spellStart"/>
+            <w:r>
+              <w:rPr>
+                <w:rFonts w:ascii="Consolas" w:hAnsi="Consolas" w:cs="Consolas"/>
+                <w:sz w:val="20"/>
+                <w:szCs w:val="20"/>
+              </w:rPr>
+              <w:t>storyPoint</w:t>
+            </w:r>
+            <w:proofErr w:type="spellEnd"/>
+            <w:r>
+              <w:rPr>
+                <w:rFonts w:ascii="Consolas" w:hAnsi="Consolas" w:cs="Consolas"/>
+                <w:sz w:val="20"/>
+                <w:szCs w:val="20"/>
+              </w:rPr>
+              <w:t xml:space="preserve">, priority, </w:t>
+            </w:r>
+            <w:proofErr w:type="spellStart"/>
+            <w:r>
+              <w:rPr>
+                <w:rFonts w:ascii="Consolas" w:hAnsi="Consolas" w:cs="Consolas"/>
+                <w:sz w:val="20"/>
+                <w:szCs w:val="20"/>
+              </w:rPr>
+              <w:t>assignedToId</w:t>
+            </w:r>
+            <w:proofErr w:type="spellEnd"/>
+            <w:r>
+              <w:rPr>
+                <w:rFonts w:ascii="Consolas" w:hAnsi="Consolas" w:cs="Consolas"/>
+                <w:sz w:val="20"/>
+                <w:szCs w:val="20"/>
+              </w:rPr>
+              <w:t xml:space="preserve">, </w:t>
+            </w:r>
+            <w:proofErr w:type="spellStart"/>
+            <w:r>
+              <w:rPr>
+                <w:rFonts w:ascii="Consolas" w:hAnsi="Consolas" w:cs="Consolas"/>
+                <w:sz w:val="20"/>
+                <w:szCs w:val="20"/>
+              </w:rPr>
+              <w:t>currentStateId</w:t>
+            </w:r>
+            <w:proofErr w:type="spellEnd"/>
           </w:p>
         </w:tc>
         <w:tc>
@@ -2908,6 +4158,7 @@
             <w:vAlign w:val="center"/>
           </w:tcPr>
           <w:p>
+            <w:proofErr w:type="spellStart"/>
             <w:r>
               <w:rPr>
                 <w:rFonts w:ascii="Consolas" w:hAnsi="Consolas" w:cs="Consolas"/>
@@ -2916,6 +4167,7 @@
               </w:rPr>
               <w:t>updateTicketSummary</w:t>
             </w:r>
+            <w:proofErr w:type="spellEnd"/>
           </w:p>
         </w:tc>
         <w:tc>
@@ -2953,13 +4205,23 @@
             <w:vAlign w:val="center"/>
           </w:tcPr>
           <w:p>
-            <w:r>
-              <w:rPr>
-                <w:rFonts w:ascii="Consolas" w:hAnsi="Consolas" w:cs="Consolas"/>
-                <w:sz w:val="20"/>
-                <w:szCs w:val="20"/>
-              </w:rPr>
-              <w:t>ticketId, summary</w:t>
+            <w:proofErr w:type="spellStart"/>
+            <w:r>
+              <w:rPr>
+                <w:rFonts w:ascii="Consolas" w:hAnsi="Consolas" w:cs="Consolas"/>
+                <w:sz w:val="20"/>
+                <w:szCs w:val="20"/>
+              </w:rPr>
+              <w:t>ticketId</w:t>
+            </w:r>
+            <w:proofErr w:type="spellEnd"/>
+            <w:r>
+              <w:rPr>
+                <w:rFonts w:ascii="Consolas" w:hAnsi="Consolas" w:cs="Consolas"/>
+                <w:sz w:val="20"/>
+                <w:szCs w:val="20"/>
+              </w:rPr>
+              <w:t>, summary</w:t>
             </w:r>
           </w:p>
         </w:tc>
@@ -3000,6 +4262,7 @@
             <w:vAlign w:val="center"/>
           </w:tcPr>
           <w:p>
+            <w:proofErr w:type="spellStart"/>
             <w:r>
               <w:rPr>
                 <w:rFonts w:ascii="Consolas" w:hAnsi="Consolas" w:cs="Consolas"/>
@@ -3008,6 +4271,7 @@
               </w:rPr>
               <w:t>updateTicketDescription</w:t>
             </w:r>
+            <w:proofErr w:type="spellEnd"/>
           </w:p>
         </w:tc>
         <w:tc>
@@ -3045,13 +4309,23 @@
             <w:vAlign w:val="center"/>
           </w:tcPr>
           <w:p>
-            <w:r>
-              <w:rPr>
-                <w:rFonts w:ascii="Consolas" w:hAnsi="Consolas" w:cs="Consolas"/>
-                <w:sz w:val="20"/>
-                <w:szCs w:val="20"/>
-              </w:rPr>
-              <w:t>ticketId, description</w:t>
+            <w:proofErr w:type="spellStart"/>
+            <w:r>
+              <w:rPr>
+                <w:rFonts w:ascii="Consolas" w:hAnsi="Consolas" w:cs="Consolas"/>
+                <w:sz w:val="20"/>
+                <w:szCs w:val="20"/>
+              </w:rPr>
+              <w:t>ticketId</w:t>
+            </w:r>
+            <w:proofErr w:type="spellEnd"/>
+            <w:r>
+              <w:rPr>
+                <w:rFonts w:ascii="Consolas" w:hAnsi="Consolas" w:cs="Consolas"/>
+                <w:sz w:val="20"/>
+                <w:szCs w:val="20"/>
+              </w:rPr>
+              <w:t>, description</w:t>
             </w:r>
           </w:p>
         </w:tc>
@@ -3092,6 +4366,7 @@
             <w:vAlign w:val="center"/>
           </w:tcPr>
           <w:p>
+            <w:proofErr w:type="spellStart"/>
             <w:r>
               <w:rPr>
                 <w:rFonts w:ascii="Consolas" w:hAnsi="Consolas" w:cs="Consolas"/>
@@ -3100,6 +4375,7 @@
               </w:rPr>
               <w:t>updateTicketPriority</w:t>
             </w:r>
+            <w:proofErr w:type="spellEnd"/>
           </w:p>
         </w:tc>
         <w:tc>
@@ -3137,13 +4413,23 @@
             <w:vAlign w:val="center"/>
           </w:tcPr>
           <w:p>
-            <w:r>
-              <w:rPr>
-                <w:rFonts w:ascii="Consolas" w:hAnsi="Consolas" w:cs="Consolas"/>
-                <w:sz w:val="20"/>
-                <w:szCs w:val="20"/>
-              </w:rPr>
-              <w:t>ticketId, priority</w:t>
+            <w:proofErr w:type="spellStart"/>
+            <w:r>
+              <w:rPr>
+                <w:rFonts w:ascii="Consolas" w:hAnsi="Consolas" w:cs="Consolas"/>
+                <w:sz w:val="20"/>
+                <w:szCs w:val="20"/>
+              </w:rPr>
+              <w:t>ticketId</w:t>
+            </w:r>
+            <w:proofErr w:type="spellEnd"/>
+            <w:r>
+              <w:rPr>
+                <w:rFonts w:ascii="Consolas" w:hAnsi="Consolas" w:cs="Consolas"/>
+                <w:sz w:val="20"/>
+                <w:szCs w:val="20"/>
+              </w:rPr>
+              <w:t>, priority</w:t>
             </w:r>
           </w:p>
         </w:tc>
@@ -3184,6 +4470,7 @@
             <w:vAlign w:val="center"/>
           </w:tcPr>
           <w:p>
+            <w:proofErr w:type="spellStart"/>
             <w:r>
               <w:rPr>
                 <w:rFonts w:ascii="Consolas" w:hAnsi="Consolas" w:cs="Consolas"/>
@@ -3192,6 +4479,7 @@
               </w:rPr>
               <w:t>assignTicket</w:t>
             </w:r>
+            <w:proofErr w:type="spellEnd"/>
           </w:p>
         </w:tc>
         <w:tc>
@@ -3229,14 +4517,34 @@
             <w:vAlign w:val="center"/>
           </w:tcPr>
           <w:p>
-            <w:r>
-              <w:rPr>
-                <w:rFonts w:ascii="Consolas" w:hAnsi="Consolas" w:cs="Consolas"/>
-                <w:sz w:val="20"/>
-                <w:szCs w:val="20"/>
-              </w:rPr>
-              <w:t>ticketId, memberId</w:t>
-            </w:r>
+            <w:proofErr w:type="spellStart"/>
+            <w:r>
+              <w:rPr>
+                <w:rFonts w:ascii="Consolas" w:hAnsi="Consolas" w:cs="Consolas"/>
+                <w:sz w:val="20"/>
+                <w:szCs w:val="20"/>
+              </w:rPr>
+              <w:t>ticketId</w:t>
+            </w:r>
+            <w:proofErr w:type="spellEnd"/>
+            <w:r>
+              <w:rPr>
+                <w:rFonts w:ascii="Consolas" w:hAnsi="Consolas" w:cs="Consolas"/>
+                <w:sz w:val="20"/>
+                <w:szCs w:val="20"/>
+              </w:rPr>
+              <w:t xml:space="preserve">, </w:t>
+            </w:r>
+            <w:proofErr w:type="spellStart"/>
+            <w:r>
+              <w:rPr>
+                <w:rFonts w:ascii="Consolas" w:hAnsi="Consolas" w:cs="Consolas"/>
+                <w:sz w:val="20"/>
+                <w:szCs w:val="20"/>
+              </w:rPr>
+              <w:t>memberId</w:t>
+            </w:r>
+            <w:proofErr w:type="spellEnd"/>
           </w:p>
         </w:tc>
         <w:tc>
@@ -3276,6 +4584,7 @@
             <w:vAlign w:val="center"/>
           </w:tcPr>
           <w:p>
+            <w:proofErr w:type="spellStart"/>
             <w:r>
               <w:rPr>
                 <w:rFonts w:ascii="Consolas" w:hAnsi="Consolas" w:cs="Consolas"/>
@@ -3284,6 +4593,7 @@
               </w:rPr>
               <w:t>changeTicketState</w:t>
             </w:r>
+            <w:proofErr w:type="spellEnd"/>
           </w:p>
         </w:tc>
         <w:tc>
@@ -3321,14 +4631,52 @@
             <w:vAlign w:val="center"/>
           </w:tcPr>
           <w:p>
-            <w:r>
-              <w:rPr>
-                <w:rFonts w:ascii="Consolas" w:hAnsi="Consolas" w:cs="Consolas"/>
-                <w:sz w:val="20"/>
-                <w:szCs w:val="20"/>
-              </w:rPr>
-              <w:t>ticketId, fromStatusId, toStatusId</w:t>
-            </w:r>
+            <w:proofErr w:type="spellStart"/>
+            <w:r>
+              <w:rPr>
+                <w:rFonts w:ascii="Consolas" w:hAnsi="Consolas" w:cs="Consolas"/>
+                <w:sz w:val="20"/>
+                <w:szCs w:val="20"/>
+              </w:rPr>
+              <w:t>ticketId</w:t>
+            </w:r>
+            <w:proofErr w:type="spellEnd"/>
+            <w:r>
+              <w:rPr>
+                <w:rFonts w:ascii="Consolas" w:hAnsi="Consolas" w:cs="Consolas"/>
+                <w:sz w:val="20"/>
+                <w:szCs w:val="20"/>
+              </w:rPr>
+              <w:t xml:space="preserve">, </w:t>
+            </w:r>
+            <w:proofErr w:type="spellStart"/>
+            <w:r>
+              <w:rPr>
+                <w:rFonts w:ascii="Consolas" w:hAnsi="Consolas" w:cs="Consolas"/>
+                <w:sz w:val="20"/>
+                <w:szCs w:val="20"/>
+              </w:rPr>
+              <w:t>fromStatusId</w:t>
+            </w:r>
+            <w:proofErr w:type="spellEnd"/>
+            <w:r>
+              <w:rPr>
+                <w:rFonts w:ascii="Consolas" w:hAnsi="Consolas" w:cs="Consolas"/>
+                <w:sz w:val="20"/>
+                <w:szCs w:val="20"/>
+              </w:rPr>
+              <w:t xml:space="preserve">, </w:t>
+            </w:r>
+            <w:proofErr w:type="spellStart"/>
+            <w:r>
+              <w:rPr>
+                <w:rFonts w:ascii="Consolas" w:hAnsi="Consolas" w:cs="Consolas"/>
+                <w:sz w:val="20"/>
+                <w:szCs w:val="20"/>
+              </w:rPr>
+              <w:t>toStatusId</w:t>
+            </w:r>
+            <w:proofErr w:type="spellEnd"/>
           </w:p>
         </w:tc>
         <w:tc>
@@ -3355,7 +4703,43 @@
                 <w:sz w:val="20"/>
                 <w:szCs w:val="20"/>
               </w:rPr>
-              <w:t>{isEndStatus, updatedSprint}</w:t>
+              <w:t>{</w:t>
+            </w:r>
+            <w:proofErr w:type="spellStart"/>
+            <w:r>
+              <w:rPr>
+                <w:rFonts w:ascii="Consolas" w:hAnsi="Consolas" w:cs="Consolas"/>
+                <w:sz w:val="20"/>
+                <w:szCs w:val="20"/>
+              </w:rPr>
+              <w:t>isEndStatus</w:t>
+            </w:r>
+            <w:proofErr w:type="spellEnd"/>
+            <w:r>
+              <w:rPr>
+                <w:rFonts w:ascii="Consolas" w:hAnsi="Consolas" w:cs="Consolas"/>
+                <w:sz w:val="20"/>
+                <w:szCs w:val="20"/>
+              </w:rPr>
+              <w:t xml:space="preserve">, </w:t>
+            </w:r>
+            <w:proofErr w:type="spellStart"/>
+            <w:r>
+              <w:rPr>
+                <w:rFonts w:ascii="Consolas" w:hAnsi="Consolas" w:cs="Consolas"/>
+                <w:sz w:val="20"/>
+                <w:szCs w:val="20"/>
+              </w:rPr>
+              <w:t>updatedSprint</w:t>
+            </w:r>
+            <w:proofErr w:type="spellEnd"/>
+            <w:r>
+              <w:rPr>
+                <w:rFonts w:ascii="Consolas" w:hAnsi="Consolas" w:cs="Consolas"/>
+                <w:sz w:val="20"/>
+                <w:szCs w:val="20"/>
+              </w:rPr>
+              <w:t>}</w:t>
             </w:r>
           </w:p>
         </w:tc>
@@ -3376,6 +4760,7 @@
             <w:vAlign w:val="center"/>
           </w:tcPr>
           <w:p>
+            <w:proofErr w:type="spellStart"/>
             <w:r>
               <w:rPr>
                 <w:rFonts w:ascii="Consolas" w:hAnsi="Consolas" w:cs="Consolas"/>
@@ -3384,6 +4769,7 @@
               </w:rPr>
               <w:t>updateTicketEpic</w:t>
             </w:r>
+            <w:proofErr w:type="spellEnd"/>
           </w:p>
         </w:tc>
         <w:tc>
@@ -3421,14 +4807,34 @@
             <w:vAlign w:val="center"/>
           </w:tcPr>
           <w:p>
-            <w:r>
-              <w:rPr>
-                <w:rFonts w:ascii="Consolas" w:hAnsi="Consolas" w:cs="Consolas"/>
-                <w:sz w:val="20"/>
-                <w:szCs w:val="20"/>
-              </w:rPr>
-              <w:t>ticketId, epicId</w:t>
-            </w:r>
+            <w:proofErr w:type="spellStart"/>
+            <w:r>
+              <w:rPr>
+                <w:rFonts w:ascii="Consolas" w:hAnsi="Consolas" w:cs="Consolas"/>
+                <w:sz w:val="20"/>
+                <w:szCs w:val="20"/>
+              </w:rPr>
+              <w:t>ticketId</w:t>
+            </w:r>
+            <w:proofErr w:type="spellEnd"/>
+            <w:r>
+              <w:rPr>
+                <w:rFonts w:ascii="Consolas" w:hAnsi="Consolas" w:cs="Consolas"/>
+                <w:sz w:val="20"/>
+                <w:szCs w:val="20"/>
+              </w:rPr>
+              <w:t xml:space="preserve">, </w:t>
+            </w:r>
+            <w:proofErr w:type="spellStart"/>
+            <w:r>
+              <w:rPr>
+                <w:rFonts w:ascii="Consolas" w:hAnsi="Consolas" w:cs="Consolas"/>
+                <w:sz w:val="20"/>
+                <w:szCs w:val="20"/>
+              </w:rPr>
+              <w:t>epicId</w:t>
+            </w:r>
+            <w:proofErr w:type="spellEnd"/>
           </w:p>
         </w:tc>
         <w:tc>
@@ -3468,6 +4874,7 @@
             <w:vAlign w:val="center"/>
           </w:tcPr>
           <w:p>
+            <w:proofErr w:type="spellStart"/>
             <w:r>
               <w:rPr>
                 <w:rFonts w:ascii="Consolas" w:hAnsi="Consolas" w:cs="Consolas"/>
@@ -3476,6 +4883,7 @@
               </w:rPr>
               <w:t>moveTicketToSprint</w:t>
             </w:r>
+            <w:proofErr w:type="spellEnd"/>
           </w:p>
         </w:tc>
         <w:tc>
@@ -3513,14 +4921,34 @@
             <w:vAlign w:val="center"/>
           </w:tcPr>
           <w:p>
-            <w:r>
-              <w:rPr>
-                <w:rFonts w:ascii="Consolas" w:hAnsi="Consolas" w:cs="Consolas"/>
-                <w:sz w:val="20"/>
-                <w:szCs w:val="20"/>
-              </w:rPr>
-              <w:t>ticketId, sprintId</w:t>
-            </w:r>
+            <w:proofErr w:type="spellStart"/>
+            <w:r>
+              <w:rPr>
+                <w:rFonts w:ascii="Consolas" w:hAnsi="Consolas" w:cs="Consolas"/>
+                <w:sz w:val="20"/>
+                <w:szCs w:val="20"/>
+              </w:rPr>
+              <w:t>ticketId</w:t>
+            </w:r>
+            <w:proofErr w:type="spellEnd"/>
+            <w:r>
+              <w:rPr>
+                <w:rFonts w:ascii="Consolas" w:hAnsi="Consolas" w:cs="Consolas"/>
+                <w:sz w:val="20"/>
+                <w:szCs w:val="20"/>
+              </w:rPr>
+              <w:t xml:space="preserve">, </w:t>
+            </w:r>
+            <w:proofErr w:type="spellStart"/>
+            <w:r>
+              <w:rPr>
+                <w:rFonts w:ascii="Consolas" w:hAnsi="Consolas" w:cs="Consolas"/>
+                <w:sz w:val="20"/>
+                <w:szCs w:val="20"/>
+              </w:rPr>
+              <w:t>sprintId</w:t>
+            </w:r>
+            <w:proofErr w:type="spellEnd"/>
           </w:p>
         </w:tc>
         <w:tc>
@@ -3551,7 +4979,25 @@
                 <w:sz w:val="20"/>
                 <w:szCs w:val="20"/>
               </w:rPr>
-              <w:t>{updatedSprint}</w:t>
+              <w:t>{</w:t>
+            </w:r>
+            <w:proofErr w:type="spellStart"/>
+            <w:r>
+              <w:rPr>
+                <w:rFonts w:ascii="Consolas" w:hAnsi="Consolas" w:cs="Consolas"/>
+                <w:sz w:val="20"/>
+                <w:szCs w:val="20"/>
+              </w:rPr>
+              <w:t>updatedSprint</w:t>
+            </w:r>
+            <w:proofErr w:type="spellEnd"/>
+            <w:r>
+              <w:rPr>
+                <w:rFonts w:ascii="Consolas" w:hAnsi="Consolas" w:cs="Consolas"/>
+                <w:sz w:val="20"/>
+                <w:szCs w:val="20"/>
+              </w:rPr>
+              <w:t>}</w:t>
             </w:r>
           </w:p>
         </w:tc>
@@ -3572,6 +5018,7 @@
             <w:vAlign w:val="center"/>
           </w:tcPr>
           <w:p>
+            <w:proofErr w:type="spellStart"/>
             <w:r>
               <w:rPr>
                 <w:rFonts w:ascii="Consolas" w:hAnsi="Consolas" w:cs="Consolas"/>
@@ -3581,6 +5028,7 @@
               <w:lastRenderedPageBreak/>
               <w:t>moveTicketToBacklog</w:t>
             </w:r>
+            <w:proofErr w:type="spellEnd"/>
           </w:p>
         </w:tc>
         <w:tc>
@@ -3618,6 +5066,7 @@
             <w:vAlign w:val="center"/>
           </w:tcPr>
           <w:p>
+            <w:proofErr w:type="spellStart"/>
             <w:r>
               <w:rPr>
                 <w:rFonts w:ascii="Consolas" w:hAnsi="Consolas" w:cs="Consolas"/>
@@ -3626,6 +5075,7 @@
               </w:rPr>
               <w:t>ticketId</w:t>
             </w:r>
+            <w:proofErr w:type="spellEnd"/>
           </w:p>
         </w:tc>
         <w:tc>
@@ -3652,7 +5102,25 @@
                 <w:sz w:val="20"/>
                 <w:szCs w:val="20"/>
               </w:rPr>
-              <w:t>{updatedSprint}</w:t>
+              <w:t>{</w:t>
+            </w:r>
+            <w:proofErr w:type="spellStart"/>
+            <w:r>
+              <w:rPr>
+                <w:rFonts w:ascii="Consolas" w:hAnsi="Consolas" w:cs="Consolas"/>
+                <w:sz w:val="20"/>
+                <w:szCs w:val="20"/>
+              </w:rPr>
+              <w:t>updatedSprint</w:t>
+            </w:r>
+            <w:proofErr w:type="spellEnd"/>
+            <w:r>
+              <w:rPr>
+                <w:rFonts w:ascii="Consolas" w:hAnsi="Consolas" w:cs="Consolas"/>
+                <w:sz w:val="20"/>
+                <w:szCs w:val="20"/>
+              </w:rPr>
+              <w:t>}</w:t>
             </w:r>
           </w:p>
         </w:tc>
@@ -3673,6 +5141,7 @@
             <w:vAlign w:val="center"/>
           </w:tcPr>
           <w:p>
+            <w:proofErr w:type="spellStart"/>
             <w:r>
               <w:rPr>
                 <w:rFonts w:ascii="Consolas" w:hAnsi="Consolas" w:cs="Consolas"/>
@@ -3681,6 +5150,7 @@
               </w:rPr>
               <w:t>moveTicketPosition</w:t>
             </w:r>
+            <w:proofErr w:type="spellEnd"/>
           </w:p>
         </w:tc>
         <w:tc>
@@ -3718,14 +5188,34 @@
             <w:vAlign w:val="center"/>
           </w:tcPr>
           <w:p>
-            <w:r>
-              <w:rPr>
-                <w:rFonts w:ascii="Consolas" w:hAnsi="Consolas" w:cs="Consolas"/>
-                <w:sz w:val="20"/>
-                <w:szCs w:val="20"/>
-              </w:rPr>
-              <w:t>movedTicketId, beforeTicketId</w:t>
-            </w:r>
+            <w:proofErr w:type="spellStart"/>
+            <w:r>
+              <w:rPr>
+                <w:rFonts w:ascii="Consolas" w:hAnsi="Consolas" w:cs="Consolas"/>
+                <w:sz w:val="20"/>
+                <w:szCs w:val="20"/>
+              </w:rPr>
+              <w:t>movedTicketId</w:t>
+            </w:r>
+            <w:proofErr w:type="spellEnd"/>
+            <w:r>
+              <w:rPr>
+                <w:rFonts w:ascii="Consolas" w:hAnsi="Consolas" w:cs="Consolas"/>
+                <w:sz w:val="20"/>
+                <w:szCs w:val="20"/>
+              </w:rPr>
+              <w:t xml:space="preserve">, </w:t>
+            </w:r>
+            <w:proofErr w:type="spellStart"/>
+            <w:r>
+              <w:rPr>
+                <w:rFonts w:ascii="Consolas" w:hAnsi="Consolas" w:cs="Consolas"/>
+                <w:sz w:val="20"/>
+                <w:szCs w:val="20"/>
+              </w:rPr>
+              <w:t>beforeTicketId</w:t>
+            </w:r>
+            <w:proofErr w:type="spellEnd"/>
           </w:p>
         </w:tc>
         <w:tc>
@@ -3746,6 +5236,7 @@
             <w:r>
               <w:t xml:space="preserve">reorder (recompute </w:t>
             </w:r>
+            <w:proofErr w:type="spellStart"/>
             <w:r>
               <w:rPr>
                 <w:rFonts w:ascii="Consolas" w:hAnsi="Consolas" w:cs="Consolas"/>
@@ -3754,6 +5245,7 @@
               </w:rPr>
               <w:t>Score__c</w:t>
             </w:r>
+            <w:proofErr w:type="spellEnd"/>
             <w:r>
               <w:t xml:space="preserve">); returns </w:t>
             </w:r>
@@ -3763,7 +5255,25 @@
                 <w:sz w:val="20"/>
                 <w:szCs w:val="20"/>
               </w:rPr>
-              <w:t>{movedTicket}</w:t>
+              <w:t>{</w:t>
+            </w:r>
+            <w:proofErr w:type="spellStart"/>
+            <w:r>
+              <w:rPr>
+                <w:rFonts w:ascii="Consolas" w:hAnsi="Consolas" w:cs="Consolas"/>
+                <w:sz w:val="20"/>
+                <w:szCs w:val="20"/>
+              </w:rPr>
+              <w:t>movedTicket</w:t>
+            </w:r>
+            <w:proofErr w:type="spellEnd"/>
+            <w:r>
+              <w:rPr>
+                <w:rFonts w:ascii="Consolas" w:hAnsi="Consolas" w:cs="Consolas"/>
+                <w:sz w:val="20"/>
+                <w:szCs w:val="20"/>
+              </w:rPr>
+              <w:t>}</w:t>
             </w:r>
           </w:p>
         </w:tc>
@@ -3784,6 +5294,7 @@
             <w:vAlign w:val="center"/>
           </w:tcPr>
           <w:p>
+            <w:proofErr w:type="spellStart"/>
             <w:r>
               <w:rPr>
                 <w:rFonts w:ascii="Consolas" w:hAnsi="Consolas" w:cs="Consolas"/>
@@ -3792,6 +5303,7 @@
               </w:rPr>
               <w:t>deleteTicket</w:t>
             </w:r>
+            <w:proofErr w:type="spellEnd"/>
           </w:p>
         </w:tc>
         <w:tc>
@@ -3829,6 +5341,7 @@
             <w:vAlign w:val="center"/>
           </w:tcPr>
           <w:p>
+            <w:proofErr w:type="spellStart"/>
             <w:r>
               <w:rPr>
                 <w:rFonts w:ascii="Consolas" w:hAnsi="Consolas" w:cs="Consolas"/>
@@ -3837,6 +5350,7 @@
               </w:rPr>
               <w:t>ticketId</w:t>
             </w:r>
+            <w:proofErr w:type="spellEnd"/>
           </w:p>
         </w:tc>
         <w:tc>
@@ -3863,7 +5377,25 @@
                 <w:sz w:val="20"/>
                 <w:szCs w:val="20"/>
               </w:rPr>
-              <w:t>{updatedSprint}</w:t>
+              <w:t>{</w:t>
+            </w:r>
+            <w:proofErr w:type="spellStart"/>
+            <w:r>
+              <w:rPr>
+                <w:rFonts w:ascii="Consolas" w:hAnsi="Consolas" w:cs="Consolas"/>
+                <w:sz w:val="20"/>
+                <w:szCs w:val="20"/>
+              </w:rPr>
+              <w:t>updatedSprint</w:t>
+            </w:r>
+            <w:proofErr w:type="spellEnd"/>
+            <w:r>
+              <w:rPr>
+                <w:rFonts w:ascii="Consolas" w:hAnsi="Consolas" w:cs="Consolas"/>
+                <w:sz w:val="20"/>
+                <w:szCs w:val="20"/>
+              </w:rPr>
+              <w:t>}</w:t>
             </w:r>
           </w:p>
         </w:tc>
@@ -3884,6 +5416,7 @@
             <w:vAlign w:val="center"/>
           </w:tcPr>
           <w:p>
+            <w:proofErr w:type="spellStart"/>
             <w:r>
               <w:rPr>
                 <w:rFonts w:ascii="Consolas" w:hAnsi="Consolas" w:cs="Consolas"/>
@@ -3892,6 +5425,7 @@
               </w:rPr>
               <w:t>deleteTickets</w:t>
             </w:r>
+            <w:proofErr w:type="spellEnd"/>
           </w:p>
         </w:tc>
         <w:tc>
@@ -3929,13 +5463,33 @@
             <w:vAlign w:val="center"/>
           </w:tcPr>
           <w:p>
-            <w:r>
-              <w:rPr>
-                <w:rFonts w:ascii="Consolas" w:hAnsi="Consolas" w:cs="Consolas"/>
-                <w:sz w:val="20"/>
-                <w:szCs w:val="20"/>
-              </w:rPr>
-              <w:t>ticketIds[]</w:t>
+            <w:proofErr w:type="spellStart"/>
+            <w:proofErr w:type="gramStart"/>
+            <w:r>
+              <w:rPr>
+                <w:rFonts w:ascii="Consolas" w:hAnsi="Consolas" w:cs="Consolas"/>
+                <w:sz w:val="20"/>
+                <w:szCs w:val="20"/>
+              </w:rPr>
+              <w:t>ticketIds</w:t>
+            </w:r>
+            <w:proofErr w:type="spellEnd"/>
+            <w:r>
+              <w:rPr>
+                <w:rFonts w:ascii="Consolas" w:hAnsi="Consolas" w:cs="Consolas"/>
+                <w:sz w:val="20"/>
+                <w:szCs w:val="20"/>
+              </w:rPr>
+              <w:t>[</w:t>
+            </w:r>
+            <w:proofErr w:type="gramEnd"/>
+            <w:r>
+              <w:rPr>
+                <w:rFonts w:ascii="Consolas" w:hAnsi="Consolas" w:cs="Consolas"/>
+                <w:sz w:val="20"/>
+                <w:szCs w:val="20"/>
+              </w:rPr>
+              <w:t>]</w:t>
             </w:r>
           </w:p>
         </w:tc>
@@ -3963,7 +5517,25 @@
                 <w:sz w:val="20"/>
                 <w:szCs w:val="20"/>
               </w:rPr>
-              <w:t>{updatedSprints}</w:t>
+              <w:t>{</w:t>
+            </w:r>
+            <w:proofErr w:type="spellStart"/>
+            <w:r>
+              <w:rPr>
+                <w:rFonts w:ascii="Consolas" w:hAnsi="Consolas" w:cs="Consolas"/>
+                <w:sz w:val="20"/>
+                <w:szCs w:val="20"/>
+              </w:rPr>
+              <w:t>updatedSprints</w:t>
+            </w:r>
+            <w:proofErr w:type="spellEnd"/>
+            <w:r>
+              <w:rPr>
+                <w:rFonts w:ascii="Consolas" w:hAnsi="Consolas" w:cs="Consolas"/>
+                <w:sz w:val="20"/>
+                <w:szCs w:val="20"/>
+              </w:rPr>
+              <w:t>}</w:t>
             </w:r>
           </w:p>
         </w:tc>
@@ -3984,6 +5556,7 @@
             <w:vAlign w:val="center"/>
           </w:tcPr>
           <w:p>
+            <w:proofErr w:type="spellStart"/>
             <w:r>
               <w:rPr>
                 <w:rFonts w:ascii="Consolas" w:hAnsi="Consolas" w:cs="Consolas"/>
@@ -3992,6 +5565,7 @@
               </w:rPr>
               <w:t>linkToTicket</w:t>
             </w:r>
+            <w:proofErr w:type="spellEnd"/>
           </w:p>
         </w:tc>
         <w:tc>
@@ -4029,14 +5603,52 @@
             <w:vAlign w:val="center"/>
           </w:tcPr>
           <w:p>
-            <w:r>
-              <w:rPr>
-                <w:rFonts w:ascii="Consolas" w:hAnsi="Consolas" w:cs="Consolas"/>
-                <w:sz w:val="20"/>
-                <w:szCs w:val="20"/>
-              </w:rPr>
-              <w:t>fromTicketId, toTicketId, linkType</w:t>
-            </w:r>
+            <w:proofErr w:type="spellStart"/>
+            <w:r>
+              <w:rPr>
+                <w:rFonts w:ascii="Consolas" w:hAnsi="Consolas" w:cs="Consolas"/>
+                <w:sz w:val="20"/>
+                <w:szCs w:val="20"/>
+              </w:rPr>
+              <w:t>fromTicketId</w:t>
+            </w:r>
+            <w:proofErr w:type="spellEnd"/>
+            <w:r>
+              <w:rPr>
+                <w:rFonts w:ascii="Consolas" w:hAnsi="Consolas" w:cs="Consolas"/>
+                <w:sz w:val="20"/>
+                <w:szCs w:val="20"/>
+              </w:rPr>
+              <w:t xml:space="preserve">, </w:t>
+            </w:r>
+            <w:proofErr w:type="spellStart"/>
+            <w:r>
+              <w:rPr>
+                <w:rFonts w:ascii="Consolas" w:hAnsi="Consolas" w:cs="Consolas"/>
+                <w:sz w:val="20"/>
+                <w:szCs w:val="20"/>
+              </w:rPr>
+              <w:t>toTicketId</w:t>
+            </w:r>
+            <w:proofErr w:type="spellEnd"/>
+            <w:r>
+              <w:rPr>
+                <w:rFonts w:ascii="Consolas" w:hAnsi="Consolas" w:cs="Consolas"/>
+                <w:sz w:val="20"/>
+                <w:szCs w:val="20"/>
+              </w:rPr>
+              <w:t xml:space="preserve">, </w:t>
+            </w:r>
+            <w:proofErr w:type="spellStart"/>
+            <w:r>
+              <w:rPr>
+                <w:rFonts w:ascii="Consolas" w:hAnsi="Consolas" w:cs="Consolas"/>
+                <w:sz w:val="20"/>
+                <w:szCs w:val="20"/>
+              </w:rPr>
+              <w:t>linkType</w:t>
+            </w:r>
+            <w:proofErr w:type="spellEnd"/>
           </w:p>
         </w:tc>
         <w:tc>
@@ -4063,7 +5675,25 @@
                 <w:sz w:val="20"/>
                 <w:szCs w:val="20"/>
               </w:rPr>
-              <w:t>{ticketLink}</w:t>
+              <w:t>{</w:t>
+            </w:r>
+            <w:proofErr w:type="spellStart"/>
+            <w:r>
+              <w:rPr>
+                <w:rFonts w:ascii="Consolas" w:hAnsi="Consolas" w:cs="Consolas"/>
+                <w:sz w:val="20"/>
+                <w:szCs w:val="20"/>
+              </w:rPr>
+              <w:t>ticketLink</w:t>
+            </w:r>
+            <w:proofErr w:type="spellEnd"/>
+            <w:r>
+              <w:rPr>
+                <w:rFonts w:ascii="Consolas" w:hAnsi="Consolas" w:cs="Consolas"/>
+                <w:sz w:val="20"/>
+                <w:szCs w:val="20"/>
+              </w:rPr>
+              <w:t>}</w:t>
             </w:r>
           </w:p>
         </w:tc>
@@ -4084,6 +5714,7 @@
             <w:vAlign w:val="center"/>
           </w:tcPr>
           <w:p>
+            <w:proofErr w:type="spellStart"/>
             <w:r>
               <w:rPr>
                 <w:rFonts w:ascii="Consolas" w:hAnsi="Consolas" w:cs="Consolas"/>
@@ -4092,6 +5723,7 @@
               </w:rPr>
               <w:t>loadTicketLinkedTo</w:t>
             </w:r>
+            <w:proofErr w:type="spellEnd"/>
           </w:p>
         </w:tc>
         <w:tc>
@@ -4129,6 +5761,7 @@
             <w:vAlign w:val="center"/>
           </w:tcPr>
           <w:p>
+            <w:proofErr w:type="spellStart"/>
             <w:r>
               <w:rPr>
                 <w:rFonts w:ascii="Consolas" w:hAnsi="Consolas" w:cs="Consolas"/>
@@ -4137,6 +5770,7 @@
               </w:rPr>
               <w:t>ticketId</w:t>
             </w:r>
+            <w:proofErr w:type="spellEnd"/>
           </w:p>
         </w:tc>
         <w:tc>
@@ -4160,7 +5794,35 @@
                 <w:sz w:val="20"/>
                 <w:szCs w:val="20"/>
               </w:rPr>
-              <w:t>{ticketLinkTo[]}</w:t>
+              <w:t>{</w:t>
+            </w:r>
+            <w:proofErr w:type="spellStart"/>
+            <w:proofErr w:type="gramStart"/>
+            <w:r>
+              <w:rPr>
+                <w:rFonts w:ascii="Consolas" w:hAnsi="Consolas" w:cs="Consolas"/>
+                <w:sz w:val="20"/>
+                <w:szCs w:val="20"/>
+              </w:rPr>
+              <w:t>ticketLinkTo</w:t>
+            </w:r>
+            <w:proofErr w:type="spellEnd"/>
+            <w:r>
+              <w:rPr>
+                <w:rFonts w:ascii="Consolas" w:hAnsi="Consolas" w:cs="Consolas"/>
+                <w:sz w:val="20"/>
+                <w:szCs w:val="20"/>
+              </w:rPr>
+              <w:t>[</w:t>
+            </w:r>
+            <w:proofErr w:type="gramEnd"/>
+            <w:r>
+              <w:rPr>
+                <w:rFonts w:ascii="Consolas" w:hAnsi="Consolas" w:cs="Consolas"/>
+                <w:sz w:val="20"/>
+                <w:szCs w:val="20"/>
+              </w:rPr>
+              <w:t>]}</w:t>
             </w:r>
           </w:p>
         </w:tc>
@@ -4181,6 +5843,7 @@
             <w:vAlign w:val="center"/>
           </w:tcPr>
           <w:p>
+            <w:proofErr w:type="spellStart"/>
             <w:r>
               <w:rPr>
                 <w:rFonts w:ascii="Consolas" w:hAnsi="Consolas" w:cs="Consolas"/>
@@ -4189,6 +5852,7 @@
               </w:rPr>
               <w:t>loadTicketLinkedToType</w:t>
             </w:r>
+            <w:proofErr w:type="spellEnd"/>
           </w:p>
         </w:tc>
         <w:tc>
@@ -4373,6 +6037,7 @@
             <w:vAlign w:val="center"/>
           </w:tcPr>
           <w:p>
+            <w:proofErr w:type="spellStart"/>
             <w:r>
               <w:rPr>
                 <w:rFonts w:ascii="Consolas" w:hAnsi="Consolas" w:cs="Consolas"/>
@@ -4381,6 +6046,7 @@
               </w:rPr>
               <w:t>createEpic</w:t>
             </w:r>
+            <w:proofErr w:type="spellEnd"/>
           </w:p>
         </w:tc>
         <w:tc>
@@ -4424,8 +6090,54 @@
                 <w:sz w:val="20"/>
                 <w:szCs w:val="20"/>
               </w:rPr>
-              <w:t>name, summary, projectId, description, startDate, endDate</w:t>
-            </w:r>
+              <w:t xml:space="preserve">name, summary, </w:t>
+            </w:r>
+            <w:proofErr w:type="spellStart"/>
+            <w:r>
+              <w:rPr>
+                <w:rFonts w:ascii="Consolas" w:hAnsi="Consolas" w:cs="Consolas"/>
+                <w:sz w:val="20"/>
+                <w:szCs w:val="20"/>
+              </w:rPr>
+              <w:t>projectId</w:t>
+            </w:r>
+            <w:proofErr w:type="spellEnd"/>
+            <w:r>
+              <w:rPr>
+                <w:rFonts w:ascii="Consolas" w:hAnsi="Consolas" w:cs="Consolas"/>
+                <w:sz w:val="20"/>
+                <w:szCs w:val="20"/>
+              </w:rPr>
+              <w:t xml:space="preserve">, description, </w:t>
+            </w:r>
+            <w:proofErr w:type="spellStart"/>
+            <w:r>
+              <w:rPr>
+                <w:rFonts w:ascii="Consolas" w:hAnsi="Consolas" w:cs="Consolas"/>
+                <w:sz w:val="20"/>
+                <w:szCs w:val="20"/>
+              </w:rPr>
+              <w:t>startDate</w:t>
+            </w:r>
+            <w:proofErr w:type="spellEnd"/>
+            <w:r>
+              <w:rPr>
+                <w:rFonts w:ascii="Consolas" w:hAnsi="Consolas" w:cs="Consolas"/>
+                <w:sz w:val="20"/>
+                <w:szCs w:val="20"/>
+              </w:rPr>
+              <w:t xml:space="preserve">, </w:t>
+            </w:r>
+            <w:proofErr w:type="spellStart"/>
+            <w:r>
+              <w:rPr>
+                <w:rFonts w:ascii="Consolas" w:hAnsi="Consolas" w:cs="Consolas"/>
+                <w:sz w:val="20"/>
+                <w:szCs w:val="20"/>
+              </w:rPr>
+              <w:t>endDate</w:t>
+            </w:r>
+            <w:proofErr w:type="spellEnd"/>
           </w:p>
         </w:tc>
       </w:tr>
@@ -4445,6 +6157,7 @@
             <w:vAlign w:val="center"/>
           </w:tcPr>
           <w:p>
+            <w:proofErr w:type="spellStart"/>
             <w:r>
               <w:rPr>
                 <w:rFonts w:ascii="Consolas" w:hAnsi="Consolas" w:cs="Consolas"/>
@@ -4453,6 +6166,7 @@
               </w:rPr>
               <w:t>updateEpic</w:t>
             </w:r>
+            <w:proofErr w:type="spellEnd"/>
           </w:p>
         </w:tc>
         <w:tc>
@@ -4490,14 +6204,52 @@
             <w:vAlign w:val="center"/>
           </w:tcPr>
           <w:p>
-            <w:r>
-              <w:rPr>
-                <w:rFonts w:ascii="Consolas" w:hAnsi="Consolas" w:cs="Consolas"/>
-                <w:sz w:val="20"/>
-                <w:szCs w:val="20"/>
-              </w:rPr>
-              <w:t>epicId, name, summary, description, startDate, endDate</w:t>
-            </w:r>
+            <w:proofErr w:type="spellStart"/>
+            <w:r>
+              <w:rPr>
+                <w:rFonts w:ascii="Consolas" w:hAnsi="Consolas" w:cs="Consolas"/>
+                <w:sz w:val="20"/>
+                <w:szCs w:val="20"/>
+              </w:rPr>
+              <w:t>epicId</w:t>
+            </w:r>
+            <w:proofErr w:type="spellEnd"/>
+            <w:r>
+              <w:rPr>
+                <w:rFonts w:ascii="Consolas" w:hAnsi="Consolas" w:cs="Consolas"/>
+                <w:sz w:val="20"/>
+                <w:szCs w:val="20"/>
+              </w:rPr>
+              <w:t xml:space="preserve">, name, summary, description, </w:t>
+            </w:r>
+            <w:proofErr w:type="spellStart"/>
+            <w:r>
+              <w:rPr>
+                <w:rFonts w:ascii="Consolas" w:hAnsi="Consolas" w:cs="Consolas"/>
+                <w:sz w:val="20"/>
+                <w:szCs w:val="20"/>
+              </w:rPr>
+              <w:t>startDate</w:t>
+            </w:r>
+            <w:proofErr w:type="spellEnd"/>
+            <w:r>
+              <w:rPr>
+                <w:rFonts w:ascii="Consolas" w:hAnsi="Consolas" w:cs="Consolas"/>
+                <w:sz w:val="20"/>
+                <w:szCs w:val="20"/>
+              </w:rPr>
+              <w:t xml:space="preserve">, </w:t>
+            </w:r>
+            <w:proofErr w:type="spellStart"/>
+            <w:r>
+              <w:rPr>
+                <w:rFonts w:ascii="Consolas" w:hAnsi="Consolas" w:cs="Consolas"/>
+                <w:sz w:val="20"/>
+                <w:szCs w:val="20"/>
+              </w:rPr>
+              <w:t>endDate</w:t>
+            </w:r>
+            <w:proofErr w:type="spellEnd"/>
           </w:p>
         </w:tc>
       </w:tr>
@@ -4517,6 +6269,7 @@
             <w:vAlign w:val="center"/>
           </w:tcPr>
           <w:p>
+            <w:proofErr w:type="spellStart"/>
             <w:r>
               <w:rPr>
                 <w:rFonts w:ascii="Consolas" w:hAnsi="Consolas" w:cs="Consolas"/>
@@ -4525,6 +6278,7 @@
               </w:rPr>
               <w:t>getEpicsByProject</w:t>
             </w:r>
+            <w:proofErr w:type="spellEnd"/>
           </w:p>
         </w:tc>
         <w:tc>
@@ -4562,6 +6316,7 @@
             <w:vAlign w:val="center"/>
           </w:tcPr>
           <w:p>
+            <w:proofErr w:type="spellStart"/>
             <w:r>
               <w:rPr>
                 <w:rFonts w:ascii="Consolas" w:hAnsi="Consolas" w:cs="Consolas"/>
@@ -4570,6 +6325,7 @@
               </w:rPr>
               <w:t>projectId</w:t>
             </w:r>
+            <w:proofErr w:type="spellEnd"/>
           </w:p>
         </w:tc>
       </w:tr>
@@ -4589,6 +6345,7 @@
             <w:vAlign w:val="center"/>
           </w:tcPr>
           <w:p>
+            <w:proofErr w:type="spellStart"/>
             <w:r>
               <w:rPr>
                 <w:rFonts w:ascii="Consolas" w:hAnsi="Consolas" w:cs="Consolas"/>
@@ -4597,6 +6354,7 @@
               </w:rPr>
               <w:t>getEpicById</w:t>
             </w:r>
+            <w:proofErr w:type="spellEnd"/>
           </w:p>
         </w:tc>
         <w:tc>
@@ -4634,6 +6392,7 @@
             <w:vAlign w:val="center"/>
           </w:tcPr>
           <w:p>
+            <w:proofErr w:type="spellStart"/>
             <w:r>
               <w:rPr>
                 <w:rFonts w:ascii="Consolas" w:hAnsi="Consolas" w:cs="Consolas"/>
@@ -4642,6 +6401,7 @@
               </w:rPr>
               <w:t>epicId</w:t>
             </w:r>
+            <w:proofErr w:type="spellEnd"/>
           </w:p>
         </w:tc>
       </w:tr>
@@ -4766,6 +6526,7 @@
             <w:vAlign w:val="center"/>
           </w:tcPr>
           <w:p>
+            <w:proofErr w:type="spellStart"/>
             <w:r>
               <w:rPr>
                 <w:rFonts w:ascii="Consolas" w:hAnsi="Consolas" w:cs="Consolas"/>
@@ -4774,6 +6535,7 @@
               </w:rPr>
               <w:t>loadSubtasks</w:t>
             </w:r>
+            <w:proofErr w:type="spellEnd"/>
           </w:p>
         </w:tc>
         <w:tc>
@@ -4811,6 +6573,7 @@
             <w:vAlign w:val="center"/>
           </w:tcPr>
           <w:p>
+            <w:proofErr w:type="spellStart"/>
             <w:r>
               <w:rPr>
                 <w:rFonts w:ascii="Consolas" w:hAnsi="Consolas" w:cs="Consolas"/>
@@ -4819,6 +6582,7 @@
               </w:rPr>
               <w:t>ticketId</w:t>
             </w:r>
+            <w:proofErr w:type="spellEnd"/>
           </w:p>
         </w:tc>
       </w:tr>
@@ -4838,6 +6602,7 @@
             <w:vAlign w:val="center"/>
           </w:tcPr>
           <w:p>
+            <w:proofErr w:type="spellStart"/>
             <w:r>
               <w:rPr>
                 <w:rFonts w:ascii="Consolas" w:hAnsi="Consolas" w:cs="Consolas"/>
@@ -4846,6 +6611,7 @@
               </w:rPr>
               <w:t>createSubtask</w:t>
             </w:r>
+            <w:proofErr w:type="spellEnd"/>
           </w:p>
         </w:tc>
         <w:tc>
@@ -4889,8 +6655,90 @@
                 <w:sz w:val="20"/>
                 <w:szCs w:val="20"/>
               </w:rPr>
-              <w:t>summary, ticketId, description, assigneeId, currentStateId, storyPoint, startDate</w:t>
-            </w:r>
+              <w:t xml:space="preserve">summary, </w:t>
+            </w:r>
+            <w:proofErr w:type="spellStart"/>
+            <w:r>
+              <w:rPr>
+                <w:rFonts w:ascii="Consolas" w:hAnsi="Consolas" w:cs="Consolas"/>
+                <w:sz w:val="20"/>
+                <w:szCs w:val="20"/>
+              </w:rPr>
+              <w:t>ticketId</w:t>
+            </w:r>
+            <w:proofErr w:type="spellEnd"/>
+            <w:r>
+              <w:rPr>
+                <w:rFonts w:ascii="Consolas" w:hAnsi="Consolas" w:cs="Consolas"/>
+                <w:sz w:val="20"/>
+                <w:szCs w:val="20"/>
+              </w:rPr>
+              <w:t xml:space="preserve">, description, </w:t>
+            </w:r>
+            <w:proofErr w:type="spellStart"/>
+            <w:r>
+              <w:rPr>
+                <w:rFonts w:ascii="Consolas" w:hAnsi="Consolas" w:cs="Consolas"/>
+                <w:sz w:val="20"/>
+                <w:szCs w:val="20"/>
+              </w:rPr>
+              <w:t>assigneeId</w:t>
+            </w:r>
+            <w:proofErr w:type="spellEnd"/>
+            <w:r>
+              <w:rPr>
+                <w:rFonts w:ascii="Consolas" w:hAnsi="Consolas" w:cs="Consolas"/>
+                <w:sz w:val="20"/>
+                <w:szCs w:val="20"/>
+              </w:rPr>
+              <w:t xml:space="preserve">, </w:t>
+            </w:r>
+            <w:proofErr w:type="spellStart"/>
+            <w:r>
+              <w:rPr>
+                <w:rFonts w:ascii="Consolas" w:hAnsi="Consolas" w:cs="Consolas"/>
+                <w:sz w:val="20"/>
+                <w:szCs w:val="20"/>
+              </w:rPr>
+              <w:t>currentStateId</w:t>
+            </w:r>
+            <w:proofErr w:type="spellEnd"/>
+            <w:r>
+              <w:rPr>
+                <w:rFonts w:ascii="Consolas" w:hAnsi="Consolas" w:cs="Consolas"/>
+                <w:sz w:val="20"/>
+                <w:szCs w:val="20"/>
+              </w:rPr>
+              <w:t xml:space="preserve">, </w:t>
+            </w:r>
+            <w:proofErr w:type="spellStart"/>
+            <w:r>
+              <w:rPr>
+                <w:rFonts w:ascii="Consolas" w:hAnsi="Consolas" w:cs="Consolas"/>
+                <w:sz w:val="20"/>
+                <w:szCs w:val="20"/>
+              </w:rPr>
+              <w:t>storyPoint</w:t>
+            </w:r>
+            <w:proofErr w:type="spellEnd"/>
+            <w:r>
+              <w:rPr>
+                <w:rFonts w:ascii="Consolas" w:hAnsi="Consolas" w:cs="Consolas"/>
+                <w:sz w:val="20"/>
+                <w:szCs w:val="20"/>
+              </w:rPr>
+              <w:t xml:space="preserve">, </w:t>
+            </w:r>
+            <w:proofErr w:type="spellStart"/>
+            <w:r>
+              <w:rPr>
+                <w:rFonts w:ascii="Consolas" w:hAnsi="Consolas" w:cs="Consolas"/>
+                <w:sz w:val="20"/>
+                <w:szCs w:val="20"/>
+              </w:rPr>
+              <w:t>startDate</w:t>
+            </w:r>
+            <w:proofErr w:type="spellEnd"/>
           </w:p>
         </w:tc>
       </w:tr>
@@ -4910,6 +6758,7 @@
             <w:vAlign w:val="center"/>
           </w:tcPr>
           <w:p>
+            <w:proofErr w:type="spellStart"/>
             <w:r>
               <w:rPr>
                 <w:rFonts w:ascii="Consolas" w:hAnsi="Consolas" w:cs="Consolas"/>
@@ -4918,6 +6767,7 @@
               </w:rPr>
               <w:t>updateSubtaskSummary</w:t>
             </w:r>
+            <w:proofErr w:type="spellEnd"/>
           </w:p>
         </w:tc>
         <w:tc>
@@ -4955,13 +6805,23 @@
             <w:vAlign w:val="center"/>
           </w:tcPr>
           <w:p>
-            <w:r>
-              <w:rPr>
-                <w:rFonts w:ascii="Consolas" w:hAnsi="Consolas" w:cs="Consolas"/>
-                <w:sz w:val="20"/>
-                <w:szCs w:val="20"/>
-              </w:rPr>
-              <w:t>subtaskId, summary</w:t>
+            <w:proofErr w:type="spellStart"/>
+            <w:r>
+              <w:rPr>
+                <w:rFonts w:ascii="Consolas" w:hAnsi="Consolas" w:cs="Consolas"/>
+                <w:sz w:val="20"/>
+                <w:szCs w:val="20"/>
+              </w:rPr>
+              <w:t>subtaskId</w:t>
+            </w:r>
+            <w:proofErr w:type="spellEnd"/>
+            <w:r>
+              <w:rPr>
+                <w:rFonts w:ascii="Consolas" w:hAnsi="Consolas" w:cs="Consolas"/>
+                <w:sz w:val="20"/>
+                <w:szCs w:val="20"/>
+              </w:rPr>
+              <w:t>, summary</w:t>
             </w:r>
           </w:p>
         </w:tc>
@@ -4982,6 +6842,7 @@
             <w:vAlign w:val="center"/>
           </w:tcPr>
           <w:p>
+            <w:proofErr w:type="spellStart"/>
             <w:r>
               <w:rPr>
                 <w:rFonts w:ascii="Consolas" w:hAnsi="Consolas" w:cs="Consolas"/>
@@ -4991,6 +6852,7 @@
               <w:lastRenderedPageBreak/>
               <w:t>updateSubtask</w:t>
             </w:r>
+            <w:proofErr w:type="spellEnd"/>
           </w:p>
         </w:tc>
         <w:tc>
@@ -5028,14 +6890,70 @@
             <w:vAlign w:val="center"/>
           </w:tcPr>
           <w:p>
-            <w:r>
-              <w:rPr>
-                <w:rFonts w:ascii="Consolas" w:hAnsi="Consolas" w:cs="Consolas"/>
-                <w:sz w:val="20"/>
-                <w:szCs w:val="20"/>
-              </w:rPr>
-              <w:t>subtaskId, summary, description, assigneeId, currentStateId, storyPoint</w:t>
-            </w:r>
+            <w:proofErr w:type="spellStart"/>
+            <w:r>
+              <w:rPr>
+                <w:rFonts w:ascii="Consolas" w:hAnsi="Consolas" w:cs="Consolas"/>
+                <w:sz w:val="20"/>
+                <w:szCs w:val="20"/>
+              </w:rPr>
+              <w:t>subtaskId</w:t>
+            </w:r>
+            <w:proofErr w:type="spellEnd"/>
+            <w:r>
+              <w:rPr>
+                <w:rFonts w:ascii="Consolas" w:hAnsi="Consolas" w:cs="Consolas"/>
+                <w:sz w:val="20"/>
+                <w:szCs w:val="20"/>
+              </w:rPr>
+              <w:t xml:space="preserve">, summary, description, </w:t>
+            </w:r>
+            <w:proofErr w:type="spellStart"/>
+            <w:r>
+              <w:rPr>
+                <w:rFonts w:ascii="Consolas" w:hAnsi="Consolas" w:cs="Consolas"/>
+                <w:sz w:val="20"/>
+                <w:szCs w:val="20"/>
+              </w:rPr>
+              <w:t>assigneeId</w:t>
+            </w:r>
+            <w:proofErr w:type="spellEnd"/>
+            <w:r>
+              <w:rPr>
+                <w:rFonts w:ascii="Consolas" w:hAnsi="Consolas" w:cs="Consolas"/>
+                <w:sz w:val="20"/>
+                <w:szCs w:val="20"/>
+              </w:rPr>
+              <w:t xml:space="preserve">, </w:t>
+            </w:r>
+            <w:proofErr w:type="spellStart"/>
+            <w:r>
+              <w:rPr>
+                <w:rFonts w:ascii="Consolas" w:hAnsi="Consolas" w:cs="Consolas"/>
+                <w:sz w:val="20"/>
+                <w:szCs w:val="20"/>
+              </w:rPr>
+              <w:t>currentStateId</w:t>
+            </w:r>
+            <w:proofErr w:type="spellEnd"/>
+            <w:r>
+              <w:rPr>
+                <w:rFonts w:ascii="Consolas" w:hAnsi="Consolas" w:cs="Consolas"/>
+                <w:sz w:val="20"/>
+                <w:szCs w:val="20"/>
+              </w:rPr>
+              <w:t xml:space="preserve">, </w:t>
+            </w:r>
+            <w:proofErr w:type="spellStart"/>
+            <w:r>
+              <w:rPr>
+                <w:rFonts w:ascii="Consolas" w:hAnsi="Consolas" w:cs="Consolas"/>
+                <w:sz w:val="20"/>
+                <w:szCs w:val="20"/>
+              </w:rPr>
+              <w:t>storyPoint</w:t>
+            </w:r>
+            <w:proofErr w:type="spellEnd"/>
           </w:p>
         </w:tc>
       </w:tr>
@@ -5055,6 +6973,7 @@
             <w:vAlign w:val="center"/>
           </w:tcPr>
           <w:p>
+            <w:proofErr w:type="spellStart"/>
             <w:r>
               <w:rPr>
                 <w:rFonts w:ascii="Consolas" w:hAnsi="Consolas" w:cs="Consolas"/>
@@ -5063,6 +6982,7 @@
               </w:rPr>
               <w:t>assignSubtask</w:t>
             </w:r>
+            <w:proofErr w:type="spellEnd"/>
           </w:p>
         </w:tc>
         <w:tc>
@@ -5100,14 +7020,34 @@
             <w:vAlign w:val="center"/>
           </w:tcPr>
           <w:p>
-            <w:r>
-              <w:rPr>
-                <w:rFonts w:ascii="Consolas" w:hAnsi="Consolas" w:cs="Consolas"/>
-                <w:sz w:val="20"/>
-                <w:szCs w:val="20"/>
-              </w:rPr>
-              <w:t>subtaskId, memberId</w:t>
-            </w:r>
+            <w:proofErr w:type="spellStart"/>
+            <w:r>
+              <w:rPr>
+                <w:rFonts w:ascii="Consolas" w:hAnsi="Consolas" w:cs="Consolas"/>
+                <w:sz w:val="20"/>
+                <w:szCs w:val="20"/>
+              </w:rPr>
+              <w:t>subtaskId</w:t>
+            </w:r>
+            <w:proofErr w:type="spellEnd"/>
+            <w:r>
+              <w:rPr>
+                <w:rFonts w:ascii="Consolas" w:hAnsi="Consolas" w:cs="Consolas"/>
+                <w:sz w:val="20"/>
+                <w:szCs w:val="20"/>
+              </w:rPr>
+              <w:t xml:space="preserve">, </w:t>
+            </w:r>
+            <w:proofErr w:type="spellStart"/>
+            <w:r>
+              <w:rPr>
+                <w:rFonts w:ascii="Consolas" w:hAnsi="Consolas" w:cs="Consolas"/>
+                <w:sz w:val="20"/>
+                <w:szCs w:val="20"/>
+              </w:rPr>
+              <w:t>memberId</w:t>
+            </w:r>
+            <w:proofErr w:type="spellEnd"/>
           </w:p>
         </w:tc>
       </w:tr>
@@ -5127,6 +7067,7 @@
             <w:vAlign w:val="center"/>
           </w:tcPr>
           <w:p>
+            <w:proofErr w:type="spellStart"/>
             <w:r>
               <w:rPr>
                 <w:rFonts w:ascii="Consolas" w:hAnsi="Consolas" w:cs="Consolas"/>
@@ -5135,6 +7076,7 @@
               </w:rPr>
               <w:t>deleteSubtask</w:t>
             </w:r>
+            <w:proofErr w:type="spellEnd"/>
           </w:p>
         </w:tc>
         <w:tc>
@@ -5172,6 +7114,7 @@
             <w:vAlign w:val="center"/>
           </w:tcPr>
           <w:p>
+            <w:proofErr w:type="spellStart"/>
             <w:r>
               <w:rPr>
                 <w:rFonts w:ascii="Consolas" w:hAnsi="Consolas" w:cs="Consolas"/>
@@ -5180,6 +7123,7 @@
               </w:rPr>
               <w:t>subtaskId</w:t>
             </w:r>
+            <w:proofErr w:type="spellEnd"/>
           </w:p>
         </w:tc>
       </w:tr>
@@ -5199,6 +7143,7 @@
             <w:vAlign w:val="center"/>
           </w:tcPr>
           <w:p>
+            <w:proofErr w:type="spellStart"/>
             <w:r>
               <w:rPr>
                 <w:rFonts w:ascii="Consolas" w:hAnsi="Consolas" w:cs="Consolas"/>
@@ -5207,6 +7152,7 @@
               </w:rPr>
               <w:t>deleteSubtasks</w:t>
             </w:r>
+            <w:proofErr w:type="spellEnd"/>
           </w:p>
         </w:tc>
         <w:tc>
@@ -5244,13 +7190,33 @@
             <w:vAlign w:val="center"/>
           </w:tcPr>
           <w:p>
-            <w:r>
-              <w:rPr>
-                <w:rFonts w:ascii="Consolas" w:hAnsi="Consolas" w:cs="Consolas"/>
-                <w:sz w:val="20"/>
-                <w:szCs w:val="20"/>
-              </w:rPr>
-              <w:t>subtaskIds[]</w:t>
+            <w:proofErr w:type="spellStart"/>
+            <w:proofErr w:type="gramStart"/>
+            <w:r>
+              <w:rPr>
+                <w:rFonts w:ascii="Consolas" w:hAnsi="Consolas" w:cs="Consolas"/>
+                <w:sz w:val="20"/>
+                <w:szCs w:val="20"/>
+              </w:rPr>
+              <w:t>subtaskIds</w:t>
+            </w:r>
+            <w:proofErr w:type="spellEnd"/>
+            <w:r>
+              <w:rPr>
+                <w:rFonts w:ascii="Consolas" w:hAnsi="Consolas" w:cs="Consolas"/>
+                <w:sz w:val="20"/>
+                <w:szCs w:val="20"/>
+              </w:rPr>
+              <w:t>[</w:t>
+            </w:r>
+            <w:proofErr w:type="gramEnd"/>
+            <w:r>
+              <w:rPr>
+                <w:rFonts w:ascii="Consolas" w:hAnsi="Consolas" w:cs="Consolas"/>
+                <w:sz w:val="20"/>
+                <w:szCs w:val="20"/>
+              </w:rPr>
+              <w:t>]</w:t>
             </w:r>
           </w:p>
         </w:tc>
@@ -5302,8 +7268,18 @@
           <w:sz w:val="20"/>
           <w:szCs w:val="20"/>
         </w:rPr>
-        <w:t>_ticketLinkedToTypeOptions</w:t>
-      </w:r>
+        <w:t>_</w:t>
+      </w:r>
+      <w:proofErr w:type="spellStart"/>
+      <w:r>
+        <w:rPr>
+          <w:rFonts w:ascii="Consolas" w:hAnsi="Consolas" w:cs="Consolas"/>
+          <w:sz w:val="20"/>
+          <w:szCs w:val="20"/>
+        </w:rPr>
+        <w:t>ticketLinkedToTypeOptions</w:t>
+      </w:r>
+      <w:proofErr w:type="spellEnd"/>
     </w:p>
     <w:p>
       <w:pPr>
@@ -5319,7 +7295,117 @@
           <w:sz w:val="20"/>
           <w:szCs w:val="20"/>
         </w:rPr>
-        <w:t>@wire(loadTicketBySearchTerm, { projectId: '$_projectId', searchTerm: '$_ticketViewSearchTerm' })</w:t>
+        <w:t>@</w:t>
+      </w:r>
+      <w:proofErr w:type="gramStart"/>
+      <w:r>
+        <w:rPr>
+          <w:rFonts w:ascii="Consolas" w:hAnsi="Consolas" w:cs="Consolas"/>
+          <w:sz w:val="20"/>
+          <w:szCs w:val="20"/>
+        </w:rPr>
+        <w:t>wire(</w:t>
+      </w:r>
+      <w:proofErr w:type="gramEnd"/>
+      <w:r>
+        <w:rPr>
+          <w:rFonts w:ascii="Consolas" w:hAnsi="Consolas" w:cs="Consolas"/>
+          <w:sz w:val="20"/>
+          <w:szCs w:val="20"/>
+        </w:rPr>
+        <w:t xml:space="preserve">loadTicketBySearchTerm, </w:t>
+      </w:r>
+      <w:proofErr w:type="gramStart"/>
+      <w:r>
+        <w:rPr>
+          <w:rFonts w:ascii="Consolas" w:hAnsi="Consolas" w:cs="Consolas"/>
+          <w:sz w:val="20"/>
+          <w:szCs w:val="20"/>
+        </w:rPr>
+        <w:t xml:space="preserve">{ </w:t>
+      </w:r>
+      <w:proofErr w:type="spellStart"/>
+      <w:r>
+        <w:rPr>
+          <w:rFonts w:ascii="Consolas" w:hAnsi="Consolas" w:cs="Consolas"/>
+          <w:sz w:val="20"/>
+          <w:szCs w:val="20"/>
+        </w:rPr>
+        <w:t>projectId</w:t>
+      </w:r>
+      <w:proofErr w:type="spellEnd"/>
+      <w:proofErr w:type="gramEnd"/>
+      <w:r>
+        <w:rPr>
+          <w:rFonts w:ascii="Consolas" w:hAnsi="Consolas" w:cs="Consolas"/>
+          <w:sz w:val="20"/>
+          <w:szCs w:val="20"/>
+        </w:rPr>
+        <w:t>: '$_</w:t>
+      </w:r>
+      <w:proofErr w:type="spellStart"/>
+      <w:r>
+        <w:rPr>
+          <w:rFonts w:ascii="Consolas" w:hAnsi="Consolas" w:cs="Consolas"/>
+          <w:sz w:val="20"/>
+          <w:szCs w:val="20"/>
+        </w:rPr>
+        <w:t>projectId</w:t>
+      </w:r>
+      <w:proofErr w:type="spellEnd"/>
+      <w:r>
+        <w:rPr>
+          <w:rFonts w:ascii="Consolas" w:hAnsi="Consolas" w:cs="Consolas"/>
+          <w:sz w:val="20"/>
+          <w:szCs w:val="20"/>
+        </w:rPr>
+        <w:t xml:space="preserve">', </w:t>
+      </w:r>
+      <w:proofErr w:type="spellStart"/>
+      <w:r>
+        <w:rPr>
+          <w:rFonts w:ascii="Consolas" w:hAnsi="Consolas" w:cs="Consolas"/>
+          <w:sz w:val="20"/>
+          <w:szCs w:val="20"/>
+        </w:rPr>
+        <w:t>searchTerm</w:t>
+      </w:r>
+      <w:proofErr w:type="spellEnd"/>
+      <w:r>
+        <w:rPr>
+          <w:rFonts w:ascii="Consolas" w:hAnsi="Consolas" w:cs="Consolas"/>
+          <w:sz w:val="20"/>
+          <w:szCs w:val="20"/>
+        </w:rPr>
+        <w:t>: '$_</w:t>
+      </w:r>
+      <w:proofErr w:type="spellStart"/>
+      <w:r>
+        <w:rPr>
+          <w:rFonts w:ascii="Consolas" w:hAnsi="Consolas" w:cs="Consolas"/>
+          <w:sz w:val="20"/>
+          <w:szCs w:val="20"/>
+        </w:rPr>
+        <w:t>ticketViewSearchTerm</w:t>
+      </w:r>
+      <w:proofErr w:type="spellEnd"/>
+      <w:proofErr w:type="gramStart"/>
+      <w:r>
+        <w:rPr>
+          <w:rFonts w:ascii="Consolas" w:hAnsi="Consolas" w:cs="Consolas"/>
+          <w:sz w:val="20"/>
+          <w:szCs w:val="20"/>
+        </w:rPr>
+        <w:t>' }</w:t>
+      </w:r>
+      <w:proofErr w:type="gramEnd"/>
+      <w:r>
+        <w:rPr>
+          <w:rFonts w:ascii="Consolas" w:hAnsi="Consolas" w:cs="Consolas"/>
+          <w:sz w:val="20"/>
+          <w:szCs w:val="20"/>
+        </w:rPr>
+        <w:t>)</w:t>
       </w:r>
     </w:p>
     <w:p>
@@ -5336,7 +7422,81 @@
           <w:sz w:val="20"/>
           <w:szCs w:val="20"/>
         </w:rPr>
-        <w:t>@wire(loadTicketLinkedTo, { ticketId: '$_linkedToTargetTicketId' })</w:t>
+        <w:t>@</w:t>
+      </w:r>
+      <w:proofErr w:type="gramStart"/>
+      <w:r>
+        <w:rPr>
+          <w:rFonts w:ascii="Consolas" w:hAnsi="Consolas" w:cs="Consolas"/>
+          <w:sz w:val="20"/>
+          <w:szCs w:val="20"/>
+        </w:rPr>
+        <w:t>wire(</w:t>
+      </w:r>
+      <w:proofErr w:type="gramEnd"/>
+      <w:r>
+        <w:rPr>
+          <w:rFonts w:ascii="Consolas" w:hAnsi="Consolas" w:cs="Consolas"/>
+          <w:sz w:val="20"/>
+          <w:szCs w:val="20"/>
+        </w:rPr>
+        <w:t xml:space="preserve">loadTicketLinkedTo, </w:t>
+      </w:r>
+      <w:proofErr w:type="gramStart"/>
+      <w:r>
+        <w:rPr>
+          <w:rFonts w:ascii="Consolas" w:hAnsi="Consolas" w:cs="Consolas"/>
+          <w:sz w:val="20"/>
+          <w:szCs w:val="20"/>
+        </w:rPr>
+        <w:t xml:space="preserve">{ </w:t>
+      </w:r>
+      <w:proofErr w:type="spellStart"/>
+      <w:r>
+        <w:rPr>
+          <w:rFonts w:ascii="Consolas" w:hAnsi="Consolas" w:cs="Consolas"/>
+          <w:sz w:val="20"/>
+          <w:szCs w:val="20"/>
+        </w:rPr>
+        <w:t>ticketId</w:t>
+      </w:r>
+      <w:proofErr w:type="spellEnd"/>
+      <w:proofErr w:type="gramEnd"/>
+      <w:r>
+        <w:rPr>
+          <w:rFonts w:ascii="Consolas" w:hAnsi="Consolas" w:cs="Consolas"/>
+          <w:sz w:val="20"/>
+          <w:szCs w:val="20"/>
+        </w:rPr>
+        <w:t>: '$_</w:t>
+      </w:r>
+      <w:proofErr w:type="spellStart"/>
+      <w:r>
+        <w:rPr>
+          <w:rFonts w:ascii="Consolas" w:hAnsi="Consolas" w:cs="Consolas"/>
+          <w:sz w:val="20"/>
+          <w:szCs w:val="20"/>
+        </w:rPr>
+        <w:t>linkedToTargetTicketId</w:t>
+      </w:r>
+      <w:proofErr w:type="spellEnd"/>
+      <w:proofErr w:type="gramStart"/>
+      <w:r>
+        <w:rPr>
+          <w:rFonts w:ascii="Consolas" w:hAnsi="Consolas" w:cs="Consolas"/>
+          <w:sz w:val="20"/>
+          <w:szCs w:val="20"/>
+        </w:rPr>
+        <w:t>' }</w:t>
+      </w:r>
+      <w:proofErr w:type="gramEnd"/>
+      <w:r>
+        <w:rPr>
+          <w:rFonts w:ascii="Consolas" w:hAnsi="Consolas" w:cs="Consolas"/>
+          <w:sz w:val="20"/>
+          <w:szCs w:val="20"/>
+        </w:rPr>
+        <w:t>)</w:t>
       </w:r>
     </w:p>
     <w:p>
@@ -5353,7 +7513,81 @@
           <w:sz w:val="20"/>
           <w:szCs w:val="20"/>
         </w:rPr>
-        <w:t>@wire(loadSubtasks, { ticketId: '$_subtasksTargetTicketId' })</w:t>
+        <w:t>@</w:t>
+      </w:r>
+      <w:proofErr w:type="gramStart"/>
+      <w:r>
+        <w:rPr>
+          <w:rFonts w:ascii="Consolas" w:hAnsi="Consolas" w:cs="Consolas"/>
+          <w:sz w:val="20"/>
+          <w:szCs w:val="20"/>
+        </w:rPr>
+        <w:t>wire(</w:t>
+      </w:r>
+      <w:proofErr w:type="gramEnd"/>
+      <w:r>
+        <w:rPr>
+          <w:rFonts w:ascii="Consolas" w:hAnsi="Consolas" w:cs="Consolas"/>
+          <w:sz w:val="20"/>
+          <w:szCs w:val="20"/>
+        </w:rPr>
+        <w:t xml:space="preserve">loadSubtasks, </w:t>
+      </w:r>
+      <w:proofErr w:type="gramStart"/>
+      <w:r>
+        <w:rPr>
+          <w:rFonts w:ascii="Consolas" w:hAnsi="Consolas" w:cs="Consolas"/>
+          <w:sz w:val="20"/>
+          <w:szCs w:val="20"/>
+        </w:rPr>
+        <w:t xml:space="preserve">{ </w:t>
+      </w:r>
+      <w:proofErr w:type="spellStart"/>
+      <w:r>
+        <w:rPr>
+          <w:rFonts w:ascii="Consolas" w:hAnsi="Consolas" w:cs="Consolas"/>
+          <w:sz w:val="20"/>
+          <w:szCs w:val="20"/>
+        </w:rPr>
+        <w:t>ticketId</w:t>
+      </w:r>
+      <w:proofErr w:type="spellEnd"/>
+      <w:proofErr w:type="gramEnd"/>
+      <w:r>
+        <w:rPr>
+          <w:rFonts w:ascii="Consolas" w:hAnsi="Consolas" w:cs="Consolas"/>
+          <w:sz w:val="20"/>
+          <w:szCs w:val="20"/>
+        </w:rPr>
+        <w:t>: '$_</w:t>
+      </w:r>
+      <w:proofErr w:type="spellStart"/>
+      <w:r>
+        <w:rPr>
+          <w:rFonts w:ascii="Consolas" w:hAnsi="Consolas" w:cs="Consolas"/>
+          <w:sz w:val="20"/>
+          <w:szCs w:val="20"/>
+        </w:rPr>
+        <w:t>subtasksTargetTicketId</w:t>
+      </w:r>
+      <w:proofErr w:type="spellEnd"/>
+      <w:proofErr w:type="gramStart"/>
+      <w:r>
+        <w:rPr>
+          <w:rFonts w:ascii="Consolas" w:hAnsi="Consolas" w:cs="Consolas"/>
+          <w:sz w:val="20"/>
+          <w:szCs w:val="20"/>
+        </w:rPr>
+        <w:t>' }</w:t>
+      </w:r>
+      <w:proofErr w:type="gramEnd"/>
+      <w:r>
+        <w:rPr>
+          <w:rFonts w:ascii="Consolas" w:hAnsi="Consolas" w:cs="Consolas"/>
+          <w:sz w:val="20"/>
+          <w:szCs w:val="20"/>
+        </w:rPr>
+        <w:t>)</w:t>
       </w:r>
     </w:p>
     <w:p>
@@ -5384,6 +7618,7 @@
       <w:r>
         <w:t xml:space="preserve">), flipping </w:t>
       </w:r>
+      <w:proofErr w:type="spellStart"/>
       <w:r>
         <w:rPr>
           <w:rFonts w:ascii="Consolas" w:hAnsi="Consolas" w:cs="Consolas"/>
@@ -5392,6 +7627,7 @@
         </w:rPr>
         <w:t>isLoading</w:t>
       </w:r>
+      <w:proofErr w:type="spellEnd"/>
       <w:r>
         <w:t xml:space="preserve"> and toasting via </w:t>
       </w:r>
@@ -5401,19 +7637,39 @@
           <w:sz w:val="20"/>
           <w:szCs w:val="20"/>
         </w:rPr>
-        <w:t>_showSuccess</w:t>
-      </w:r>
-      <w:r>
-        <w:t xml:space="preserve"> / </w:t>
-      </w:r>
+        <w:t>_</w:t>
+      </w:r>
+      <w:proofErr w:type="spellStart"/>
       <w:r>
         <w:rPr>
           <w:rFonts w:ascii="Consolas" w:hAnsi="Consolas" w:cs="Consolas"/>
           <w:sz w:val="20"/>
           <w:szCs w:val="20"/>
         </w:rPr>
-        <w:t>_showError</w:t>
-      </w:r>
+        <w:t>showSuccess</w:t>
+      </w:r>
+      <w:proofErr w:type="spellEnd"/>
+      <w:r>
+        <w:t xml:space="preserve"> / </w:t>
+      </w:r>
+      <w:r>
+        <w:rPr>
+          <w:rFonts w:ascii="Consolas" w:hAnsi="Consolas" w:cs="Consolas"/>
+          <w:sz w:val="20"/>
+          <w:szCs w:val="20"/>
+        </w:rPr>
+        <w:t>_</w:t>
+      </w:r>
+      <w:proofErr w:type="spellStart"/>
+      <w:r>
+        <w:rPr>
+          <w:rFonts w:ascii="Consolas" w:hAnsi="Consolas" w:cs="Consolas"/>
+          <w:sz w:val="20"/>
+          <w:szCs w:val="20"/>
+        </w:rPr>
+        <w:t>showError</w:t>
+      </w:r>
+      <w:proofErr w:type="spellEnd"/>
       <w:r>
         <w:t>.</w:t>
       </w:r>
@@ -5423,348 +7679,73 @@
         <w:pStyle w:val="Heading2"/>
       </w:pPr>
       <w:r>
-        <w:t>3. Sequence Flows (key interactions)</w:t>
+        <w:t>3</w:t>
+      </w:r>
+      <w:r>
+        <w:t>. UI / UX Specification</w:t>
+      </w:r>
+    </w:p>
+    <w:p>
+      <w:pPr>
+        <w:pStyle w:val="Heading3"/>
+      </w:pPr>
+      <w:r>
+        <w:t>3</w:t>
+      </w:r>
+      <w:r>
+        <w:t>.1 Page load — Backlog + non-completed sprint containers</w:t>
       </w:r>
     </w:p>
     <w:p>
       <w:pPr>
         <w:spacing w:after="160" w:line="276" w:lineRule="auto"/>
       </w:pPr>
+      <w:r>
+        <w:t xml:space="preserve">On load the page renders the </w:t>
+      </w:r>
       <w:r>
         <w:rPr>
           <w:b/>
           <w:bCs/>
         </w:rPr>
-        <w:t>3.1 Page load</w:t>
-      </w:r>
-    </w:p>
-    <w:p>
-      <w:pPr>
-        <w:pBdr>
-          <w:top w:val="single" w:sz="4" w:space="4" w:color="D0D7DE"/>
-          <w:left w:val="single" w:sz="4" w:space="4" w:color="D0D7DE"/>
-          <w:bottom w:val="single" w:sz="4" w:space="4" w:color="D0D7DE"/>
-          <w:right w:val="single" w:sz="4" w:space="4" w:color="D0D7DE"/>
-        </w:pBdr>
-        <w:shd w:val="clear" w:color="auto" w:fill="F6F8FA"/>
-        <w:spacing w:before="80" w:after="160"/>
-      </w:pPr>
-      <w:r>
-        <w:rPr>
-          <w:rFonts w:ascii="Consolas" w:hAnsi="Consolas" w:cs="Consolas"/>
-          <w:sz w:val="18"/>
-          <w:szCs w:val="18"/>
-        </w:rPr>
-        <w:t>mount → read localStorage.projectId</w:t>
-      </w:r>
-      <w:r>
-        <w:rPr>
-          <w:rFonts w:ascii="Consolas" w:hAnsi="Consolas" w:cs="Consolas"/>
-          <w:sz w:val="18"/>
-          <w:szCs w:val="18"/>
-        </w:rPr>
-        <w:br/>
-        <w:t xml:space="preserve"> ├─ none → render &lt;c-choose-project&gt;; on projectchosen → set _projectId → _loadData()</w:t>
-      </w:r>
-      <w:r>
-        <w:rPr>
-          <w:rFonts w:ascii="Consolas" w:hAnsi="Consolas" w:cs="Consolas"/>
-          <w:sz w:val="18"/>
-          <w:szCs w:val="18"/>
-        </w:rPr>
-        <w:br/>
-        <w:t xml:space="preserve"> └─ present → _loadData() → loadBacklogData(projectId)</w:t>
-      </w:r>
-      <w:r>
-        <w:rPr>
-          <w:rFonts w:ascii="Consolas" w:hAnsi="Consolas" w:cs="Consolas"/>
-          <w:sz w:val="18"/>
-          <w:szCs w:val="18"/>
-        </w:rPr>
-        <w:br/>
-        <w:t xml:space="preserve">                          → map: sprints.map(formatSprint), enrichTickets(backlog)</w:t>
-      </w:r>
-    </w:p>
-    <w:p>
-      <w:pPr>
-        <w:spacing w:after="160" w:line="276" w:lineRule="auto"/>
-      </w:pPr>
+        <w:t>Sprints</w:t>
+      </w:r>
+      <w:r>
+        <w:t xml:space="preserve"> panel (every </w:t>
+      </w:r>
+      <w:r>
+        <w:rPr>
+          <w:rFonts w:ascii="Consolas" w:hAnsi="Consolas" w:cs="Consolas"/>
+          <w:sz w:val="20"/>
+          <w:szCs w:val="20"/>
+        </w:rPr>
+        <w:t>future</w:t>
+      </w:r>
+      <w:r>
+        <w:t>/</w:t>
+      </w:r>
+      <w:proofErr w:type="spellStart"/>
+      <w:r>
+        <w:rPr>
+          <w:rFonts w:ascii="Consolas" w:hAnsi="Consolas" w:cs="Consolas"/>
+          <w:sz w:val="20"/>
+          <w:szCs w:val="20"/>
+        </w:rPr>
+        <w:t>in_progress</w:t>
+      </w:r>
+      <w:proofErr w:type="spellEnd"/>
+      <w:r>
+        <w:t xml:space="preserve"> sprint container, collapsed) and the </w:t>
+      </w:r>
       <w:r>
         <w:rPr>
           <w:b/>
           <w:bCs/>
         </w:rPr>
-        <w:t>3.2 Change ticket status</w:t>
-      </w:r>
-    </w:p>
-    <w:p>
-      <w:pPr>
-        <w:pBdr>
-          <w:top w:val="single" w:sz="4" w:space="4" w:color="D0D7DE"/>
-          <w:left w:val="single" w:sz="4" w:space="4" w:color="D0D7DE"/>
-          <w:bottom w:val="single" w:sz="4" w:space="4" w:color="D0D7DE"/>
-          <w:right w:val="single" w:sz="4" w:space="4" w:color="D0D7DE"/>
-        </w:pBdr>
-        <w:shd w:val="clear" w:color="auto" w:fill="F6F8FA"/>
-        <w:spacing w:before="80" w:after="160"/>
-      </w:pPr>
-      <w:r>
-        <w:rPr>
-          <w:rFonts w:ascii="Consolas" w:hAnsi="Consolas" w:cs="Consolas"/>
-          <w:sz w:val="18"/>
-          <w:szCs w:val="18"/>
-        </w:rPr>
-        <w:t>c-ao-ticket-item ▸ ticketstatechange → changeTicketState(ticketId, from, to)</w:t>
-      </w:r>
-      <w:r>
-        <w:rPr>
-          <w:rFonts w:ascii="Consolas" w:hAnsi="Consolas" w:cs="Consolas"/>
-          <w:sz w:val="18"/>
-          <w:szCs w:val="18"/>
-        </w:rPr>
-        <w:br/>
-        <w:t xml:space="preserve">  success → _updateTicketStateEverywhere(ticketId, to)</w:t>
-      </w:r>
-      <w:r>
-        <w:rPr>
-          <w:rFonts w:ascii="Consolas" w:hAnsi="Consolas" w:cs="Consolas"/>
-          <w:sz w:val="18"/>
-          <w:szCs w:val="18"/>
-        </w:rPr>
-        <w:br/>
-        <w:t xml:space="preserve">          → if data.isEndStatus: _updateSprintStoryPoints(updatedSprint) + "no further transitions" toast</w:t>
-      </w:r>
-      <w:r>
-        <w:rPr>
-          <w:rFonts w:ascii="Consolas" w:hAnsi="Consolas" w:cs="Consolas"/>
-          <w:sz w:val="18"/>
-          <w:szCs w:val="18"/>
-        </w:rPr>
-        <w:br/>
-        <w:t xml:space="preserve">  failure → _reKeyTicket(ticketId) (revert combo) + error toast</w:t>
-      </w:r>
-    </w:p>
-    <w:p>
-      <w:pPr>
-        <w:spacing w:after="160" w:line="276" w:lineRule="auto"/>
-      </w:pPr>
-      <w:r>
-        <w:rPr>
-          <w:b/>
-          <w:bCs/>
-        </w:rPr>
-        <w:t>3.3 Backlog → Sprint drag</w:t>
-      </w:r>
-    </w:p>
-    <w:p>
-      <w:pPr>
-        <w:pBdr>
-          <w:top w:val="single" w:sz="4" w:space="4" w:color="D0D7DE"/>
-          <w:left w:val="single" w:sz="4" w:space="4" w:color="D0D7DE"/>
-          <w:bottom w:val="single" w:sz="4" w:space="4" w:color="D0D7DE"/>
-          <w:right w:val="single" w:sz="4" w:space="4" w:color="D0D7DE"/>
-        </w:pBdr>
-        <w:shd w:val="clear" w:color="auto" w:fill="F6F8FA"/>
-        <w:spacing w:before="80" w:after="160"/>
-      </w:pPr>
-      <w:r>
-        <w:rPr>
-          <w:rFonts w:ascii="Consolas" w:hAnsi="Consolas" w:cs="Consolas"/>
-          <w:sz w:val="18"/>
-          <w:szCs w:val="18"/>
-        </w:rPr>
-        <w:t>dragstart (page) → record source container/ticket</w:t>
-      </w:r>
-      <w:r>
-        <w:rPr>
-          <w:rFonts w:ascii="Consolas" w:hAnsi="Consolas" w:cs="Consolas"/>
-          <w:sz w:val="18"/>
-          <w:szCs w:val="18"/>
-        </w:rPr>
-        <w:br/>
-        <w:t>drop on sprint   → moveTicketToSprint(ticketId, sprintId)</w:t>
-      </w:r>
-      <w:r>
-        <w:rPr>
-          <w:rFonts w:ascii="Consolas" w:hAnsi="Consolas" w:cs="Consolas"/>
-          <w:sz w:val="18"/>
-          <w:szCs w:val="18"/>
-        </w:rPr>
-        <w:br/>
-        <w:t xml:space="preserve">  success → _deleteBacklogTicket + formatSprint(updatedSprint)</w:t>
-      </w:r>
-      <w:r>
-        <w:rPr>
-          <w:rFonts w:ascii="Consolas" w:hAnsi="Consolas" w:cs="Consolas"/>
-          <w:sz w:val="18"/>
-          <w:szCs w:val="18"/>
-        </w:rPr>
-        <w:br/>
-        <w:t xml:space="preserve">          → if sprint expanded: _enrichSprintWithAddedTicket(...)</w:t>
-      </w:r>
-    </w:p>
-    <w:p>
-      <w:pPr>
-        <w:spacing w:after="160" w:line="276" w:lineRule="auto"/>
-      </w:pPr>
-      <w:r>
-        <w:rPr>
-          <w:b/>
-          <w:bCs/>
-        </w:rPr>
-        <w:t>3.4 Open ticket view (peek panel) &amp; inline edits</w:t>
-      </w:r>
-    </w:p>
-    <w:p>
-      <w:pPr>
-        <w:pBdr>
-          <w:top w:val="single" w:sz="4" w:space="4" w:color="D0D7DE"/>
-          <w:left w:val="single" w:sz="4" w:space="4" w:color="D0D7DE"/>
-          <w:bottom w:val="single" w:sz="4" w:space="4" w:color="D0D7DE"/>
-          <w:right w:val="single" w:sz="4" w:space="4" w:color="D0D7DE"/>
-        </w:pBdr>
-        <w:shd w:val="clear" w:color="auto" w:fill="F6F8FA"/>
-        <w:spacing w:before="80" w:after="160"/>
-      </w:pPr>
-      <w:r>
-        <w:rPr>
-          <w:rFonts w:ascii="Consolas" w:hAnsi="Consolas" w:cs="Consolas"/>
-          <w:sz w:val="18"/>
-          <w:szCs w:val="18"/>
-        </w:rPr>
-        <w:t>ticket row click → ticketviewopen → handleOpenTicketView sets _activeTicketViewId</w:t>
-      </w:r>
-      <w:r>
-        <w:rPr>
-          <w:rFonts w:ascii="Consolas" w:hAnsi="Consolas" w:cs="Consolas"/>
-          <w:sz w:val="18"/>
-          <w:szCs w:val="18"/>
-        </w:rPr>
-        <w:br/>
-        <w:t>render &lt;c-ticket-view ticket={activeTicket}&gt;</w:t>
-      </w:r>
-      <w:r>
-        <w:rPr>
-          <w:rFonts w:ascii="Consolas" w:hAnsi="Consolas" w:cs="Consolas"/>
-          <w:sz w:val="18"/>
-          <w:szCs w:val="18"/>
-        </w:rPr>
-        <w:br/>
-        <w:t xml:space="preserve">  ├─ ticketsummaryupdate     → updateTicketSummary   → _updateTicketSummaryEverywhere</w:t>
-      </w:r>
-      <w:r>
-        <w:rPr>
-          <w:rFonts w:ascii="Consolas" w:hAnsi="Consolas" w:cs="Consolas"/>
-          <w:sz w:val="18"/>
-          <w:szCs w:val="18"/>
-        </w:rPr>
-        <w:br/>
-      </w:r>
-      <w:r>
-        <w:rPr>
-          <w:rFonts w:ascii="Consolas" w:hAnsi="Consolas" w:cs="Consolas"/>
-          <w:sz w:val="18"/>
-          <w:szCs w:val="18"/>
-        </w:rPr>
-        <w:lastRenderedPageBreak/>
-        <w:t xml:space="preserve">  ├─ ticketstatuschange      → changeTicketState     → _updateTicketStateEverywhere</w:t>
-      </w:r>
-      <w:r>
-        <w:rPr>
-          <w:rFonts w:ascii="Consolas" w:hAnsi="Consolas" w:cs="Consolas"/>
-          <w:sz w:val="18"/>
-          <w:szCs w:val="18"/>
-        </w:rPr>
-        <w:br/>
-        <w:t xml:space="preserve">  ├─ ticketdescriptionupdate → updateTicketDescription</w:t>
-      </w:r>
-      <w:r>
-        <w:rPr>
-          <w:rFonts w:ascii="Consolas" w:hAnsi="Consolas" w:cs="Consolas"/>
-          <w:sz w:val="18"/>
-          <w:szCs w:val="18"/>
-        </w:rPr>
-        <w:br/>
-        <w:t xml:space="preserve">  ├─ ticketlinkedtoexpand    → set _linkedToTargetTicketId → @wire loadTicketLinkedTo</w:t>
-      </w:r>
-      <w:r>
-        <w:rPr>
-          <w:rFonts w:ascii="Consolas" w:hAnsi="Consolas" w:cs="Consolas"/>
-          <w:sz w:val="18"/>
-          <w:szCs w:val="18"/>
-        </w:rPr>
-        <w:br/>
-        <w:t xml:space="preserve">  ├─ ticketsearch (≥2 chars) → set _ticketViewSearchTerm   → @wire loadTicketBySearchTerm</w:t>
-      </w:r>
-      <w:r>
-        <w:rPr>
-          <w:rFonts w:ascii="Consolas" w:hAnsi="Consolas" w:cs="Consolas"/>
-          <w:sz w:val="18"/>
-          <w:szCs w:val="18"/>
-        </w:rPr>
-        <w:br/>
-        <w:t xml:space="preserve">  ├─ ticketlinkcreate        → linkToTicket          → _addLinkedTicketToTicket</w:t>
-      </w:r>
-      <w:r>
-        <w:rPr>
-          <w:rFonts w:ascii="Consolas" w:hAnsi="Consolas" w:cs="Consolas"/>
-          <w:sz w:val="18"/>
-          <w:szCs w:val="18"/>
-        </w:rPr>
-        <w:br/>
-        <w:t xml:space="preserve">  ├─ subtasksexpand          → set _subtasksTargetTicketId → @wire loadSubtasks</w:t>
-      </w:r>
-      <w:r>
-        <w:rPr>
-          <w:rFonts w:ascii="Consolas" w:hAnsi="Consolas" w:cs="Consolas"/>
-          <w:sz w:val="18"/>
-          <w:szCs w:val="18"/>
-        </w:rPr>
-        <w:br/>
-        <w:t xml:space="preserve">  ├─ subtaskcreate           → createSubtask         → _addSubtaskToTicket</w:t>
-      </w:r>
-      <w:r>
-        <w:rPr>
-          <w:rFonts w:ascii="Consolas" w:hAnsi="Consolas" w:cs="Consolas"/>
-          <w:sz w:val="18"/>
-          <w:szCs w:val="18"/>
-        </w:rPr>
-        <w:br/>
-        <w:t xml:space="preserve">  └─ closeticketview         → clear _activeTicketViewId</w:t>
-      </w:r>
-    </w:p>
-    <w:p>
-      <w:pPr>
-        <w:pStyle w:val="Heading2"/>
-      </w:pPr>
-      <w:r>
-        <w:t>4. UI / UX Specification</w:t>
-      </w:r>
-    </w:p>
-    <w:p>
-      <w:pPr>
-        <w:pStyle w:val="Heading3"/>
-      </w:pPr>
-      <w:r>
-        <w:t>4.1 Page load — Backlog + non-completed sprint containers</w:t>
-      </w:r>
-    </w:p>
-    <w:p>
-      <w:pPr>
-        <w:spacing w:after="160" w:line="276" w:lineRule="auto"/>
-      </w:pPr>
-      <w:r>
-        <w:t xml:space="preserve">On load the page renders the </w:t>
-      </w:r>
-      <w:r>
-        <w:rPr>
-          <w:b/>
-          <w:bCs/>
-        </w:rPr>
-        <w:t>Sprints</w:t>
-      </w:r>
-      <w:r>
-        <w:t xml:space="preserve"> panel (every </w:t>
+        <w:t>Backlog</w:t>
+      </w:r>
+      <w:r>
+        <w:t xml:space="preserve"> panel beneath it. Each sprint header carries the name, the </w:t>
       </w:r>
       <w:r>
         <w:rPr>
@@ -5772,40 +7753,18 @@
           <w:sz w:val="20"/>
           <w:szCs w:val="20"/>
         </w:rPr>
-        <w:t>future</w:t>
-      </w:r>
-      <w:r>
-        <w:t>/</w:t>
-      </w:r>
+        <w:t xml:space="preserve">StartDate → </w:t>
+      </w:r>
+      <w:proofErr w:type="spellStart"/>
       <w:r>
         <w:rPr>
           <w:rFonts w:ascii="Consolas" w:hAnsi="Consolas" w:cs="Consolas"/>
           <w:sz w:val="20"/>
           <w:szCs w:val="20"/>
         </w:rPr>
-        <w:t>in_progress</w:t>
-      </w:r>
-      <w:r>
-        <w:t xml:space="preserve"> sprint container, collapsed) and the </w:t>
-      </w:r>
-      <w:r>
-        <w:rPr>
-          <w:b/>
-          <w:bCs/>
-        </w:rPr>
-        <w:t>Backlog</w:t>
-      </w:r>
-      <w:r>
-        <w:t xml:space="preserve"> panel beneath it. Each sprint header carries the name, the </w:t>
-      </w:r>
-      <w:r>
-        <w:rPr>
-          <w:rFonts w:ascii="Consolas" w:hAnsi="Consolas" w:cs="Consolas"/>
-          <w:sz w:val="20"/>
-          <w:szCs w:val="20"/>
-        </w:rPr>
-        <w:t>StartDate → endDate</w:t>
-      </w:r>
+        <w:t>endDate</w:t>
+      </w:r>
+      <w:proofErr w:type="spellEnd"/>
       <w:r>
         <w:t xml:space="preserve"> range, the status badge (e.g. </w:t>
       </w:r>
@@ -5988,7 +7947,11 @@
         <w:pStyle w:val="Heading3"/>
       </w:pPr>
       <w:r>
-        <w:t>4.2 Sprint container — dates, status, buttons, story-point line, paged tickets</w:t>
+        <w:lastRenderedPageBreak/>
+        <w:t>3</w:t>
+      </w:r>
+      <w:r>
+        <w:t>.2 Sprint container — dates, status, buttons, story-point line, paged tickets</w:t>
       </w:r>
     </w:p>
     <w:p>
@@ -6086,7 +8049,6 @@
           <w:sz w:val="16"/>
           <w:szCs w:val="16"/>
         </w:rPr>
-        <w:lastRenderedPageBreak/>
         <w:t>###########################</w:t>
       </w:r>
     </w:p>
@@ -6183,6 +8145,7 @@
       <w:r>
         <w:t xml:space="preserve"> → confirm → </w:t>
       </w:r>
+      <w:proofErr w:type="spellStart"/>
       <w:r>
         <w:rPr>
           <w:rFonts w:ascii="Consolas" w:hAnsi="Consolas" w:cs="Consolas"/>
@@ -6191,6 +8154,7 @@
         </w:rPr>
         <w:t>startSprint</w:t>
       </w:r>
+      <w:proofErr w:type="spellEnd"/>
       <w:r>
         <w:t xml:space="preserve"> → status </w:t>
       </w:r>
@@ -6200,8 +8164,18 @@
           <w:sz w:val="20"/>
           <w:szCs w:val="20"/>
         </w:rPr>
-        <w:t>future → in_progress</w:t>
-      </w:r>
+        <w:t xml:space="preserve">future → </w:t>
+      </w:r>
+      <w:proofErr w:type="spellStart"/>
+      <w:r>
+        <w:rPr>
+          <w:rFonts w:ascii="Consolas" w:hAnsi="Consolas" w:cs="Consolas"/>
+          <w:sz w:val="20"/>
+          <w:szCs w:val="20"/>
+        </w:rPr>
+        <w:t>in_progress</w:t>
+      </w:r>
+      <w:proofErr w:type="spellEnd"/>
       <w:r>
         <w:t>.</w:t>
       </w:r>
@@ -6224,6 +8198,7 @@
       <w:r>
         <w:t xml:space="preserve"> → confirm → </w:t>
       </w:r>
+      <w:proofErr w:type="spellStart"/>
       <w:r>
         <w:rPr>
           <w:rFonts w:ascii="Consolas" w:hAnsi="Consolas" w:cs="Consolas"/>
@@ -6232,16 +8207,27 @@
         </w:rPr>
         <w:t>completeSprint</w:t>
       </w:r>
+      <w:proofErr w:type="spellEnd"/>
       <w:r>
         <w:t xml:space="preserve"> → status </w:t>
       </w:r>
+      <w:proofErr w:type="spellStart"/>
       <w:r>
         <w:rPr>
           <w:rFonts w:ascii="Consolas" w:hAnsi="Consolas" w:cs="Consolas"/>
           <w:sz w:val="20"/>
           <w:szCs w:val="20"/>
         </w:rPr>
-        <w:t>in_progress → completed</w:t>
+        <w:t>in_progress</w:t>
+      </w:r>
+      <w:proofErr w:type="spellEnd"/>
+      <w:r>
+        <w:rPr>
+          <w:rFonts w:ascii="Consolas" w:hAnsi="Consolas" w:cs="Consolas"/>
+          <w:sz w:val="20"/>
+          <w:szCs w:val="20"/>
+        </w:rPr>
+        <w:t xml:space="preserve"> → completed</w:t>
       </w:r>
       <w:r>
         <w:t>; the sprint **no longer</w:t>
@@ -6292,6 +8278,7 @@
       <w:r>
         <w:t xml:space="preserve"> → confirmation pop-up; on confirm </w:t>
       </w:r>
+      <w:proofErr w:type="spellStart"/>
       <w:r>
         <w:rPr>
           <w:rFonts w:ascii="Consolas" w:hAnsi="Consolas" w:cs="Consolas"/>
@@ -6300,6 +8287,7 @@
         </w:rPr>
         <w:t>deleteSprint</w:t>
       </w:r>
+      <w:proofErr w:type="spellEnd"/>
       <w:r>
         <w:t xml:space="preserve"> (tickets returned to backlog).</w:t>
       </w:r>
@@ -6338,7 +8326,10 @@
         <w:pStyle w:val="Heading3"/>
       </w:pPr>
       <w:r>
-        <w:t>4.3 Backlog container — paged ticket rows</w:t>
+        <w:t>3</w:t>
+      </w:r>
+      <w:r>
+        <w:t>.3 Backlog container — paged ticket rows</w:t>
       </w:r>
     </w:p>
     <w:p>
@@ -6411,6 +8402,7 @@
         <w:rPr>
           <w:noProof/>
         </w:rPr>
+        <w:lastRenderedPageBreak/>
         <w:drawing>
           <wp:inline distT="0" distB="0" distL="0" distR="0" wp14:anchorId="306D7A6E" wp14:editId="72FE8E8C">
             <wp:extent cx="5943600" cy="858167"/>
@@ -6453,7 +8445,10 @@
         <w:pStyle w:val="Heading3"/>
       </w:pPr>
       <w:r>
-        <w:t>4.4 Create-Sprint modal (+ Sprint)</w:t>
+        <w:t>3</w:t>
+      </w:r>
+      <w:r>
+        <w:t>.4 Create-Sprint modal (+ Sprint)</w:t>
       </w:r>
     </w:p>
     <w:p>
@@ -6513,13 +8508,69 @@
       <w:r>
         <w:t xml:space="preserve">. Submitting calls </w:t>
       </w:r>
+      <w:proofErr w:type="spellStart"/>
+      <w:proofErr w:type="gramStart"/>
       <w:r>
         <w:rPr>
           <w:rFonts w:ascii="Consolas" w:hAnsi="Consolas" w:cs="Consolas"/>
           <w:sz w:val="20"/>
           <w:szCs w:val="20"/>
         </w:rPr>
-        <w:t>createSprint(duration, startDate, goal, projectId)</w:t>
+        <w:t>createSprint</w:t>
+      </w:r>
+      <w:proofErr w:type="spellEnd"/>
+      <w:r>
+        <w:rPr>
+          <w:rFonts w:ascii="Consolas" w:hAnsi="Consolas" w:cs="Consolas"/>
+          <w:sz w:val="20"/>
+          <w:szCs w:val="20"/>
+        </w:rPr>
+        <w:t>(</w:t>
+      </w:r>
+      <w:proofErr w:type="gramEnd"/>
+      <w:r>
+        <w:rPr>
+          <w:rFonts w:ascii="Consolas" w:hAnsi="Consolas" w:cs="Consolas"/>
+          <w:sz w:val="20"/>
+          <w:szCs w:val="20"/>
+        </w:rPr>
+        <w:t xml:space="preserve">duration, </w:t>
+      </w:r>
+      <w:proofErr w:type="spellStart"/>
+      <w:r>
+        <w:rPr>
+          <w:rFonts w:ascii="Consolas" w:hAnsi="Consolas" w:cs="Consolas"/>
+          <w:sz w:val="20"/>
+          <w:szCs w:val="20"/>
+        </w:rPr>
+        <w:t>startDate</w:t>
+      </w:r>
+      <w:proofErr w:type="spellEnd"/>
+      <w:r>
+        <w:rPr>
+          <w:rFonts w:ascii="Consolas" w:hAnsi="Consolas" w:cs="Consolas"/>
+          <w:sz w:val="20"/>
+          <w:szCs w:val="20"/>
+        </w:rPr>
+        <w:t xml:space="preserve">, goal, </w:t>
+      </w:r>
+      <w:proofErr w:type="spellStart"/>
+      <w:r>
+        <w:rPr>
+          <w:rFonts w:ascii="Consolas" w:hAnsi="Consolas" w:cs="Consolas"/>
+          <w:sz w:val="20"/>
+          <w:szCs w:val="20"/>
+        </w:rPr>
+        <w:t>projectId</w:t>
+      </w:r>
+      <w:proofErr w:type="spellEnd"/>
+      <w:r>
+        <w:rPr>
+          <w:rFonts w:ascii="Consolas" w:hAnsi="Consolas" w:cs="Consolas"/>
+          <w:sz w:val="20"/>
+          <w:szCs w:val="20"/>
+        </w:rPr>
+        <w:t>)</w:t>
       </w:r>
       <w:r>
         <w:t>.</w:t>
@@ -6577,7 +8628,6 @@
         <w:rPr>
           <w:noProof/>
         </w:rPr>
-        <w:lastRenderedPageBreak/>
         <w:drawing>
           <wp:inline distT="0" distB="0" distL="0" distR="0" wp14:anchorId="2AAF80BB" wp14:editId="29EA40C1">
             <wp:extent cx="5943600" cy="2304532"/>
@@ -6620,7 +8670,10 @@
         <w:pStyle w:val="Heading3"/>
       </w:pPr>
       <w:r>
-        <w:t>4.5 Edit-Sprint modal (Edit)</w:t>
+        <w:t>3</w:t>
+      </w:r>
+      <w:r>
+        <w:t>.5 Edit-Sprint modal (Edit)</w:t>
       </w:r>
     </w:p>
     <w:p>
@@ -6650,13 +8703,61 @@
       <w:r>
         <w:t xml:space="preserve">; submitting calls </w:t>
       </w:r>
+      <w:proofErr w:type="spellStart"/>
+      <w:proofErr w:type="gramStart"/>
       <w:r>
         <w:rPr>
           <w:rFonts w:ascii="Consolas" w:hAnsi="Consolas" w:cs="Consolas"/>
           <w:sz w:val="20"/>
           <w:szCs w:val="20"/>
         </w:rPr>
-        <w:t>updateSprint(sprintId, duration, startDate, goal)</w:t>
+        <w:t>updateSprint</w:t>
+      </w:r>
+      <w:proofErr w:type="spellEnd"/>
+      <w:r>
+        <w:rPr>
+          <w:rFonts w:ascii="Consolas" w:hAnsi="Consolas" w:cs="Consolas"/>
+          <w:sz w:val="20"/>
+          <w:szCs w:val="20"/>
+        </w:rPr>
+        <w:t>(</w:t>
+      </w:r>
+      <w:proofErr w:type="spellStart"/>
+      <w:proofErr w:type="gramEnd"/>
+      <w:r>
+        <w:rPr>
+          <w:rFonts w:ascii="Consolas" w:hAnsi="Consolas" w:cs="Consolas"/>
+          <w:sz w:val="20"/>
+          <w:szCs w:val="20"/>
+        </w:rPr>
+        <w:t>sprintId</w:t>
+      </w:r>
+      <w:proofErr w:type="spellEnd"/>
+      <w:r>
+        <w:rPr>
+          <w:rFonts w:ascii="Consolas" w:hAnsi="Consolas" w:cs="Consolas"/>
+          <w:sz w:val="20"/>
+          <w:szCs w:val="20"/>
+        </w:rPr>
+        <w:t xml:space="preserve">, duration, </w:t>
+      </w:r>
+      <w:proofErr w:type="spellStart"/>
+      <w:r>
+        <w:rPr>
+          <w:rFonts w:ascii="Consolas" w:hAnsi="Consolas" w:cs="Consolas"/>
+          <w:sz w:val="20"/>
+          <w:szCs w:val="20"/>
+        </w:rPr>
+        <w:t>startDate</w:t>
+      </w:r>
+      <w:proofErr w:type="spellEnd"/>
+      <w:r>
+        <w:rPr>
+          <w:rFonts w:ascii="Consolas" w:hAnsi="Consolas" w:cs="Consolas"/>
+          <w:sz w:val="20"/>
+          <w:szCs w:val="20"/>
+        </w:rPr>
+        <w:t>, goal)</w:t>
       </w:r>
       <w:r>
         <w:t>.</w:t>
@@ -6714,6 +8815,7 @@
         <w:rPr>
           <w:noProof/>
         </w:rPr>
+        <w:lastRenderedPageBreak/>
         <w:drawing>
           <wp:inline distT="0" distB="0" distL="0" distR="0" wp14:anchorId="1AC2F625" wp14:editId="4469AE9A">
             <wp:extent cx="5943600" cy="2425316"/>
@@ -6756,7 +8858,10 @@
         <w:pStyle w:val="Heading3"/>
       </w:pPr>
       <w:r>
-        <w:t>4.6 Create-Ticket modal (+ Ticket — reused across the project)</w:t>
+        <w:t>3</w:t>
+      </w:r>
+      <w:r>
+        <w:t>.6 Create-Ticket modal (+ Ticket — reused across the project)</w:t>
       </w:r>
     </w:p>
     <w:p>
@@ -6772,7 +8877,25 @@
           <w:sz w:val="20"/>
           <w:szCs w:val="20"/>
         </w:rPr>
-        <w:t>c-ao-create-ticket-modal</w:t>
+        <w:t>c-</w:t>
+      </w:r>
+      <w:proofErr w:type="spellStart"/>
+      <w:r>
+        <w:rPr>
+          <w:rFonts w:ascii="Consolas" w:hAnsi="Consolas" w:cs="Consolas"/>
+          <w:sz w:val="20"/>
+          <w:szCs w:val="20"/>
+        </w:rPr>
+        <w:t>ao</w:t>
+      </w:r>
+      <w:proofErr w:type="spellEnd"/>
+      <w:r>
+        <w:rPr>
+          <w:rFonts w:ascii="Consolas" w:hAnsi="Consolas" w:cs="Consolas"/>
+          <w:sz w:val="20"/>
+          <w:szCs w:val="20"/>
+        </w:rPr>
+        <w:t>-create-ticket-modal</w:t>
       </w:r>
       <w:r>
         <w:t xml:space="preserve"> is reused for both backlog and sprint creation. Fields: </w:t>
@@ -6868,6 +8991,7 @@
       <w:r>
         <w:t xml:space="preserve"> and the parent calls </w:t>
       </w:r>
+      <w:proofErr w:type="spellStart"/>
       <w:r>
         <w:rPr>
           <w:rFonts w:ascii="Consolas" w:hAnsi="Consolas" w:cs="Consolas"/>
@@ -6876,9 +9000,11 @@
         </w:rPr>
         <w:t>createTicketFromSprint</w:t>
       </w:r>
+      <w:proofErr w:type="spellEnd"/>
       <w:r>
         <w:t xml:space="preserve">; otherwise </w:t>
       </w:r>
+      <w:proofErr w:type="spellStart"/>
       <w:r>
         <w:rPr>
           <w:rFonts w:ascii="Consolas" w:hAnsi="Consolas" w:cs="Consolas"/>
@@ -6887,6 +9013,7 @@
         </w:rPr>
         <w:t>createTicketFromBacklog</w:t>
       </w:r>
+      <w:proofErr w:type="spellEnd"/>
       <w:r>
         <w:t>.</w:t>
       </w:r>
@@ -6943,7 +9070,6 @@
         <w:rPr>
           <w:noProof/>
         </w:rPr>
-        <w:lastRenderedPageBreak/>
         <w:drawing>
           <wp:inline distT="0" distB="0" distL="0" distR="0" wp14:anchorId="255C1686" wp14:editId="58D8DE95">
             <wp:extent cx="5943600" cy="2381892"/>
@@ -6986,7 +9112,10 @@
         <w:pStyle w:val="Heading3"/>
       </w:pPr>
       <w:r>
-        <w:t>4.7 Ticket container (row)</w:t>
+        <w:t>3</w:t>
+      </w:r>
+      <w:r>
+        <w:t>.7 Ticket container (row)</w:t>
       </w:r>
     </w:p>
     <w:p>
@@ -7099,6 +9228,7 @@
           <w:sz w:val="16"/>
           <w:szCs w:val="16"/>
         </w:rPr>
+        <w:lastRenderedPageBreak/>
         <w:t>###########################</w:t>
       </w:r>
     </w:p>
@@ -7182,7 +9312,10 @@
         <w:pStyle w:val="Heading3"/>
       </w:pPr>
       <w:r>
-        <w:t>4.8 Change priority — combo with confirm (✓) and close (✕)</w:t>
+        <w:t>3</w:t>
+      </w:r>
+      <w:r>
+        <w:t>.8 Change priority — combo with confirm (✓) and close (✕)</w:t>
       </w:r>
     </w:p>
     <w:p>
@@ -7212,6 +9345,7 @@
       <w:r>
         <w:t xml:space="preserve"> button. Confirming validates the value (Critical / High / Medium / Low) and calls </w:t>
       </w:r>
+      <w:proofErr w:type="spellStart"/>
       <w:r>
         <w:rPr>
           <w:rFonts w:ascii="Consolas" w:hAnsi="Consolas" w:cs="Consolas"/>
@@ -7220,6 +9354,7 @@
         </w:rPr>
         <w:t>updateTicketPriority</w:t>
       </w:r>
+      <w:proofErr w:type="spellEnd"/>
       <w:r>
         <w:t>.</w:t>
       </w:r>
@@ -7318,7 +9453,10 @@
         <w:pStyle w:val="Heading3"/>
       </w:pPr>
       <w:r>
-        <w:t>4.9 Expand ticket — sub-tasks list</w:t>
+        <w:t>3</w:t>
+      </w:r>
+      <w:r>
+        <w:t>.9 Expand ticket — sub-tasks list</w:t>
       </w:r>
     </w:p>
     <w:p>
@@ -7328,6 +9466,7 @@
       <w:r>
         <w:t>The ticket's expand chevron lazy-loads (</w:t>
       </w:r>
+      <w:proofErr w:type="spellStart"/>
       <w:r>
         <w:rPr>
           <w:rFonts w:ascii="Consolas" w:hAnsi="Consolas" w:cs="Consolas"/>
@@ -7336,6 +9475,7 @@
         </w:rPr>
         <w:t>loadSubtasks</w:t>
       </w:r>
+      <w:proofErr w:type="spellEnd"/>
       <w:r>
         <w:t>) and lists its sub-tasks beneath the row. Each sub-task supports summary edit, assignee change, and delete.</w:t>
       </w:r>
@@ -7392,7 +9532,6 @@
         <w:rPr>
           <w:noProof/>
         </w:rPr>
-        <w:lastRenderedPageBreak/>
         <w:drawing>
           <wp:inline distT="0" distB="0" distL="0" distR="0" wp14:anchorId="58F9FB89" wp14:editId="09339482">
             <wp:extent cx="5943600" cy="427256"/>
@@ -7435,7 +9574,10 @@
         <w:pStyle w:val="Heading3"/>
       </w:pPr>
       <w:r>
-        <w:t>4.10 Create-Subtask modal (+ on a ticket)</w:t>
+        <w:t>3</w:t>
+      </w:r>
+      <w:r>
+        <w:t>.10 Create-Subtask modal (+ on a ticket)</w:t>
       </w:r>
     </w:p>
     <w:p>
@@ -7515,6 +9657,7 @@
       <w:r>
         <w:t xml:space="preserve">; submitting calls </w:t>
       </w:r>
+      <w:proofErr w:type="spellStart"/>
       <w:r>
         <w:rPr>
           <w:rFonts w:ascii="Consolas" w:hAnsi="Consolas" w:cs="Consolas"/>
@@ -7523,6 +9666,7 @@
         </w:rPr>
         <w:t>createSubtask</w:t>
       </w:r>
+      <w:proofErr w:type="spellEnd"/>
       <w:r>
         <w:t>.</w:t>
       </w:r>
@@ -7579,6 +9723,7 @@
         <w:rPr>
           <w:noProof/>
         </w:rPr>
+        <w:lastRenderedPageBreak/>
         <w:drawing>
           <wp:inline distT="0" distB="0" distL="0" distR="0" wp14:anchorId="1AD4FB9F" wp14:editId="77C5C5AB">
             <wp:extent cx="5943600" cy="2509520"/>
@@ -7621,7 +9766,10 @@
         <w:pStyle w:val="Heading3"/>
       </w:pPr>
       <w:r>
-        <w:t>4.11 Update Epic Parent modal (epic label → choose existing or create new)</w:t>
+        <w:t>3</w:t>
+      </w:r>
+      <w:r>
+        <w:t>.11 Update Epic Parent modal (epic label → choose existing or create new)</w:t>
       </w:r>
     </w:p>
     <w:p>
@@ -7691,6 +9839,7 @@
       <w:r>
         <w:t xml:space="preserve">. Creating calls </w:t>
       </w:r>
+      <w:proofErr w:type="spellStart"/>
       <w:r>
         <w:rPr>
           <w:rFonts w:ascii="Consolas" w:hAnsi="Consolas" w:cs="Consolas"/>
@@ -7699,9 +9848,11 @@
         </w:rPr>
         <w:t>createEpic</w:t>
       </w:r>
+      <w:proofErr w:type="spellEnd"/>
       <w:r>
         <w:t xml:space="preserve"> then </w:t>
       </w:r>
+      <w:proofErr w:type="spellStart"/>
       <w:r>
         <w:rPr>
           <w:rFonts w:ascii="Consolas" w:hAnsi="Consolas" w:cs="Consolas"/>
@@ -7710,9 +9861,11 @@
         </w:rPr>
         <w:t>updateTicketEpic</w:t>
       </w:r>
+      <w:proofErr w:type="spellEnd"/>
       <w:r>
         <w:t xml:space="preserve">; choosing an existing epic calls </w:t>
       </w:r>
+      <w:proofErr w:type="spellStart"/>
       <w:r>
         <w:rPr>
           <w:rFonts w:ascii="Consolas" w:hAnsi="Consolas" w:cs="Consolas"/>
@@ -7721,6 +9874,7 @@
         </w:rPr>
         <w:t>updateTicketEpic</w:t>
       </w:r>
+      <w:proofErr w:type="spellEnd"/>
       <w:r>
         <w:t xml:space="preserve"> directly.</w:t>
       </w:r>
@@ -7819,8 +9973,10 @@
         <w:pStyle w:val="Heading3"/>
       </w:pPr>
       <w:r>
-        <w:lastRenderedPageBreak/>
-        <w:t>4.12 Ticket view panel (c-ticket-view)</w:t>
+        <w:t>3</w:t>
+      </w:r>
+      <w:r>
+        <w:t>.12 Ticket view panel (c-ticket-view)</w:t>
       </w:r>
     </w:p>
     <w:p>
@@ -7832,7 +9988,351 @@
           <w:b/>
           <w:bCs/>
         </w:rPr>
-        <w:t>Clicking a ticket row dispatches ticketviewopen and opens the right-side c-ticket-view panel for that ticket (the parent keeps _activeTicketViewId and feeds the panel via _findTicketById). The header shows the ticket Name and a Close (×). Body sections: Summary — click the title to edit inline (c-ao-input) with confirm (✓) / cancel (✕), saving via ticketsummaryupdate → updateTicketSummary. Status — a combo box bound to statusOptions that fires ticketstatuschange → changeTicketState. Description — rendered with lightning-formatted-rich-text; clicking it (or the “Add a description…” placeholder when empty) swaps in a lightning-input-rich-text editor with Save / Cancel (ticketdescriptionupdate → updateTicketDescription). Linked work items — a collapsible section; expanding fires ticketlinkedtoexpand (@wire loadTicketLinkedTo) and lists the items under the blocks label; the + reveals an add-link form with a Link-type combo (loadTicketLinkedToType) and a ticket auto-complete that searches on ≥ 2 characters (ticketsearch → @wire loadTicketBySearchTerm), with Cancel / Link — Link is enabled only once both a type and a target ticket are chosen (linkToTicket). Subtasks — a collapsible section; expanding fires subtasksexpand (@wire loadSubtasks) and lists each sub-task (name, summary, assignee); the + reveals an inline create form (Summary *, Assignee, Current State, Start Date, Story Point, Description) with Cancel / Create (subtaskcreate → createSubtask).</w:t>
+        <w:t xml:space="preserve">Clicking a ticket row dispatches </w:t>
+      </w:r>
+      <w:proofErr w:type="spellStart"/>
+      <w:r>
+        <w:rPr>
+          <w:b/>
+          <w:bCs/>
+        </w:rPr>
+        <w:t>ticketviewopen</w:t>
+      </w:r>
+      <w:proofErr w:type="spellEnd"/>
+      <w:r>
+        <w:rPr>
+          <w:b/>
+          <w:bCs/>
+        </w:rPr>
+        <w:t xml:space="preserve"> and opens the right-side c-ticket-view panel for that ticket (the parent keeps _</w:t>
+      </w:r>
+      <w:proofErr w:type="spellStart"/>
+      <w:r>
+        <w:rPr>
+          <w:b/>
+          <w:bCs/>
+        </w:rPr>
+        <w:t>activeTicketViewId</w:t>
+      </w:r>
+      <w:proofErr w:type="spellEnd"/>
+      <w:r>
+        <w:rPr>
+          <w:b/>
+          <w:bCs/>
+        </w:rPr>
+        <w:t xml:space="preserve"> and feeds the panel via _</w:t>
+      </w:r>
+      <w:proofErr w:type="spellStart"/>
+      <w:r>
+        <w:rPr>
+          <w:b/>
+          <w:bCs/>
+        </w:rPr>
+        <w:t>findTicketById</w:t>
+      </w:r>
+      <w:proofErr w:type="spellEnd"/>
+      <w:r>
+        <w:rPr>
+          <w:b/>
+          <w:bCs/>
+        </w:rPr>
+        <w:t>). The header shows the ticket Name and a Close (×). Body sections: Summary — click the title to edit inline (c-</w:t>
+      </w:r>
+      <w:proofErr w:type="spellStart"/>
+      <w:r>
+        <w:rPr>
+          <w:b/>
+          <w:bCs/>
+        </w:rPr>
+        <w:t>ao</w:t>
+      </w:r>
+      <w:proofErr w:type="spellEnd"/>
+      <w:r>
+        <w:rPr>
+          <w:b/>
+          <w:bCs/>
+        </w:rPr>
+        <w:t xml:space="preserve">-input) with confirm (✓) / cancel (✕), saving via </w:t>
+      </w:r>
+      <w:proofErr w:type="spellStart"/>
+      <w:r>
+        <w:rPr>
+          <w:b/>
+          <w:bCs/>
+        </w:rPr>
+        <w:t>ticketsummaryupdate</w:t>
+      </w:r>
+      <w:proofErr w:type="spellEnd"/>
+      <w:r>
+        <w:rPr>
+          <w:b/>
+          <w:bCs/>
+        </w:rPr>
+        <w:t xml:space="preserve"> → </w:t>
+      </w:r>
+      <w:proofErr w:type="spellStart"/>
+      <w:r>
+        <w:rPr>
+          <w:b/>
+          <w:bCs/>
+        </w:rPr>
+        <w:t>updateTicketSummary</w:t>
+      </w:r>
+      <w:proofErr w:type="spellEnd"/>
+      <w:r>
+        <w:rPr>
+          <w:b/>
+          <w:bCs/>
+        </w:rPr>
+        <w:t xml:space="preserve">. Status — a combo box bound to </w:t>
+      </w:r>
+      <w:proofErr w:type="spellStart"/>
+      <w:r>
+        <w:rPr>
+          <w:b/>
+          <w:bCs/>
+        </w:rPr>
+        <w:t>statusOptions</w:t>
+      </w:r>
+      <w:proofErr w:type="spellEnd"/>
+      <w:r>
+        <w:rPr>
+          <w:b/>
+          <w:bCs/>
+        </w:rPr>
+        <w:t xml:space="preserve"> that fires </w:t>
+      </w:r>
+      <w:proofErr w:type="spellStart"/>
+      <w:r>
+        <w:rPr>
+          <w:b/>
+          <w:bCs/>
+        </w:rPr>
+        <w:t>ticketstatuschange</w:t>
+      </w:r>
+      <w:proofErr w:type="spellEnd"/>
+      <w:r>
+        <w:rPr>
+          <w:b/>
+          <w:bCs/>
+        </w:rPr>
+        <w:t xml:space="preserve"> → </w:t>
+      </w:r>
+      <w:proofErr w:type="spellStart"/>
+      <w:r>
+        <w:rPr>
+          <w:b/>
+          <w:bCs/>
+        </w:rPr>
+        <w:t>changeTicketState</w:t>
+      </w:r>
+      <w:proofErr w:type="spellEnd"/>
+      <w:r>
+        <w:rPr>
+          <w:b/>
+          <w:bCs/>
+        </w:rPr>
+        <w:t xml:space="preserve">. </w:t>
+      </w:r>
+      <w:r>
+        <w:rPr>
+          <w:b/>
+          <w:bCs/>
+        </w:rPr>
+        <w:lastRenderedPageBreak/>
+        <w:t>Description — rendered with lightning-formatted-rich-text; clicking it (or the “Add a description…” placeholder when empty) swaps in a lightning-input-rich-text editor with Save / Cancel (</w:t>
+      </w:r>
+      <w:proofErr w:type="spellStart"/>
+      <w:r>
+        <w:rPr>
+          <w:b/>
+          <w:bCs/>
+        </w:rPr>
+        <w:t>ticketdescriptionupdate</w:t>
+      </w:r>
+      <w:proofErr w:type="spellEnd"/>
+      <w:r>
+        <w:rPr>
+          <w:b/>
+          <w:bCs/>
+        </w:rPr>
+        <w:t xml:space="preserve"> → </w:t>
+      </w:r>
+      <w:proofErr w:type="spellStart"/>
+      <w:r>
+        <w:rPr>
+          <w:b/>
+          <w:bCs/>
+        </w:rPr>
+        <w:t>updateTicketDescription</w:t>
+      </w:r>
+      <w:proofErr w:type="spellEnd"/>
+      <w:r>
+        <w:rPr>
+          <w:b/>
+          <w:bCs/>
+        </w:rPr>
+        <w:t xml:space="preserve">). Linked work items — a collapsible section; expanding fires </w:t>
+      </w:r>
+      <w:proofErr w:type="spellStart"/>
+      <w:r>
+        <w:rPr>
+          <w:b/>
+          <w:bCs/>
+        </w:rPr>
+        <w:t>ticketlinkedtoexpand</w:t>
+      </w:r>
+      <w:proofErr w:type="spellEnd"/>
+      <w:r>
+        <w:rPr>
+          <w:b/>
+          <w:bCs/>
+        </w:rPr>
+        <w:t xml:space="preserve"> (@wire </w:t>
+      </w:r>
+      <w:proofErr w:type="spellStart"/>
+      <w:r>
+        <w:rPr>
+          <w:b/>
+          <w:bCs/>
+        </w:rPr>
+        <w:t>loadTicketLinkedTo</w:t>
+      </w:r>
+      <w:proofErr w:type="spellEnd"/>
+      <w:r>
+        <w:rPr>
+          <w:b/>
+          <w:bCs/>
+        </w:rPr>
+        <w:t>) and lists the items under the blocks label; the + reveals an add-link form with a Link-type combo (</w:t>
+      </w:r>
+      <w:proofErr w:type="spellStart"/>
+      <w:r>
+        <w:rPr>
+          <w:b/>
+          <w:bCs/>
+        </w:rPr>
+        <w:t>loadTicketLinkedToType</w:t>
+      </w:r>
+      <w:proofErr w:type="spellEnd"/>
+      <w:r>
+        <w:rPr>
+          <w:b/>
+          <w:bCs/>
+        </w:rPr>
+        <w:t>) and a ticket auto-complete that searches on ≥ 2 characters (</w:t>
+      </w:r>
+      <w:proofErr w:type="spellStart"/>
+      <w:r>
+        <w:rPr>
+          <w:b/>
+          <w:bCs/>
+        </w:rPr>
+        <w:t>ticketsearch</w:t>
+      </w:r>
+      <w:proofErr w:type="spellEnd"/>
+      <w:r>
+        <w:rPr>
+          <w:b/>
+          <w:bCs/>
+        </w:rPr>
+        <w:t xml:space="preserve"> → @wire </w:t>
+      </w:r>
+      <w:proofErr w:type="spellStart"/>
+      <w:r>
+        <w:rPr>
+          <w:b/>
+          <w:bCs/>
+        </w:rPr>
+        <w:t>loadTicketBySearchTerm</w:t>
+      </w:r>
+      <w:proofErr w:type="spellEnd"/>
+      <w:r>
+        <w:rPr>
+          <w:b/>
+          <w:bCs/>
+        </w:rPr>
+        <w:t>), with Cancel / Link — Link is enabled only once both a type and a target ticket are chosen (</w:t>
+      </w:r>
+      <w:proofErr w:type="spellStart"/>
+      <w:r>
+        <w:rPr>
+          <w:b/>
+          <w:bCs/>
+        </w:rPr>
+        <w:t>linkToTicket</w:t>
+      </w:r>
+      <w:proofErr w:type="spellEnd"/>
+      <w:r>
+        <w:rPr>
+          <w:b/>
+          <w:bCs/>
+        </w:rPr>
+        <w:t xml:space="preserve">). Subtasks — a collapsible section; expanding fires </w:t>
+      </w:r>
+      <w:proofErr w:type="spellStart"/>
+      <w:r>
+        <w:rPr>
+          <w:b/>
+          <w:bCs/>
+        </w:rPr>
+        <w:t>subtasksexpand</w:t>
+      </w:r>
+      <w:proofErr w:type="spellEnd"/>
+      <w:r>
+        <w:rPr>
+          <w:b/>
+          <w:bCs/>
+        </w:rPr>
+        <w:t xml:space="preserve"> (@wire </w:t>
+      </w:r>
+      <w:proofErr w:type="spellStart"/>
+      <w:r>
+        <w:rPr>
+          <w:b/>
+          <w:bCs/>
+        </w:rPr>
+        <w:t>loadSubtasks</w:t>
+      </w:r>
+      <w:proofErr w:type="spellEnd"/>
+      <w:r>
+        <w:rPr>
+          <w:b/>
+          <w:bCs/>
+        </w:rPr>
+        <w:t>) and lists each sub-task (name, summary, assignee); the + reveals an inline create form (Summary *, Assignee, Current State, Start Date, Story Point, Description) with Cancel / Create (</w:t>
+      </w:r>
+      <w:proofErr w:type="spellStart"/>
+      <w:r>
+        <w:rPr>
+          <w:b/>
+          <w:bCs/>
+        </w:rPr>
+        <w:t>subtaskcreate</w:t>
+      </w:r>
+      <w:proofErr w:type="spellEnd"/>
+      <w:r>
+        <w:rPr>
+          <w:b/>
+          <w:bCs/>
+        </w:rPr>
+        <w:t xml:space="preserve"> → </w:t>
+      </w:r>
+      <w:proofErr w:type="spellStart"/>
+      <w:r>
+        <w:rPr>
+          <w:b/>
+          <w:bCs/>
+        </w:rPr>
+        <w:t>createSubtask</w:t>
+      </w:r>
+      <w:proofErr w:type="spellEnd"/>
+      <w:r>
+        <w:rPr>
+          <w:b/>
+          <w:bCs/>
+        </w:rPr>
+        <w:t>).</w:t>
       </w:r>
     </w:p>
     <w:p>
@@ -8000,7 +10500,6 @@
           <w:sz w:val="16"/>
           <w:szCs w:val="16"/>
         </w:rPr>
-        <w:lastRenderedPageBreak/>
         <w:t>###########################</w:t>
       </w:r>
     </w:p>
@@ -8041,6 +10540,7 @@
         <w:rPr>
           <w:noProof/>
         </w:rPr>
+        <w:lastRenderedPageBreak/>
         <w:drawing>
           <wp:inline distT="0" distB="0" distL="0" distR="0" wp14:anchorId="5F854840" wp14:editId="44D80161">
             <wp:extent cx="5943600" cy="1807845"/>
@@ -8541,605 +11041,10 @@
         <w:pStyle w:val="Heading2"/>
       </w:pPr>
       <w:r>
-        <w:t>5. State, Paging &amp; Drag-and-Drop Design</w:t>
-      </w:r>
-    </w:p>
-    <w:p>
-      <w:pPr>
-        <w:spacing w:after="60" w:line="276" w:lineRule="auto"/>
-        <w:ind w:left="360" w:hanging="240"/>
-      </w:pPr>
-      <w:r>
-        <w:t xml:space="preserve">•  </w:t>
-      </w:r>
-      <w:r>
-        <w:rPr>
-          <w:b/>
-          <w:bCs/>
-        </w:rPr>
-        <w:t>Paging.</w:t>
-      </w:r>
-      <w:r>
-        <w:t xml:space="preserve"> </w:t>
-      </w:r>
-      <w:r>
-        <w:rPr>
-          <w:rFonts w:ascii="Consolas" w:hAnsi="Consolas" w:cs="Consolas"/>
-          <w:sz w:val="20"/>
-          <w:szCs w:val="20"/>
-        </w:rPr>
-        <w:t>PAGE_SIZE = 5</w:t>
-      </w:r>
-      <w:r>
-        <w:t xml:space="preserve"> (</w:t>
-      </w:r>
-      <w:r>
-        <w:rPr>
-          <w:rFonts w:ascii="Consolas" w:hAnsi="Consolas" w:cs="Consolas"/>
-          <w:sz w:val="20"/>
-          <w:szCs w:val="20"/>
-        </w:rPr>
-        <w:t>backlogSprintUtils.js</w:t>
-      </w:r>
-      <w:r>
-        <w:t xml:space="preserve">). Backlog tracks </w:t>
-      </w:r>
-      <w:r>
-        <w:rPr>
-          <w:rFonts w:ascii="Consolas" w:hAnsi="Consolas" w:cs="Consolas"/>
-          <w:sz w:val="20"/>
-          <w:szCs w:val="20"/>
-        </w:rPr>
-        <w:t>backlogOffset / backlogHasMore</w:t>
-      </w:r>
-      <w:r>
-        <w:t>;</w:t>
-      </w:r>
-    </w:p>
-    <w:p>
-      <w:pPr>
-        <w:spacing w:after="160" w:line="276" w:lineRule="auto"/>
-      </w:pPr>
-      <w:r>
-        <w:t xml:space="preserve">each sprint tracks its own </w:t>
-      </w:r>
-      <w:r>
-        <w:rPr>
-          <w:rFonts w:ascii="Consolas" w:hAnsi="Consolas" w:cs="Consolas"/>
-          <w:sz w:val="20"/>
-          <w:szCs w:val="20"/>
-        </w:rPr>
-        <w:t>offset / hasMore / currentPage / isFirstPage / isLastPage / offsetLabel</w:t>
-      </w:r>
-      <w:r>
-        <w:t xml:space="preserve">. "has more" is inferred from </w:t>
-      </w:r>
-      <w:r>
-        <w:rPr>
-          <w:rFonts w:ascii="Consolas" w:hAnsi="Consolas" w:cs="Consolas"/>
-          <w:sz w:val="20"/>
-          <w:szCs w:val="20"/>
-        </w:rPr>
-        <w:t>rawTickets.length === PAGE_SIZE</w:t>
-      </w:r>
-      <w:r>
-        <w:t>.</w:t>
-      </w:r>
-    </w:p>
-    <w:p>
-      <w:pPr>
-        <w:spacing w:after="60" w:line="276" w:lineRule="auto"/>
-        <w:ind w:left="360" w:hanging="240"/>
-      </w:pPr>
-      <w:r>
-        <w:t xml:space="preserve">•  </w:t>
-      </w:r>
-      <w:r>
-        <w:rPr>
-          <w:b/>
-          <w:bCs/>
-        </w:rPr>
-        <w:t>Derived sprint view-model.</w:t>
-      </w:r>
-      <w:r>
-        <w:t xml:space="preserve"> </w:t>
-      </w:r>
-      <w:r>
-        <w:rPr>
-          <w:rFonts w:ascii="Consolas" w:hAnsi="Consolas" w:cs="Consolas"/>
-          <w:sz w:val="20"/>
-          <w:szCs w:val="20"/>
-        </w:rPr>
-        <w:t>formatSprint(raw)</w:t>
-      </w:r>
-      <w:r>
-        <w:t xml:space="preserve"> adds </w:t>
-      </w:r>
-      <w:r>
-        <w:rPr>
-          <w:rFonts w:ascii="Consolas" w:hAnsi="Consolas" w:cs="Consolas"/>
-          <w:sz w:val="20"/>
-          <w:szCs w:val="20"/>
-        </w:rPr>
-        <w:t>endDate</w:t>
-      </w:r>
-      <w:r>
-        <w:t xml:space="preserve"> (= start + duration days),</w:t>
-      </w:r>
-    </w:p>
-    <w:p>
-      <w:pPr>
-        <w:spacing w:after="160" w:line="276" w:lineRule="auto"/>
-      </w:pPr>
-      <w:r>
-        <w:rPr>
-          <w:rFonts w:ascii="Consolas" w:hAnsi="Consolas" w:cs="Consolas"/>
-          <w:sz w:val="20"/>
-          <w:szCs w:val="20"/>
-        </w:rPr>
-        <w:t>isComplete</w:t>
-      </w:r>
-      <w:r>
-        <w:t xml:space="preserve">, </w:t>
-      </w:r>
-      <w:r>
-        <w:rPr>
-          <w:rFonts w:ascii="Consolas" w:hAnsi="Consolas" w:cs="Consolas"/>
-          <w:sz w:val="20"/>
-          <w:szCs w:val="20"/>
-        </w:rPr>
-        <w:t>storyPointsPercent</w:t>
-      </w:r>
-      <w:r>
-        <w:t>, chevron/expansion/paging defaults, and drag-feedback classes.</w:t>
-      </w:r>
-    </w:p>
-    <w:p>
-      <w:pPr>
-        <w:spacing w:after="60" w:line="276" w:lineRule="auto"/>
-        <w:ind w:left="360" w:hanging="240"/>
-      </w:pPr>
-      <w:r>
-        <w:t xml:space="preserve">•  </w:t>
-      </w:r>
-      <w:r>
-        <w:rPr>
-          <w:b/>
-          <w:bCs/>
-        </w:rPr>
-        <w:t>Derived ticket view-model.</w:t>
-      </w:r>
-      <w:r>
-        <w:t xml:space="preserve"> </w:t>
-      </w:r>
-      <w:r>
-        <w:rPr>
-          <w:rFonts w:ascii="Consolas" w:hAnsi="Consolas" w:cs="Consolas"/>
-          <w:sz w:val="20"/>
-          <w:szCs w:val="20"/>
-        </w:rPr>
-        <w:t>enrichTickets(...)</w:t>
-      </w:r>
-      <w:r>
-        <w:t xml:space="preserve"> / </w:t>
-      </w:r>
-      <w:r>
-        <w:rPr>
-          <w:rFonts w:ascii="Consolas" w:hAnsi="Consolas" w:cs="Consolas"/>
-          <w:sz w:val="20"/>
-          <w:szCs w:val="20"/>
-        </w:rPr>
-        <w:t>formatTicket(...)</w:t>
-      </w:r>
-      <w:r>
-        <w:t xml:space="preserve"> map </w:t>
-      </w:r>
-      <w:r>
-        <w:rPr>
-          <w:rFonts w:ascii="Consolas" w:hAnsi="Consolas" w:cs="Consolas"/>
-          <w:sz w:val="20"/>
-          <w:szCs w:val="20"/>
-        </w:rPr>
-        <w:t>epicName</w:t>
-      </w:r>
-      <w:r>
-        <w:t>,</w:t>
-      </w:r>
-    </w:p>
-    <w:p>
-      <w:pPr>
-        <w:spacing w:after="160" w:line="276" w:lineRule="auto"/>
-      </w:pPr>
-      <w:r>
-        <w:rPr>
-          <w:rFonts w:ascii="Consolas" w:hAnsi="Consolas" w:cs="Consolas"/>
-          <w:sz w:val="20"/>
-          <w:szCs w:val="20"/>
-        </w:rPr>
-        <w:t>ticketTypeName</w:t>
-      </w:r>
-      <w:r>
-        <w:t xml:space="preserve">, </w:t>
-      </w:r>
-      <w:r>
-        <w:rPr>
-          <w:rFonts w:ascii="Consolas" w:hAnsi="Consolas" w:cs="Consolas"/>
-          <w:sz w:val="20"/>
-          <w:szCs w:val="20"/>
-        </w:rPr>
-        <w:t>assigneeName</w:t>
-      </w:r>
-      <w:r>
-        <w:t xml:space="preserve">, </w:t>
-      </w:r>
-      <w:r>
-        <w:rPr>
-          <w:rFonts w:ascii="Consolas" w:hAnsi="Consolas" w:cs="Consolas"/>
-          <w:sz w:val="20"/>
-          <w:szCs w:val="20"/>
-        </w:rPr>
-        <w:t>isSelected</w:t>
-      </w:r>
-      <w:r>
-        <w:t xml:space="preserve">, a stable </w:t>
-      </w:r>
-      <w:r>
-        <w:rPr>
-          <w:rFonts w:ascii="Consolas" w:hAnsi="Consolas" w:cs="Consolas"/>
-          <w:sz w:val="20"/>
-          <w:szCs w:val="20"/>
-        </w:rPr>
-        <w:t>_key</w:t>
-      </w:r>
-      <w:r>
-        <w:t xml:space="preserve">, and </w:t>
-      </w:r>
-      <w:r>
-        <w:rPr>
-          <w:rFonts w:ascii="Consolas" w:hAnsi="Consolas" w:cs="Consolas"/>
-          <w:sz w:val="20"/>
-          <w:szCs w:val="20"/>
-        </w:rPr>
-        <w:t>dropIndicatorClass</w:t>
-      </w:r>
-      <w:r>
-        <w:t>.</w:t>
-      </w:r>
-    </w:p>
-    <w:p>
-      <w:pPr>
-        <w:spacing w:after="60" w:line="276" w:lineRule="auto"/>
-        <w:ind w:left="360" w:hanging="240"/>
-      </w:pPr>
-      <w:r>
-        <w:t xml:space="preserve">•  </w:t>
-      </w:r>
-      <w:r>
-        <w:rPr>
-          <w:b/>
-          <w:bCs/>
-        </w:rPr>
-        <w:t>Mutators are "everywhere"-aware.</w:t>
-      </w:r>
-      <w:r>
-        <w:t xml:space="preserve"> Because a ticket can appear in the backlog and (when loaded)</w:t>
-      </w:r>
-    </w:p>
-    <w:p>
-      <w:pPr>
-        <w:spacing w:after="160" w:line="276" w:lineRule="auto"/>
-      </w:pPr>
-      <w:r>
-        <w:t xml:space="preserve">in a sprint, patches go through </w:t>
-      </w:r>
-      <w:r>
-        <w:rPr>
-          <w:rFonts w:ascii="Consolas" w:hAnsi="Consolas" w:cs="Consolas"/>
-          <w:sz w:val="20"/>
-          <w:szCs w:val="20"/>
-        </w:rPr>
-        <w:t>_patchTicketEverywhere</w:t>
-      </w:r>
-      <w:r>
-        <w:t xml:space="preserve"> / </w:t>
-      </w:r>
-      <w:r>
-        <w:rPr>
-          <w:rFonts w:ascii="Consolas" w:hAnsi="Consolas" w:cs="Consolas"/>
-          <w:sz w:val="20"/>
-          <w:szCs w:val="20"/>
-        </w:rPr>
-        <w:t>_updateTicket…Everywhere</w:t>
-      </w:r>
-      <w:r>
-        <w:t xml:space="preserve"> so both copies stay consistent without a second fetch.</w:t>
-      </w:r>
-    </w:p>
-    <w:p>
-      <w:pPr>
-        <w:spacing w:after="60" w:line="276" w:lineRule="auto"/>
-        <w:ind w:left="360" w:hanging="240"/>
-      </w:pPr>
-      <w:r>
-        <w:t xml:space="preserve">•  </w:t>
-      </w:r>
-      <w:r>
-        <w:rPr>
-          <w:b/>
-          <w:bCs/>
-        </w:rPr>
-        <w:t>Drag and drop.</w:t>
-      </w:r>
-      <w:r>
-        <w:t xml:space="preserve"> </w:t>
-      </w:r>
-      <w:r>
-        <w:rPr>
-          <w:rFonts w:ascii="Consolas" w:hAnsi="Consolas" w:cs="Consolas"/>
-          <w:sz w:val="20"/>
-          <w:szCs w:val="20"/>
-        </w:rPr>
-        <w:t>handlePageDragStart</w:t>
-      </w:r>
-      <w:r>
-        <w:t xml:space="preserve"> records the source container/ticket via DOM traversal</w:t>
-      </w:r>
-    </w:p>
-    <w:p>
-      <w:pPr>
-        <w:spacing w:after="160" w:line="276" w:lineRule="auto"/>
-      </w:pPr>
-      <w:r>
-        <w:t xml:space="preserve">(dataTransfer is empty on </w:t>
-      </w:r>
-      <w:r>
-        <w:rPr>
-          <w:rFonts w:ascii="Consolas" w:hAnsi="Consolas" w:cs="Consolas"/>
-          <w:sz w:val="20"/>
-          <w:szCs w:val="20"/>
-        </w:rPr>
-        <w:t>dragstart</w:t>
-      </w:r>
-      <w:r>
-        <w:t>). Sprint→different-sprint is blocked (</w:t>
-      </w:r>
-      <w:r>
-        <w:rPr>
-          <w:rFonts w:ascii="Consolas" w:hAnsi="Consolas" w:cs="Consolas"/>
-          <w:sz w:val="20"/>
-          <w:szCs w:val="20"/>
-        </w:rPr>
-        <w:t>dropEffect='none'</w:t>
-      </w:r>
-      <w:r>
-        <w:t xml:space="preserve">). Same-container drops route to </w:t>
-      </w:r>
-      <w:r>
-        <w:rPr>
-          <w:rFonts w:ascii="Consolas" w:hAnsi="Consolas" w:cs="Consolas"/>
-          <w:sz w:val="20"/>
-          <w:szCs w:val="20"/>
-        </w:rPr>
-        <w:t>moveTicketPosition</w:t>
-      </w:r>
-      <w:r>
-        <w:t xml:space="preserve"> (reorder); cross-container drops route to </w:t>
-      </w:r>
-      <w:r>
-        <w:rPr>
-          <w:rFonts w:ascii="Consolas" w:hAnsi="Consolas" w:cs="Consolas"/>
-          <w:sz w:val="20"/>
-          <w:szCs w:val="20"/>
-        </w:rPr>
-        <w:t>moveTicketToSprint</w:t>
-      </w:r>
-      <w:r>
-        <w:t xml:space="preserve"> / </w:t>
-      </w:r>
-      <w:r>
-        <w:rPr>
-          <w:rFonts w:ascii="Consolas" w:hAnsi="Consolas" w:cs="Consolas"/>
-          <w:sz w:val="20"/>
-          <w:szCs w:val="20"/>
-        </w:rPr>
-        <w:t>moveTicketToBacklog</w:t>
-      </w:r>
-      <w:r>
-        <w:t>. Top drop-zones allow inserting before the first item.</w:t>
-      </w:r>
-    </w:p>
-    <w:p>
-      <w:pPr>
-        <w:spacing w:after="60" w:line="276" w:lineRule="auto"/>
-        <w:ind w:left="360" w:hanging="240"/>
-      </w:pPr>
-      <w:r>
-        <w:lastRenderedPageBreak/>
-        <w:t xml:space="preserve">•  </w:t>
-      </w:r>
-      <w:r>
-        <w:rPr>
-          <w:b/>
-          <w:bCs/>
-        </w:rPr>
-        <w:t>Optimistic revert.</w:t>
-      </w:r>
-      <w:r>
-        <w:t xml:space="preserve"> On a failed status change the ticket is re-keyed (</w:t>
-      </w:r>
-      <w:r>
-        <w:rPr>
-          <w:rFonts w:ascii="Consolas" w:hAnsi="Consolas" w:cs="Consolas"/>
-          <w:sz w:val="20"/>
-          <w:szCs w:val="20"/>
-        </w:rPr>
-        <w:t>_reKeyTicket</w:t>
-      </w:r>
-      <w:r>
-        <w:t>) to force the</w:t>
-      </w:r>
-    </w:p>
-    <w:p>
-      <w:pPr>
-        <w:spacing w:after="160" w:line="276" w:lineRule="auto"/>
-      </w:pPr>
-      <w:r>
-        <w:t>combo to re-render its server value.</w:t>
-      </w:r>
-    </w:p>
-    <w:p>
-      <w:pPr>
-        <w:pStyle w:val="Heading2"/>
-      </w:pPr>
-      <w:r>
-        <w:t>6. Error Handling &amp; Loading</w:t>
-      </w:r>
-    </w:p>
-    <w:p>
-      <w:pPr>
-        <w:spacing w:after="60" w:line="276" w:lineRule="auto"/>
-        <w:ind w:left="360" w:hanging="240"/>
-      </w:pPr>
-      <w:r>
-        <w:t xml:space="preserve">•  Each imperative call sets </w:t>
-      </w:r>
-      <w:r>
-        <w:rPr>
-          <w:rFonts w:ascii="Consolas" w:hAnsi="Consolas" w:cs="Consolas"/>
-          <w:sz w:val="20"/>
-          <w:szCs w:val="20"/>
-        </w:rPr>
-        <w:t>isLoading = true</w:t>
-      </w:r>
-      <w:r>
-        <w:t xml:space="preserve">, then in </w:t>
-      </w:r>
-      <w:r>
-        <w:rPr>
-          <w:rFonts w:ascii="Consolas" w:hAnsi="Consolas" w:cs="Consolas"/>
-          <w:sz w:val="20"/>
-          <w:szCs w:val="20"/>
-        </w:rPr>
-        <w:t>finally</w:t>
-      </w:r>
-      <w:r>
-        <w:t xml:space="preserve"> resets it; </w:t>
-      </w:r>
-      <w:r>
-        <w:rPr>
-          <w:rFonts w:ascii="Consolas" w:hAnsi="Consolas" w:cs="Consolas"/>
-          <w:sz w:val="20"/>
-          <w:szCs w:val="20"/>
-        </w:rPr>
-        <w:t>success === false</w:t>
-      </w:r>
-    </w:p>
-    <w:p>
-      <w:pPr>
-        <w:spacing w:after="160" w:line="276" w:lineRule="auto"/>
-      </w:pPr>
-      <w:r>
-        <w:t xml:space="preserve">throws inside </w:t>
-      </w:r>
-      <w:r>
-        <w:rPr>
-          <w:rFonts w:ascii="Consolas" w:hAnsi="Consolas" w:cs="Consolas"/>
-          <w:sz w:val="20"/>
-          <w:szCs w:val="20"/>
-        </w:rPr>
-        <w:t>then</w:t>
-      </w:r>
-      <w:r>
-        <w:t xml:space="preserve"> so the shared </w:t>
-      </w:r>
-      <w:r>
-        <w:rPr>
-          <w:rFonts w:ascii="Consolas" w:hAnsi="Consolas" w:cs="Consolas"/>
-          <w:sz w:val="20"/>
-          <w:szCs w:val="20"/>
-        </w:rPr>
-        <w:t>catch</w:t>
-      </w:r>
-      <w:r>
-        <w:t xml:space="preserve"> toasts </w:t>
-      </w:r>
-      <w:r>
-        <w:rPr>
-          <w:rFonts w:ascii="Consolas" w:hAnsi="Consolas" w:cs="Consolas"/>
-          <w:sz w:val="20"/>
-          <w:szCs w:val="20"/>
-        </w:rPr>
-        <w:t>err.body?.message || err.message</w:t>
-      </w:r>
-      <w:r>
-        <w:t>.</w:t>
-      </w:r>
-    </w:p>
-    <w:p>
-      <w:pPr>
-        <w:spacing w:after="60" w:line="276" w:lineRule="auto"/>
-        <w:ind w:left="360" w:hanging="240"/>
-      </w:pPr>
-      <w:r>
-        <w:t xml:space="preserve">•  Page-level load failure sets </w:t>
-      </w:r>
-      <w:r>
-        <w:rPr>
-          <w:rFonts w:ascii="Consolas" w:hAnsi="Consolas" w:cs="Consolas"/>
-          <w:sz w:val="20"/>
-          <w:szCs w:val="20"/>
-        </w:rPr>
-        <w:t>errorMessage</w:t>
-      </w:r>
-      <w:r>
-        <w:t xml:space="preserve"> and hides content (</w:t>
-      </w:r>
-      <w:r>
-        <w:rPr>
-          <w:rFonts w:ascii="Consolas" w:hAnsi="Consolas" w:cs="Consolas"/>
-          <w:sz w:val="20"/>
-          <w:szCs w:val="20"/>
-        </w:rPr>
-        <w:t>shouldShowContent</w:t>
-      </w:r>
-      <w:r>
-        <w:t>).</w:t>
-      </w:r>
-    </w:p>
-    <w:p>
-      <w:pPr>
-        <w:spacing w:after="60" w:line="276" w:lineRule="auto"/>
-        <w:ind w:left="360" w:hanging="240"/>
-      </w:pPr>
-      <w:r>
-        <w:t>•  Confirmations (</w:t>
-      </w:r>
-      <w:r>
-        <w:rPr>
-          <w:rFonts w:ascii="Consolas" w:hAnsi="Consolas" w:cs="Consolas"/>
-          <w:sz w:val="20"/>
-          <w:szCs w:val="20"/>
-        </w:rPr>
-        <w:t>_confirm</w:t>
-      </w:r>
-      <w:r>
-        <w:t>) gate destructive actions (sprint delete, bulk delete) behind the</w:t>
-      </w:r>
-    </w:p>
-    <w:p>
-      <w:pPr>
-        <w:spacing w:after="160" w:line="276" w:lineRule="auto"/>
-      </w:pPr>
-      <w:r>
-        <w:t>confirmation dialog before any Apex call.</w:t>
-      </w:r>
-    </w:p>
-    <w:p>
-      <w:pPr>
-        <w:pStyle w:val="Heading2"/>
-      </w:pPr>
-      <w:r>
-        <w:t>7. Traceability (SRS → API)</w:t>
+        <w:t>4</w:t>
+      </w:r>
+      <w:r>
+        <w:t>. Traceability (SRS → API)</w:t>
       </w:r>
     </w:p>
     <w:tbl>
@@ -9225,7 +11130,15 @@
           </w:tcPr>
           <w:p>
             <w:r>
-              <w:t>FR-2 page load</w:t>
+              <w:t>FR-</w:t>
+            </w:r>
+            <w:proofErr w:type="gramStart"/>
+            <w:r>
+              <w:t>2 page</w:t>
+            </w:r>
+            <w:proofErr w:type="gramEnd"/>
+            <w:r>
+              <w:t xml:space="preserve"> load</w:t>
             </w:r>
           </w:p>
         </w:tc>
@@ -9244,6 +11157,7 @@
             <w:vAlign w:val="center"/>
           </w:tcPr>
           <w:p>
+            <w:proofErr w:type="spellStart"/>
             <w:r>
               <w:rPr>
                 <w:rFonts w:ascii="Consolas" w:hAnsi="Consolas" w:cs="Consolas"/>
@@ -9252,6 +11166,7 @@
               </w:rPr>
               <w:t>loadBacklogData</w:t>
             </w:r>
+            <w:proofErr w:type="spellEnd"/>
           </w:p>
         </w:tc>
       </w:tr>
@@ -9291,6 +11206,7 @@
             <w:vAlign w:val="center"/>
           </w:tcPr>
           <w:p>
+            <w:proofErr w:type="spellStart"/>
             <w:r>
               <w:rPr>
                 <w:rFonts w:ascii="Consolas" w:hAnsi="Consolas" w:cs="Consolas"/>
@@ -9299,9 +11215,11 @@
               </w:rPr>
               <w:t>loadBacklogTickets</w:t>
             </w:r>
+            <w:proofErr w:type="spellEnd"/>
             <w:r>
               <w:t xml:space="preserve">, </w:t>
             </w:r>
+            <w:proofErr w:type="spellStart"/>
             <w:r>
               <w:rPr>
                 <w:rFonts w:ascii="Consolas" w:hAnsi="Consolas" w:cs="Consolas"/>
@@ -9310,6 +11228,7 @@
               </w:rPr>
               <w:t>loadTicketsBySprint</w:t>
             </w:r>
+            <w:proofErr w:type="spellEnd"/>
           </w:p>
         </w:tc>
       </w:tr>
@@ -9330,7 +11249,15 @@
           </w:tcPr>
           <w:p>
             <w:r>
-              <w:t>FR-9..FR-13 sprint actions</w:t>
+              <w:t>FR-</w:t>
+            </w:r>
+            <w:proofErr w:type="gramStart"/>
+            <w:r>
+              <w:t>9..</w:t>
+            </w:r>
+            <w:proofErr w:type="gramEnd"/>
+            <w:r>
+              <w:t>FR-13 sprint actions</w:t>
             </w:r>
           </w:p>
         </w:tc>
@@ -9349,6 +11276,7 @@
             <w:vAlign w:val="center"/>
           </w:tcPr>
           <w:p>
+            <w:proofErr w:type="spellStart"/>
             <w:r>
               <w:rPr>
                 <w:rFonts w:ascii="Consolas" w:hAnsi="Consolas" w:cs="Consolas"/>
@@ -9357,9 +11285,11 @@
               </w:rPr>
               <w:t>startSprint</w:t>
             </w:r>
+            <w:proofErr w:type="spellEnd"/>
             <w:r>
               <w:t xml:space="preserve">, </w:t>
             </w:r>
+            <w:proofErr w:type="spellStart"/>
             <w:r>
               <w:rPr>
                 <w:rFonts w:ascii="Consolas" w:hAnsi="Consolas" w:cs="Consolas"/>
@@ -9368,9 +11298,11 @@
               </w:rPr>
               <w:t>completeSprint</w:t>
             </w:r>
+            <w:proofErr w:type="spellEnd"/>
             <w:r>
               <w:t xml:space="preserve">, </w:t>
             </w:r>
+            <w:proofErr w:type="spellStart"/>
             <w:r>
               <w:rPr>
                 <w:rFonts w:ascii="Consolas" w:hAnsi="Consolas" w:cs="Consolas"/>
@@ -9379,9 +11311,11 @@
               </w:rPr>
               <w:t>updateSprint</w:t>
             </w:r>
+            <w:proofErr w:type="spellEnd"/>
             <w:r>
               <w:t xml:space="preserve">, </w:t>
             </w:r>
+            <w:proofErr w:type="spellStart"/>
             <w:r>
               <w:rPr>
                 <w:rFonts w:ascii="Consolas" w:hAnsi="Consolas" w:cs="Consolas"/>
@@ -9390,6 +11324,7 @@
               </w:rPr>
               <w:t>deleteSprint</w:t>
             </w:r>
+            <w:proofErr w:type="spellEnd"/>
           </w:p>
         </w:tc>
       </w:tr>
@@ -9429,6 +11364,7 @@
             <w:vAlign w:val="center"/>
           </w:tcPr>
           <w:p>
+            <w:proofErr w:type="spellStart"/>
             <w:r>
               <w:rPr>
                 <w:rFonts w:ascii="Consolas" w:hAnsi="Consolas" w:cs="Consolas"/>
@@ -9437,9 +11373,11 @@
               </w:rPr>
               <w:t>createTicketFromBacklog</w:t>
             </w:r>
+            <w:proofErr w:type="spellEnd"/>
             <w:r>
               <w:t xml:space="preserve">, </w:t>
             </w:r>
+            <w:proofErr w:type="spellStart"/>
             <w:r>
               <w:rPr>
                 <w:rFonts w:ascii="Consolas" w:hAnsi="Consolas" w:cs="Consolas"/>
@@ -9448,6 +11386,7 @@
               </w:rPr>
               <w:t>createTicketFromSprint</w:t>
             </w:r>
+            <w:proofErr w:type="spellEnd"/>
           </w:p>
         </w:tc>
       </w:tr>
@@ -9487,6 +11426,7 @@
             <w:vAlign w:val="center"/>
           </w:tcPr>
           <w:p>
+            <w:proofErr w:type="spellStart"/>
             <w:r>
               <w:rPr>
                 <w:rFonts w:ascii="Consolas" w:hAnsi="Consolas" w:cs="Consolas"/>
@@ -9495,9 +11435,11 @@
               </w:rPr>
               <w:t>updateTicketSummary</w:t>
             </w:r>
+            <w:proofErr w:type="spellEnd"/>
             <w:r>
               <w:t xml:space="preserve">, </w:t>
             </w:r>
+            <w:proofErr w:type="spellStart"/>
             <w:r>
               <w:rPr>
                 <w:rFonts w:ascii="Consolas" w:hAnsi="Consolas" w:cs="Consolas"/>
@@ -9506,9 +11448,11 @@
               </w:rPr>
               <w:t>changeTicketState</w:t>
             </w:r>
+            <w:proofErr w:type="spellEnd"/>
             <w:r>
               <w:t xml:space="preserve">, </w:t>
             </w:r>
+            <w:proofErr w:type="spellStart"/>
             <w:r>
               <w:rPr>
                 <w:rFonts w:ascii="Consolas" w:hAnsi="Consolas" w:cs="Consolas"/>
@@ -9517,9 +11461,11 @@
               </w:rPr>
               <w:t>updateTicketPriority</w:t>
             </w:r>
+            <w:proofErr w:type="spellEnd"/>
             <w:r>
               <w:t xml:space="preserve">, </w:t>
             </w:r>
+            <w:proofErr w:type="spellStart"/>
             <w:r>
               <w:rPr>
                 <w:rFonts w:ascii="Consolas" w:hAnsi="Consolas" w:cs="Consolas"/>
@@ -9528,9 +11474,11 @@
               </w:rPr>
               <w:t>assignTicket</w:t>
             </w:r>
+            <w:proofErr w:type="spellEnd"/>
             <w:r>
               <w:t xml:space="preserve">, </w:t>
             </w:r>
+            <w:proofErr w:type="spellStart"/>
             <w:r>
               <w:rPr>
                 <w:rFonts w:ascii="Consolas" w:hAnsi="Consolas" w:cs="Consolas"/>
@@ -9539,9 +11487,11 @@
               </w:rPr>
               <w:t>updateTicketEpic</w:t>
             </w:r>
+            <w:proofErr w:type="spellEnd"/>
             <w:r>
               <w:t xml:space="preserve">, </w:t>
             </w:r>
+            <w:proofErr w:type="spellStart"/>
             <w:r>
               <w:rPr>
                 <w:rFonts w:ascii="Consolas" w:hAnsi="Consolas" w:cs="Consolas"/>
@@ -9550,6 +11500,7 @@
               </w:rPr>
               <w:t>deleteTicket</w:t>
             </w:r>
+            <w:proofErr w:type="spellEnd"/>
           </w:p>
         </w:tc>
       </w:tr>
@@ -9589,6 +11540,7 @@
             <w:vAlign w:val="center"/>
           </w:tcPr>
           <w:p>
+            <w:proofErr w:type="spellStart"/>
             <w:r>
               <w:rPr>
                 <w:rFonts w:ascii="Consolas" w:hAnsi="Consolas" w:cs="Consolas"/>
@@ -9597,9 +11549,11 @@
               </w:rPr>
               <w:t>createEpic</w:t>
             </w:r>
+            <w:proofErr w:type="spellEnd"/>
             <w:r>
               <w:t xml:space="preserve">, </w:t>
             </w:r>
+            <w:proofErr w:type="spellStart"/>
             <w:r>
               <w:rPr>
                 <w:rFonts w:ascii="Consolas" w:hAnsi="Consolas" w:cs="Consolas"/>
@@ -9608,9 +11562,11 @@
               </w:rPr>
               <w:t>updateTicketEpic</w:t>
             </w:r>
+            <w:proofErr w:type="spellEnd"/>
             <w:r>
               <w:t xml:space="preserve">, </w:t>
             </w:r>
+            <w:proofErr w:type="spellStart"/>
             <w:r>
               <w:rPr>
                 <w:rFonts w:ascii="Consolas" w:hAnsi="Consolas" w:cs="Consolas"/>
@@ -9619,6 +11575,7 @@
               </w:rPr>
               <w:t>getEpicsByProject</w:t>
             </w:r>
+            <w:proofErr w:type="spellEnd"/>
           </w:p>
         </w:tc>
       </w:tr>
@@ -9658,6 +11615,7 @@
             <w:vAlign w:val="center"/>
           </w:tcPr>
           <w:p>
+            <w:proofErr w:type="spellStart"/>
             <w:r>
               <w:rPr>
                 <w:rFonts w:ascii="Consolas" w:hAnsi="Consolas" w:cs="Consolas"/>
@@ -9666,6 +11624,7 @@
               </w:rPr>
               <w:t>deleteTickets</w:t>
             </w:r>
+            <w:proofErr w:type="spellEnd"/>
           </w:p>
         </w:tc>
       </w:tr>
@@ -9705,6 +11664,7 @@
             <w:vAlign w:val="center"/>
           </w:tcPr>
           <w:p>
+            <w:proofErr w:type="spellStart"/>
             <w:r>
               <w:rPr>
                 <w:rFonts w:ascii="Consolas" w:hAnsi="Consolas" w:cs="Consolas"/>
@@ -9713,9 +11673,11 @@
               </w:rPr>
               <w:t>createSubtask</w:t>
             </w:r>
+            <w:proofErr w:type="spellEnd"/>
             <w:r>
               <w:t xml:space="preserve">, </w:t>
             </w:r>
+            <w:proofErr w:type="spellStart"/>
             <w:r>
               <w:rPr>
                 <w:rFonts w:ascii="Consolas" w:hAnsi="Consolas" w:cs="Consolas"/>
@@ -9724,9 +11686,11 @@
               </w:rPr>
               <w:t>loadSubtasks</w:t>
             </w:r>
+            <w:proofErr w:type="spellEnd"/>
             <w:r>
               <w:t xml:space="preserve">, </w:t>
             </w:r>
+            <w:proofErr w:type="spellStart"/>
             <w:r>
               <w:rPr>
                 <w:rFonts w:ascii="Consolas" w:hAnsi="Consolas" w:cs="Consolas"/>
@@ -9735,9 +11699,11 @@
               </w:rPr>
               <w:t>updateSubtaskSummary</w:t>
             </w:r>
+            <w:proofErr w:type="spellEnd"/>
             <w:r>
               <w:t xml:space="preserve">, </w:t>
             </w:r>
+            <w:proofErr w:type="spellStart"/>
             <w:r>
               <w:rPr>
                 <w:rFonts w:ascii="Consolas" w:hAnsi="Consolas" w:cs="Consolas"/>
@@ -9746,9 +11712,11 @@
               </w:rPr>
               <w:t>assignSubtask</w:t>
             </w:r>
+            <w:proofErr w:type="spellEnd"/>
             <w:r>
               <w:t xml:space="preserve">, </w:t>
             </w:r>
+            <w:proofErr w:type="spellStart"/>
             <w:r>
               <w:rPr>
                 <w:rFonts w:ascii="Consolas" w:hAnsi="Consolas" w:cs="Consolas"/>
@@ -9757,9 +11725,11 @@
               </w:rPr>
               <w:t>deleteSubtask</w:t>
             </w:r>
+            <w:proofErr w:type="spellEnd"/>
             <w:r>
               <w:t xml:space="preserve">, </w:t>
             </w:r>
+            <w:proofErr w:type="spellStart"/>
             <w:r>
               <w:rPr>
                 <w:rFonts w:ascii="Consolas" w:hAnsi="Consolas" w:cs="Consolas"/>
@@ -9768,6 +11738,7 @@
               </w:rPr>
               <w:t>deleteSubtasks</w:t>
             </w:r>
+            <w:proofErr w:type="spellEnd"/>
           </w:p>
         </w:tc>
       </w:tr>
@@ -9788,7 +11759,15 @@
           </w:tcPr>
           <w:p>
             <w:r>
-              <w:t>FR-22..FR-24 move/reorder</w:t>
+              <w:t>FR-</w:t>
+            </w:r>
+            <w:proofErr w:type="gramStart"/>
+            <w:r>
+              <w:t>22..</w:t>
+            </w:r>
+            <w:proofErr w:type="gramEnd"/>
+            <w:r>
+              <w:t>FR-24 move/reorder</w:t>
             </w:r>
           </w:p>
         </w:tc>
@@ -9807,6 +11786,7 @@
             <w:vAlign w:val="center"/>
           </w:tcPr>
           <w:p>
+            <w:proofErr w:type="spellStart"/>
             <w:r>
               <w:rPr>
                 <w:rFonts w:ascii="Consolas" w:hAnsi="Consolas" w:cs="Consolas"/>
@@ -9815,9 +11795,11 @@
               </w:rPr>
               <w:t>moveTicketToSprint</w:t>
             </w:r>
+            <w:proofErr w:type="spellEnd"/>
             <w:r>
               <w:t xml:space="preserve">, </w:t>
             </w:r>
+            <w:proofErr w:type="spellStart"/>
             <w:r>
               <w:rPr>
                 <w:rFonts w:ascii="Consolas" w:hAnsi="Consolas" w:cs="Consolas"/>
@@ -9826,9 +11808,11 @@
               </w:rPr>
               <w:t>moveTicketToBacklog</w:t>
             </w:r>
+            <w:proofErr w:type="spellEnd"/>
             <w:r>
               <w:t xml:space="preserve">, </w:t>
             </w:r>
+            <w:proofErr w:type="spellStart"/>
             <w:r>
               <w:rPr>
                 <w:rFonts w:ascii="Consolas" w:hAnsi="Consolas" w:cs="Consolas"/>
@@ -9837,6 +11821,7 @@
               </w:rPr>
               <w:t>moveTicketPosition</w:t>
             </w:r>
+            <w:proofErr w:type="spellEnd"/>
           </w:p>
         </w:tc>
       </w:tr>
@@ -9876,6 +11861,7 @@
             <w:vAlign w:val="center"/>
           </w:tcPr>
           <w:p>
+            <w:proofErr w:type="spellStart"/>
             <w:r>
               <w:rPr>
                 <w:rFonts w:ascii="Consolas" w:hAnsi="Consolas" w:cs="Consolas"/>
@@ -9884,9 +11870,11 @@
               </w:rPr>
               <w:t>loadTicketLinkedTo</w:t>
             </w:r>
+            <w:proofErr w:type="spellEnd"/>
             <w:r>
               <w:t xml:space="preserve">, </w:t>
             </w:r>
+            <w:proofErr w:type="spellStart"/>
             <w:r>
               <w:rPr>
                 <w:rFonts w:ascii="Consolas" w:hAnsi="Consolas" w:cs="Consolas"/>
@@ -9895,9 +11883,11 @@
               </w:rPr>
               <w:t>loadTicketLinkedToType</w:t>
             </w:r>
+            <w:proofErr w:type="spellEnd"/>
             <w:r>
               <w:t xml:space="preserve">, </w:t>
             </w:r>
+            <w:proofErr w:type="spellStart"/>
             <w:r>
               <w:rPr>
                 <w:rFonts w:ascii="Consolas" w:hAnsi="Consolas" w:cs="Consolas"/>
@@ -9906,9 +11896,11 @@
               </w:rPr>
               <w:t>linkToTicket</w:t>
             </w:r>
+            <w:proofErr w:type="spellEnd"/>
             <w:r>
               <w:t xml:space="preserve">, </w:t>
             </w:r>
+            <w:proofErr w:type="spellStart"/>
             <w:r>
               <w:rPr>
                 <w:rFonts w:ascii="Consolas" w:hAnsi="Consolas" w:cs="Consolas"/>
@@ -9917,6 +11909,7 @@
               </w:rPr>
               <w:t>loadTicketBySearchTerm</w:t>
             </w:r>
+            <w:proofErr w:type="spellEnd"/>
           </w:p>
         </w:tc>
       </w:tr>
@@ -9927,7 +11920,15 @@
           </w:tcPr>
           <w:p>
             <w:r>
-              <w:t>FR-26..FR-31 ticket view panel</w:t>
+              <w:t>FR-</w:t>
+            </w:r>
+            <w:proofErr w:type="gramStart"/>
+            <w:r>
+              <w:t>26..</w:t>
+            </w:r>
+            <w:proofErr w:type="gramEnd"/>
+            <w:r>
+              <w:t>FR-31 ticket view panel</w:t>
             </w:r>
           </w:p>
         </w:tc>
@@ -9936,14 +11937,143 @@
             <w:tcW w:w="4680" w:type="dxa"/>
           </w:tcPr>
           <w:p>
-            <w:r>
-              <w:rPr>
-                <w:rFonts w:ascii="Consolas" w:hAnsi="Consolas" w:cs="Consolas"/>
-                <w:sz w:val="20"/>
-                <w:szCs w:val="20"/>
-              </w:rPr>
-              <w:t>updateTicketSummary, changeTicketState, updateTicketDescription, loadTicketLinkedTo, loadTicketBySearchTerm, linkToTicket, loadSubtasks, createSubtask</w:t>
-            </w:r>
+            <w:proofErr w:type="spellStart"/>
+            <w:r>
+              <w:rPr>
+                <w:rFonts w:ascii="Consolas" w:hAnsi="Consolas" w:cs="Consolas"/>
+                <w:sz w:val="20"/>
+                <w:szCs w:val="20"/>
+              </w:rPr>
+              <w:t>updateTicketSummary</w:t>
+            </w:r>
+            <w:proofErr w:type="spellEnd"/>
+            <w:r>
+              <w:rPr>
+                <w:rFonts w:ascii="Consolas" w:hAnsi="Consolas" w:cs="Consolas"/>
+                <w:sz w:val="20"/>
+                <w:szCs w:val="20"/>
+              </w:rPr>
+              <w:t xml:space="preserve">, </w:t>
+            </w:r>
+            <w:proofErr w:type="spellStart"/>
+            <w:r>
+              <w:rPr>
+                <w:rFonts w:ascii="Consolas" w:hAnsi="Consolas" w:cs="Consolas"/>
+                <w:sz w:val="20"/>
+                <w:szCs w:val="20"/>
+              </w:rPr>
+              <w:t>changeTicketState</w:t>
+            </w:r>
+            <w:proofErr w:type="spellEnd"/>
+            <w:r>
+              <w:rPr>
+                <w:rFonts w:ascii="Consolas" w:hAnsi="Consolas" w:cs="Consolas"/>
+                <w:sz w:val="20"/>
+                <w:szCs w:val="20"/>
+              </w:rPr>
+              <w:t xml:space="preserve">, </w:t>
+            </w:r>
+            <w:proofErr w:type="spellStart"/>
+            <w:r>
+              <w:rPr>
+                <w:rFonts w:ascii="Consolas" w:hAnsi="Consolas" w:cs="Consolas"/>
+                <w:sz w:val="20"/>
+                <w:szCs w:val="20"/>
+              </w:rPr>
+              <w:t>updateTicketDescription</w:t>
+            </w:r>
+            <w:proofErr w:type="spellEnd"/>
+            <w:r>
+              <w:rPr>
+                <w:rFonts w:ascii="Consolas" w:hAnsi="Consolas" w:cs="Consolas"/>
+                <w:sz w:val="20"/>
+                <w:szCs w:val="20"/>
+              </w:rPr>
+              <w:t xml:space="preserve">, </w:t>
+            </w:r>
+            <w:proofErr w:type="spellStart"/>
+            <w:r>
+              <w:rPr>
+                <w:rFonts w:ascii="Consolas" w:hAnsi="Consolas" w:cs="Consolas"/>
+                <w:sz w:val="20"/>
+                <w:szCs w:val="20"/>
+              </w:rPr>
+              <w:t>loadTicketLinkedTo</w:t>
+            </w:r>
+            <w:proofErr w:type="spellEnd"/>
+            <w:r>
+              <w:rPr>
+                <w:rFonts w:ascii="Consolas" w:hAnsi="Consolas" w:cs="Consolas"/>
+                <w:sz w:val="20"/>
+                <w:szCs w:val="20"/>
+              </w:rPr>
+              <w:t xml:space="preserve">, </w:t>
+            </w:r>
+            <w:proofErr w:type="spellStart"/>
+            <w:r>
+              <w:rPr>
+                <w:rFonts w:ascii="Consolas" w:hAnsi="Consolas" w:cs="Consolas"/>
+                <w:sz w:val="20"/>
+                <w:szCs w:val="20"/>
+              </w:rPr>
+              <w:lastRenderedPageBreak/>
+              <w:t>loadTicketBySearchTerm</w:t>
+            </w:r>
+            <w:proofErr w:type="spellEnd"/>
+            <w:r>
+              <w:rPr>
+                <w:rFonts w:ascii="Consolas" w:hAnsi="Consolas" w:cs="Consolas"/>
+                <w:sz w:val="20"/>
+                <w:szCs w:val="20"/>
+              </w:rPr>
+              <w:t xml:space="preserve">, </w:t>
+            </w:r>
+            <w:proofErr w:type="spellStart"/>
+            <w:r>
+              <w:rPr>
+                <w:rFonts w:ascii="Consolas" w:hAnsi="Consolas" w:cs="Consolas"/>
+                <w:sz w:val="20"/>
+                <w:szCs w:val="20"/>
+              </w:rPr>
+              <w:t>linkToTicket</w:t>
+            </w:r>
+            <w:proofErr w:type="spellEnd"/>
+            <w:r>
+              <w:rPr>
+                <w:rFonts w:ascii="Consolas" w:hAnsi="Consolas" w:cs="Consolas"/>
+                <w:sz w:val="20"/>
+                <w:szCs w:val="20"/>
+              </w:rPr>
+              <w:t xml:space="preserve">, </w:t>
+            </w:r>
+            <w:proofErr w:type="spellStart"/>
+            <w:r>
+              <w:rPr>
+                <w:rFonts w:ascii="Consolas" w:hAnsi="Consolas" w:cs="Consolas"/>
+                <w:sz w:val="20"/>
+                <w:szCs w:val="20"/>
+              </w:rPr>
+              <w:t>loadSubtasks</w:t>
+            </w:r>
+            <w:proofErr w:type="spellEnd"/>
+            <w:r>
+              <w:rPr>
+                <w:rFonts w:ascii="Consolas" w:hAnsi="Consolas" w:cs="Consolas"/>
+                <w:sz w:val="20"/>
+                <w:szCs w:val="20"/>
+              </w:rPr>
+              <w:t xml:space="preserve">, </w:t>
+            </w:r>
+            <w:proofErr w:type="spellStart"/>
+            <w:r>
+              <w:rPr>
+                <w:rFonts w:ascii="Consolas" w:hAnsi="Consolas" w:cs="Consolas"/>
+                <w:sz w:val="20"/>
+                <w:szCs w:val="20"/>
+              </w:rPr>
+              <w:t>createSubtask</w:t>
+            </w:r>
+            <w:proofErr w:type="spellEnd"/>
           </w:p>
         </w:tc>
       </w:tr>
@@ -9953,6 +12083,7 @@
         <w:spacing w:after="120"/>
       </w:pPr>
       <w:r>
+        <w:lastRenderedPageBreak/>
         <w:tab/>
       </w:r>
     </w:p>
